--- a/hackathon/01_PRD.docx
+++ b/hackathon/01_PRD.docx
@@ -4,60 +4,55 @@
   <w:body>
     <w:p>
       <w:pPr>
-        <w:spacing w:before="280" w:after="120"/>
+        <w:pStyle w:val="Title"/>
       </w:pPr>
       <w:r>
         <w:rPr>
+          <w:rFonts w:ascii="Calibri" w:hAnsi="Calibri"/>
           <w:b/>
-          <w:color w:val="0F172A"/>
-          <w:sz w:val="44"/>
+          <w:color w:val="000000"/>
+          <w:sz w:val="40"/>
         </w:rPr>
         <w:t>Product Requirements Document (PRD)</w:t>
       </w:r>
     </w:p>
     <w:p>
       <w:pPr>
-        <w:spacing w:before="240" w:after="80"/>
+        <w:pStyle w:val="Heading1"/>
       </w:pPr>
       <w:r>
         <w:rPr>
+          <w:rFonts w:ascii="Calibri" w:hAnsi="Calibri"/>
           <w:b/>
-          <w:color w:val="1E3A8A"/>
-          <w:sz w:val="32"/>
+          <w:color w:val="000000"/>
+          <w:sz w:val="30"/>
         </w:rPr>
         <w:t>AI-Driven Adaptive Learning Platform</w:t>
       </w:r>
     </w:p>
     <w:tbl>
       <w:tblPr>
+        <w:tblStyle w:val="TableGrid"/>
         <w:tblW w:type="auto" w:w="0"/>
-        <w:jc w:val="center"/>
         <w:tblLook w:firstColumn="1" w:firstRow="1" w:lastColumn="0" w:lastRow="0" w:noHBand="0" w:noVBand="1" w:val="04A0"/>
       </w:tblPr>
       <w:tblGrid>
-        <w:gridCol w:w="4968"/>
-        <w:gridCol w:w="4968"/>
+        <w:gridCol w:w="4320"/>
+        <w:gridCol w:w="4320"/>
       </w:tblGrid>
       <w:tr>
         <w:tc>
           <w:tcPr>
-            <w:tcW w:type="dxa" w:w="4968"/>
-            <w:tcMar>
-              <w:top w:w="120" w:type="dxa"/>
-              <w:bottom w:w="120" w:type="dxa"/>
-              <w:left w:w="180" w:type="dxa"/>
-              <w:right w:w="180" w:type="dxa"/>
-            </w:tcMar>
-            <w:shd w:fill="0F172A"/>
+            <w:tcW w:type="dxa" w:w="4320"/>
+            <w:shd w:val="clear" w:fill="E7E6E6"/>
           </w:tcPr>
           <w:p>
-            <w:pPr>
-              <w:spacing w:before="40" w:after="40"/>
-            </w:pPr>
+            <w:r/>
             <w:r>
               <w:rPr>
+                <w:rFonts w:ascii="Calibri" w:hAnsi="Calibri"/>
                 <w:b/>
-                <w:color w:val="F8FAFC"/>
+                <w:color w:val="111111"/>
                 <w:sz w:val="20"/>
               </w:rPr>
               <w:t>Field</w:t>
@@ -66,23 +61,16 @@
         </w:tc>
         <w:tc>
           <w:tcPr>
-            <w:tcW w:type="dxa" w:w="4968"/>
-            <w:tcMar>
-              <w:top w:w="120" w:type="dxa"/>
-              <w:bottom w:w="120" w:type="dxa"/>
-              <w:left w:w="180" w:type="dxa"/>
-              <w:right w:w="180" w:type="dxa"/>
-            </w:tcMar>
-            <w:shd w:fill="0F172A"/>
+            <w:tcW w:type="dxa" w:w="4320"/>
+            <w:shd w:val="clear" w:fill="E7E6E6"/>
           </w:tcPr>
           <w:p>
-            <w:pPr>
-              <w:spacing w:before="40" w:after="40"/>
-            </w:pPr>
+            <w:r/>
             <w:r>
               <w:rPr>
+                <w:rFonts w:ascii="Calibri" w:hAnsi="Calibri"/>
                 <w:b/>
-                <w:color w:val="F8FAFC"/>
+                <w:color w:val="111111"/>
                 <w:sz w:val="20"/>
               </w:rPr>
               <w:t>Detail</w:t>
@@ -93,47 +81,33 @@
       <w:tr>
         <w:tc>
           <w:tcPr>
-            <w:tcW w:type="dxa" w:w="4968"/>
-            <w:tcMar>
-              <w:top w:w="120" w:type="dxa"/>
-              <w:bottom w:w="120" w:type="dxa"/>
-              <w:left w:w="180" w:type="dxa"/>
-              <w:right w:w="180" w:type="dxa"/>
-            </w:tcMar>
-            <w:shd w:fill="F8FAFC"/>
+            <w:tcW w:type="dxa" w:w="4320"/>
           </w:tcPr>
           <w:p>
-            <w:pPr>
-              <w:spacing w:before="40" w:after="40"/>
-            </w:pPr>
+            <w:r/>
             <w:r>
               <w:rPr>
-                <w:color w:val="1E293B"/>
-                <w:sz w:val="19"/>
+                <w:rFonts w:ascii="Calibri" w:hAnsi="Calibri"/>
+                <w:b/>
+                <w:color w:val="111111"/>
+                <w:sz w:val="20"/>
               </w:rPr>
-              <w:t>**Document ID**</w:t>
+              <w:t>Document ID</w:t>
             </w:r>
           </w:p>
         </w:tc>
         <w:tc>
           <w:tcPr>
-            <w:tcW w:type="dxa" w:w="4968"/>
-            <w:tcMar>
-              <w:top w:w="120" w:type="dxa"/>
-              <w:bottom w:w="120" w:type="dxa"/>
-              <w:left w:w="180" w:type="dxa"/>
-              <w:right w:w="180" w:type="dxa"/>
-            </w:tcMar>
-            <w:shd w:fill="F8FAFC"/>
+            <w:tcW w:type="dxa" w:w="4320"/>
           </w:tcPr>
           <w:p>
-            <w:pPr>
-              <w:spacing w:before="40" w:after="40"/>
-            </w:pPr>
+            <w:r/>
             <w:r>
               <w:rPr>
-                <w:color w:val="1E293B"/>
-                <w:sz w:val="19"/>
+                <w:rFonts w:ascii="Calibri" w:hAnsi="Calibri"/>
+                <w:b w:val="0"/>
+                <w:color w:val="111111"/>
+                <w:sz w:val="20"/>
               </w:rPr>
               <w:t>01_PRD</w:t>
             </w:r>
@@ -143,49 +117,35 @@
       <w:tr>
         <w:tc>
           <w:tcPr>
-            <w:tcW w:type="dxa" w:w="4968"/>
-            <w:tcMar>
-              <w:top w:w="120" w:type="dxa"/>
-              <w:bottom w:w="120" w:type="dxa"/>
-              <w:left w:w="180" w:type="dxa"/>
-              <w:right w:w="180" w:type="dxa"/>
-            </w:tcMar>
-            <w:shd w:fill="FFFFFF"/>
+            <w:tcW w:type="dxa" w:w="4320"/>
           </w:tcPr>
           <w:p>
-            <w:pPr>
-              <w:spacing w:before="40" w:after="40"/>
-            </w:pPr>
+            <w:r/>
             <w:r>
               <w:rPr>
-                <w:color w:val="1E293B"/>
-                <w:sz w:val="19"/>
+                <w:rFonts w:ascii="Calibri" w:hAnsi="Calibri"/>
+                <w:b/>
+                <w:color w:val="111111"/>
+                <w:sz w:val="20"/>
               </w:rPr>
-              <w:t>**Version**</w:t>
+              <w:t>Version</w:t>
             </w:r>
           </w:p>
         </w:tc>
         <w:tc>
           <w:tcPr>
-            <w:tcW w:type="dxa" w:w="4968"/>
-            <w:tcMar>
-              <w:top w:w="120" w:type="dxa"/>
-              <w:bottom w:w="120" w:type="dxa"/>
-              <w:left w:w="180" w:type="dxa"/>
-              <w:right w:w="180" w:type="dxa"/>
-            </w:tcMar>
-            <w:shd w:fill="FFFFFF"/>
+            <w:tcW w:type="dxa" w:w="4320"/>
           </w:tcPr>
           <w:p>
-            <w:pPr>
-              <w:spacing w:before="40" w:after="40"/>
-            </w:pPr>
+            <w:r/>
             <w:r>
               <w:rPr>
-                <w:color w:val="1E293B"/>
-                <w:sz w:val="19"/>
+                <w:rFonts w:ascii="Calibri" w:hAnsi="Calibri"/>
+                <w:b w:val="0"/>
+                <w:color w:val="111111"/>
+                <w:sz w:val="20"/>
               </w:rPr>
-              <w:t>1.1</w:t>
+              <w:t>1.2</w:t>
             </w:r>
           </w:p>
         </w:tc>
@@ -193,49 +153,35 @@
       <w:tr>
         <w:tc>
           <w:tcPr>
-            <w:tcW w:type="dxa" w:w="4968"/>
-            <w:tcMar>
-              <w:top w:w="120" w:type="dxa"/>
-              <w:bottom w:w="120" w:type="dxa"/>
-              <w:left w:w="180" w:type="dxa"/>
-              <w:right w:w="180" w:type="dxa"/>
-            </w:tcMar>
-            <w:shd w:fill="F8FAFC"/>
+            <w:tcW w:type="dxa" w:w="4320"/>
           </w:tcPr>
           <w:p>
-            <w:pPr>
-              <w:spacing w:before="40" w:after="40"/>
-            </w:pPr>
+            <w:r/>
             <w:r>
               <w:rPr>
-                <w:color w:val="1E293B"/>
-                <w:sz w:val="19"/>
+                <w:rFonts w:ascii="Calibri" w:hAnsi="Calibri"/>
+                <w:b/>
+                <w:color w:val="111111"/>
+                <w:sz w:val="20"/>
               </w:rPr>
-              <w:t>**Date**</w:t>
+              <w:t>Date</w:t>
             </w:r>
           </w:p>
         </w:tc>
         <w:tc>
           <w:tcPr>
-            <w:tcW w:type="dxa" w:w="4968"/>
-            <w:tcMar>
-              <w:top w:w="120" w:type="dxa"/>
-              <w:bottom w:w="120" w:type="dxa"/>
-              <w:left w:w="180" w:type="dxa"/>
-              <w:right w:w="180" w:type="dxa"/>
-            </w:tcMar>
-            <w:shd w:fill="F8FAFC"/>
+            <w:tcW w:type="dxa" w:w="4320"/>
           </w:tcPr>
           <w:p>
-            <w:pPr>
-              <w:spacing w:before="40" w:after="40"/>
-            </w:pPr>
+            <w:r/>
             <w:r>
               <w:rPr>
-                <w:color w:val="1E293B"/>
-                <w:sz w:val="19"/>
+                <w:rFonts w:ascii="Calibri" w:hAnsi="Calibri"/>
+                <w:b w:val="0"/>
+                <w:color w:val="111111"/>
+                <w:sz w:val="20"/>
               </w:rPr>
-              <w:t>2026-08-29</w:t>
+              <w:t>2026-10-02</w:t>
             </w:r>
           </w:p>
         </w:tc>
@@ -243,47 +189,33 @@
       <w:tr>
         <w:tc>
           <w:tcPr>
-            <w:tcW w:type="dxa" w:w="4968"/>
-            <w:tcMar>
-              <w:top w:w="120" w:type="dxa"/>
-              <w:bottom w:w="120" w:type="dxa"/>
-              <w:left w:w="180" w:type="dxa"/>
-              <w:right w:w="180" w:type="dxa"/>
-            </w:tcMar>
-            <w:shd w:fill="FFFFFF"/>
+            <w:tcW w:type="dxa" w:w="4320"/>
           </w:tcPr>
           <w:p>
-            <w:pPr>
-              <w:spacing w:before="40" w:after="40"/>
-            </w:pPr>
+            <w:r/>
             <w:r>
               <w:rPr>
-                <w:color w:val="1E293B"/>
-                <w:sz w:val="19"/>
+                <w:rFonts w:ascii="Calibri" w:hAnsi="Calibri"/>
+                <w:b/>
+                <w:color w:val="111111"/>
+                <w:sz w:val="20"/>
               </w:rPr>
-              <w:t>**Author**</w:t>
+              <w:t>Author</w:t>
             </w:r>
           </w:p>
         </w:tc>
         <w:tc>
           <w:tcPr>
-            <w:tcW w:type="dxa" w:w="4968"/>
-            <w:tcMar>
-              <w:top w:w="120" w:type="dxa"/>
-              <w:bottom w:w="120" w:type="dxa"/>
-              <w:left w:w="180" w:type="dxa"/>
-              <w:right w:w="180" w:type="dxa"/>
-            </w:tcMar>
-            <w:shd w:fill="FFFFFF"/>
+            <w:tcW w:type="dxa" w:w="4320"/>
           </w:tcPr>
           <w:p>
-            <w:pPr>
-              <w:spacing w:before="40" w:after="40"/>
-            </w:pPr>
+            <w:r/>
             <w:r>
               <w:rPr>
-                <w:color w:val="1E293B"/>
-                <w:sz w:val="19"/>
+                <w:rFonts w:ascii="Calibri" w:hAnsi="Calibri"/>
+                <w:b w:val="0"/>
+                <w:color w:val="111111"/>
+                <w:sz w:val="20"/>
               </w:rPr>
               <w:t>Syed Azan Mehdi Shah</w:t>
             </w:r>
@@ -293,47 +225,33 @@
       <w:tr>
         <w:tc>
           <w:tcPr>
-            <w:tcW w:type="dxa" w:w="4968"/>
-            <w:tcMar>
-              <w:top w:w="120" w:type="dxa"/>
-              <w:bottom w:w="120" w:type="dxa"/>
-              <w:left w:w="180" w:type="dxa"/>
-              <w:right w:w="180" w:type="dxa"/>
-            </w:tcMar>
-            <w:shd w:fill="F8FAFC"/>
+            <w:tcW w:type="dxa" w:w="4320"/>
           </w:tcPr>
           <w:p>
-            <w:pPr>
-              <w:spacing w:before="40" w:after="40"/>
-            </w:pPr>
+            <w:r/>
             <w:r>
               <w:rPr>
-                <w:color w:val="1E293B"/>
-                <w:sz w:val="19"/>
+                <w:rFonts w:ascii="Calibri" w:hAnsi="Calibri"/>
+                <w:b/>
+                <w:color w:val="111111"/>
+                <w:sz w:val="20"/>
               </w:rPr>
-              <w:t>**Status**</w:t>
+              <w:t>Status</w:t>
             </w:r>
           </w:p>
         </w:tc>
         <w:tc>
           <w:tcPr>
-            <w:tcW w:type="dxa" w:w="4968"/>
-            <w:tcMar>
-              <w:top w:w="120" w:type="dxa"/>
-              <w:bottom w:w="120" w:type="dxa"/>
-              <w:left w:w="180" w:type="dxa"/>
-              <w:right w:w="180" w:type="dxa"/>
-            </w:tcMar>
-            <w:shd w:fill="F8FAFC"/>
+            <w:tcW w:type="dxa" w:w="4320"/>
           </w:tcPr>
           <w:p>
-            <w:pPr>
-              <w:spacing w:before="40" w:after="40"/>
-            </w:pPr>
+            <w:r/>
             <w:r>
               <w:rPr>
-                <w:color w:val="1E293B"/>
-                <w:sz w:val="19"/>
+                <w:rFonts w:ascii="Calibri" w:hAnsi="Calibri"/>
+                <w:b w:val="0"/>
+                <w:color w:val="111111"/>
+                <w:sz w:val="20"/>
               </w:rPr>
               <w:t>Implemented (MVP shipped)</w:t>
             </w:r>
@@ -343,47 +261,33 @@
       <w:tr>
         <w:tc>
           <w:tcPr>
-            <w:tcW w:type="dxa" w:w="4968"/>
-            <w:tcMar>
-              <w:top w:w="120" w:type="dxa"/>
-              <w:bottom w:w="120" w:type="dxa"/>
-              <w:left w:w="180" w:type="dxa"/>
-              <w:right w:w="180" w:type="dxa"/>
-            </w:tcMar>
-            <w:shd w:fill="FFFFFF"/>
+            <w:tcW w:type="dxa" w:w="4320"/>
           </w:tcPr>
           <w:p>
-            <w:pPr>
-              <w:spacing w:before="40" w:after="40"/>
-            </w:pPr>
+            <w:r/>
             <w:r>
               <w:rPr>
-                <w:color w:val="1E293B"/>
-                <w:sz w:val="19"/>
+                <w:rFonts w:ascii="Calibri" w:hAnsi="Calibri"/>
+                <w:b/>
+                <w:color w:val="111111"/>
+                <w:sz w:val="20"/>
               </w:rPr>
-              <w:t>**Product Name**</w:t>
+              <w:t>Product Name</w:t>
             </w:r>
           </w:p>
         </w:tc>
         <w:tc>
           <w:tcPr>
-            <w:tcW w:type="dxa" w:w="4968"/>
-            <w:tcMar>
-              <w:top w:w="120" w:type="dxa"/>
-              <w:bottom w:w="120" w:type="dxa"/>
-              <w:left w:w="180" w:type="dxa"/>
-              <w:right w:w="180" w:type="dxa"/>
-            </w:tcMar>
-            <w:shd w:fill="FFFFFF"/>
+            <w:tcW w:type="dxa" w:w="4320"/>
           </w:tcPr>
           <w:p>
-            <w:pPr>
-              <w:spacing w:before="40" w:after="40"/>
-            </w:pPr>
+            <w:r/>
             <w:r>
               <w:rPr>
-                <w:color w:val="1E293B"/>
-                <w:sz w:val="19"/>
+                <w:rFonts w:ascii="Calibri" w:hAnsi="Calibri"/>
+                <w:b w:val="0"/>
+                <w:color w:val="111111"/>
+                <w:sz w:val="20"/>
               </w:rPr>
               <w:t>AI-Driven Adaptive Learning Platform</w:t>
             </w:r>
@@ -393,47 +297,33 @@
       <w:tr>
         <w:tc>
           <w:tcPr>
-            <w:tcW w:type="dxa" w:w="4968"/>
-            <w:tcMar>
-              <w:top w:w="120" w:type="dxa"/>
-              <w:bottom w:w="120" w:type="dxa"/>
-              <w:left w:w="180" w:type="dxa"/>
-              <w:right w:w="180" w:type="dxa"/>
-            </w:tcMar>
-            <w:shd w:fill="F8FAFC"/>
+            <w:tcW w:type="dxa" w:w="4320"/>
           </w:tcPr>
           <w:p>
-            <w:pPr>
-              <w:spacing w:before="40" w:after="40"/>
-            </w:pPr>
+            <w:r/>
             <w:r>
               <w:rPr>
-                <w:color w:val="1E293B"/>
-                <w:sz w:val="19"/>
+                <w:rFonts w:ascii="Calibri" w:hAnsi="Calibri"/>
+                <w:b/>
+                <w:color w:val="111111"/>
+                <w:sz w:val="20"/>
               </w:rPr>
-              <w:t>**Platform Type**</w:t>
+              <w:t>Platform Type</w:t>
             </w:r>
           </w:p>
         </w:tc>
         <w:tc>
           <w:tcPr>
-            <w:tcW w:type="dxa" w:w="4968"/>
-            <w:tcMar>
-              <w:top w:w="120" w:type="dxa"/>
-              <w:bottom w:w="120" w:type="dxa"/>
-              <w:left w:w="180" w:type="dxa"/>
-              <w:right w:w="180" w:type="dxa"/>
-            </w:tcMar>
-            <w:shd w:fill="F8FAFC"/>
+            <w:tcW w:type="dxa" w:w="4320"/>
           </w:tcPr>
           <w:p>
-            <w:pPr>
-              <w:spacing w:before="40" w:after="40"/>
-            </w:pPr>
+            <w:r/>
             <w:r>
               <w:rPr>
-                <w:color w:val="1E293B"/>
-                <w:sz w:val="19"/>
+                <w:rFonts w:ascii="Calibri" w:hAnsi="Calibri"/>
+                <w:b w:val="0"/>
+                <w:color w:val="111111"/>
+                <w:sz w:val="20"/>
               </w:rPr>
               <w:t>Personalized, AI-tutored education platform for Computer Science &amp; Software Development</w:t>
             </w:r>
@@ -444,72 +334,218 @@
     <w:p/>
     <w:p>
       <w:pPr>
-        <w:spacing w:before="240" w:after="80"/>
+        <w:pStyle w:val="Heading1"/>
       </w:pPr>
       <w:r>
         <w:rPr>
+          <w:rFonts w:ascii="Calibri" w:hAnsi="Calibri"/>
           <w:b/>
-          <w:color w:val="1E3A8A"/>
-          <w:sz w:val="32"/>
+          <w:color w:val="000000"/>
+          <w:sz w:val="30"/>
         </w:rPr>
         <w:t>1. Executive Summary &amp; Problem Statement</w:t>
       </w:r>
     </w:p>
     <w:p>
       <w:pPr>
-        <w:spacing w:before="200" w:after="60"/>
+        <w:pStyle w:val="Heading2"/>
       </w:pPr>
       <w:r>
         <w:rPr>
+          <w:rFonts w:ascii="Calibri" w:hAnsi="Calibri"/>
           <w:b/>
-          <w:color w:val="2563EB"/>
-          <w:sz w:val="26"/>
+          <w:color w:val="000000"/>
+          <w:sz w:val="25"/>
         </w:rPr>
         <w:t>1.1 Executive Summary</w:t>
       </w:r>
     </w:p>
     <w:p>
-      <w:pPr>
-        <w:spacing w:before="40" w:after="80"/>
-      </w:pPr>
       <w:r>
         <w:rPr>
-          <w:sz w:val="21"/>
+          <w:rFonts w:ascii="Calibri" w:hAnsi="Calibri"/>
+          <w:b w:val="0"/>
+          <w:color w:val="111111"/>
+          <w:sz w:val="22"/>
         </w:rPr>
-        <w:t>The AI-Driven Adaptive Learning Platform is a personalized educational product that teaches computer science and software development. Instead of a one-size-fits-all curriculum, it acts as a **dynamic AI tutor** that adapts its teaching style, difficulty, and pacing to the exact background of each individual student.</w:t>
+        <w:t xml:space="preserve">The AI-Driven Adaptive Learning Platform is a personalized educational product that teaches computer science and software development. Instead of a one-size-fits-all curriculum, it acts as a </w:t>
+      </w:r>
+      <w:r>
+        <w:rPr>
+          <w:rFonts w:ascii="Calibri" w:hAnsi="Calibri"/>
+          <w:b/>
+          <w:color w:val="111111"/>
+          <w:sz w:val="22"/>
+        </w:rPr>
+        <w:t>dynamic AI tutor</w:t>
+      </w:r>
+      <w:r>
+        <w:rPr>
+          <w:rFonts w:ascii="Calibri" w:hAnsi="Calibri"/>
+          <w:b w:val="0"/>
+          <w:color w:val="111111"/>
+          <w:sz w:val="22"/>
+        </w:rPr>
+        <w:t xml:space="preserve"> that adapts its teaching style, difficulty, and pacing to the exact background of each individual student.</w:t>
+      </w:r>
+    </w:p>
+    <w:p>
+      <w:r>
+        <w:rPr>
+          <w:rFonts w:ascii="Calibri" w:hAnsi="Calibri"/>
+          <w:b w:val="0"/>
+          <w:color w:val="111111"/>
+          <w:sz w:val="22"/>
+        </w:rPr>
+        <w:t xml:space="preserve">The platform is built on the </w:t>
+      </w:r>
+      <w:r>
+        <w:rPr>
+          <w:rFonts w:ascii="Calibri" w:hAnsi="Calibri"/>
+          <w:b/>
+          <w:color w:val="111111"/>
+          <w:sz w:val="22"/>
+        </w:rPr>
+        <w:t>MERN stack</w:t>
+      </w:r>
+      <w:r>
+        <w:rPr>
+          <w:rFonts w:ascii="Calibri" w:hAnsi="Calibri"/>
+          <w:b w:val="0"/>
+          <w:color w:val="111111"/>
+          <w:sz w:val="22"/>
+        </w:rPr>
+        <w:t xml:space="preserve"> (MongoDB, Express.js, React.js, Node.js) with a strict </w:t>
+      </w:r>
+      <w:r>
+        <w:rPr>
+          <w:rFonts w:ascii="Calibri" w:hAnsi="Calibri"/>
+          <w:b/>
+          <w:color w:val="111111"/>
+          <w:sz w:val="22"/>
+        </w:rPr>
+        <w:t>MVC architecture</w:t>
+      </w:r>
+      <w:r>
+        <w:rPr>
+          <w:rFonts w:ascii="Calibri" w:hAnsi="Calibri"/>
+          <w:b w:val="0"/>
+          <w:color w:val="111111"/>
+          <w:sz w:val="22"/>
+        </w:rPr>
+        <w:t xml:space="preserve"> and a dedicated </w:t>
+      </w:r>
+      <w:r>
+        <w:rPr>
+          <w:rFonts w:ascii="Consolas" w:hAnsi="Consolas"/>
+          <w:color w:val="333333"/>
+          <w:sz w:val="20"/>
+        </w:rPr>
+        <w:t>/services</w:t>
+      </w:r>
+      <w:r>
+        <w:rPr>
+          <w:rFonts w:ascii="Calibri" w:hAnsi="Calibri"/>
+          <w:b w:val="0"/>
+          <w:color w:val="111111"/>
+          <w:sz w:val="22"/>
+        </w:rPr>
+        <w:t xml:space="preserve"> layer so that AI orchestration is fully decoupled from standard web traffic. The AI engine is powered by the official </w:t>
+      </w:r>
+      <w:r>
+        <w:rPr>
+          <w:rFonts w:ascii="Calibri" w:hAnsi="Calibri"/>
+          <w:b/>
+          <w:color w:val="111111"/>
+          <w:sz w:val="22"/>
+        </w:rPr>
+        <w:t>`@google/genai` SDK</w:t>
+      </w:r>
+      <w:r>
+        <w:rPr>
+          <w:rFonts w:ascii="Calibri" w:hAnsi="Calibri"/>
+          <w:b w:val="0"/>
+          <w:color w:val="111111"/>
+          <w:sz w:val="22"/>
+        </w:rPr>
+        <w:t xml:space="preserve"> (Gemini 2.5 / 3.7 Flash models), relying heavily on </w:t>
+      </w:r>
+      <w:r>
+        <w:rPr>
+          <w:rFonts w:ascii="Calibri" w:hAnsi="Calibri"/>
+          <w:b/>
+          <w:color w:val="111111"/>
+          <w:sz w:val="22"/>
+        </w:rPr>
+        <w:t>JSON Structured Outputs</w:t>
+      </w:r>
+      <w:r>
+        <w:rPr>
+          <w:rFonts w:ascii="Calibri" w:hAnsi="Calibri"/>
+          <w:b w:val="0"/>
+          <w:color w:val="111111"/>
+          <w:sz w:val="22"/>
+        </w:rPr>
+        <w:t xml:space="preserve"> so grading and feedback persist seamlessly into MongoDB. Security is enforced through </w:t>
+      </w:r>
+      <w:r>
+        <w:rPr>
+          <w:rFonts w:ascii="Calibri" w:hAnsi="Calibri"/>
+          <w:b/>
+          <w:color w:val="111111"/>
+          <w:sz w:val="22"/>
+        </w:rPr>
+        <w:t>JWT authentication</w:t>
+      </w:r>
+      <w:r>
+        <w:rPr>
+          <w:rFonts w:ascii="Calibri" w:hAnsi="Calibri"/>
+          <w:b w:val="0"/>
+          <w:color w:val="111111"/>
+          <w:sz w:val="22"/>
+        </w:rPr>
+        <w:t xml:space="preserve"> combined with strict </w:t>
+      </w:r>
+      <w:r>
+        <w:rPr>
+          <w:rFonts w:ascii="Calibri" w:hAnsi="Calibri"/>
+          <w:b/>
+          <w:color w:val="111111"/>
+          <w:sz w:val="22"/>
+        </w:rPr>
+        <w:t>Role-Based Access Control (RBAC)</w:t>
+      </w:r>
+      <w:r>
+        <w:rPr>
+          <w:rFonts w:ascii="Calibri" w:hAnsi="Calibri"/>
+          <w:b w:val="0"/>
+          <w:color w:val="111111"/>
+          <w:sz w:val="22"/>
+        </w:rPr>
+        <w:t xml:space="preserve"> middleware.</w:t>
       </w:r>
     </w:p>
     <w:p>
       <w:pPr>
-        <w:spacing w:before="40" w:after="80"/>
+        <w:pStyle w:val="Heading2"/>
       </w:pPr>
       <w:r>
         <w:rPr>
-          <w:sz w:val="21"/>
-        </w:rPr>
-        <w:t>The platform is built on the **MERN stack** (MongoDB, Express.js, React.js, Node.js) with a strict **MVC architecture** and a dedicated `/services` layer so that AI orchestration is fully decoupled from standard web traffic. The AI engine is powered by the official **`@google/genai` SDK** (Gemini 2.5 / 3.7 Flash models), relying heavily on **JSON Structured Outputs** so grading and feedback persist seamlessly into MongoDB. Security is enforced through **JWT authentication** combined with strict **Role-Based Access Control (RBAC)** middleware.</w:t>
-      </w:r>
-    </w:p>
-    <w:p>
-      <w:pPr>
-        <w:spacing w:before="200" w:after="60"/>
-      </w:pPr>
-      <w:r>
-        <w:rPr>
+          <w:rFonts w:ascii="Calibri" w:hAnsi="Calibri"/>
           <w:b/>
-          <w:color w:val="2563EB"/>
-          <w:sz w:val="26"/>
+          <w:color w:val="000000"/>
+          <w:sz w:val="25"/>
         </w:rPr>
         <w:t>1.2 Problem Statement</w:t>
       </w:r>
     </w:p>
     <w:p>
-      <w:pPr>
-        <w:spacing w:before="40" w:after="80"/>
-      </w:pPr>
       <w:r>
         <w:rPr>
-          <w:sz w:val="21"/>
+          <w:rFonts w:ascii="Calibri" w:hAnsi="Calibri"/>
+          <w:b w:val="0"/>
+          <w:color w:val="111111"/>
+          <w:sz w:val="22"/>
         </w:rPr>
         <w:t>Traditional online learning platforms deliver identical content to every learner regardless of prior knowledge, skill gaps, or learning style. This causes three systemic failures:</w:t>
       </w:r>
@@ -517,59 +553,129 @@
     <w:p>
       <w:pPr>
         <w:pStyle w:val="ListNumber"/>
-        <w:spacing w:before="20" w:after="40"/>
       </w:pPr>
       <w:r>
         <w:rPr>
-          <w:sz w:val="21"/>
+          <w:rFonts w:ascii="Calibri" w:hAnsi="Calibri"/>
+          <w:b/>
+          <w:color w:val="111111"/>
+          <w:sz w:val="22"/>
         </w:rPr>
-        <w:t>**Skill mismatch** — Beginners are overwhelmed by advanced material while experienced developers are bored by redundant fundamentals, leading to high dropout rates.</w:t>
+        <w:t>Skill mismatch</w:t>
+      </w:r>
+      <w:r>
+        <w:rPr>
+          <w:rFonts w:ascii="Calibri" w:hAnsi="Calibri"/>
+          <w:b w:val="0"/>
+          <w:color w:val="111111"/>
+          <w:sz w:val="22"/>
+        </w:rPr>
+        <w:t xml:space="preserve"> — Beginners are overwhelmed by advanced material while experienced developers are bored by redundant fundamentals, leading to high dropout rates.</w:t>
       </w:r>
     </w:p>
     <w:p>
       <w:pPr>
         <w:pStyle w:val="ListNumber"/>
-        <w:spacing w:before="20" w:after="40"/>
       </w:pPr>
       <w:r>
         <w:rPr>
-          <w:sz w:val="21"/>
+          <w:rFonts w:ascii="Calibri" w:hAnsi="Calibri"/>
+          <w:b/>
+          <w:color w:val="111111"/>
+          <w:sz w:val="22"/>
         </w:rPr>
-        <w:t>**No individualized diagnosis** — Static quizzes produce a score, not a capability map; platforms cannot tell *where* a student is weak or *why* they struggle.</w:t>
+        <w:t>No individualized diagnosis</w:t>
+      </w:r>
+      <w:r>
+        <w:rPr>
+          <w:rFonts w:ascii="Calibri" w:hAnsi="Calibri"/>
+          <w:b w:val="0"/>
+          <w:color w:val="111111"/>
+          <w:sz w:val="22"/>
+        </w:rPr>
+        <w:t xml:space="preserve"> — Static quizzes produce a score, not a capability map; platforms cannot tell </w:t>
+      </w:r>
+      <w:r>
+        <w:rPr>
+          <w:rFonts w:ascii="Calibri" w:hAnsi="Calibri"/>
+          <w:i/>
+          <w:color w:val="111111"/>
+          <w:sz w:val="22"/>
+        </w:rPr>
+        <w:t>where</w:t>
+      </w:r>
+      <w:r>
+        <w:rPr>
+          <w:rFonts w:ascii="Calibri" w:hAnsi="Calibri"/>
+          <w:b w:val="0"/>
+          <w:color w:val="111111"/>
+          <w:sz w:val="22"/>
+        </w:rPr>
+        <w:t xml:space="preserve"> a student is weak or </w:t>
+      </w:r>
+      <w:r>
+        <w:rPr>
+          <w:rFonts w:ascii="Calibri" w:hAnsi="Calibri"/>
+          <w:i/>
+          <w:color w:val="111111"/>
+          <w:sz w:val="22"/>
+        </w:rPr>
+        <w:t>why</w:t>
+      </w:r>
+      <w:r>
+        <w:rPr>
+          <w:rFonts w:ascii="Calibri" w:hAnsi="Calibri"/>
+          <w:b w:val="0"/>
+          <w:color w:val="111111"/>
+          <w:sz w:val="22"/>
+        </w:rPr>
+        <w:t xml:space="preserve"> they struggle.</w:t>
       </w:r>
     </w:p>
     <w:p>
       <w:pPr>
         <w:pStyle w:val="ListNumber"/>
-        <w:spacing w:before="20" w:after="40"/>
       </w:pPr>
       <w:r>
         <w:rPr>
-          <w:sz w:val="21"/>
+          <w:rFonts w:ascii="Calibri" w:hAnsi="Calibri"/>
+          <w:b/>
+          <w:color w:val="111111"/>
+          <w:sz w:val="22"/>
         </w:rPr>
-        <w:t>**Delayed, shallow feedback** — Code submissions are graded only for correctness (pass/fail), ignoring style, edge cases, and optimization, and feedback often arrives hours or days later.</w:t>
+        <w:t>Delayed, shallow feedback</w:t>
+      </w:r>
+      <w:r>
+        <w:rPr>
+          <w:rFonts w:ascii="Calibri" w:hAnsi="Calibri"/>
+          <w:b w:val="0"/>
+          <w:color w:val="111111"/>
+          <w:sz w:val="22"/>
+        </w:rPr>
+        <w:t xml:space="preserve"> — Code submissions are graded only for correctness (pass/fail), ignoring style, edge cases, and optimization, and feedback often arrives hours or days later.</w:t>
       </w:r>
     </w:p>
     <w:p>
       <w:pPr>
-        <w:spacing w:before="200" w:after="60"/>
+        <w:pStyle w:val="Heading2"/>
       </w:pPr>
       <w:r>
         <w:rPr>
+          <w:rFonts w:ascii="Calibri" w:hAnsi="Calibri"/>
           <w:b/>
-          <w:color w:val="2563EB"/>
-          <w:sz w:val="26"/>
+          <w:color w:val="000000"/>
+          <w:sz w:val="25"/>
         </w:rPr>
         <w:t>1.3 Product Vision</w:t>
       </w:r>
     </w:p>
     <w:p>
-      <w:pPr>
-        <w:spacing w:before="40" w:after="80"/>
-      </w:pPr>
       <w:r>
         <w:rPr>
-          <w:sz w:val="21"/>
+          <w:rFonts w:ascii="Calibri" w:hAnsi="Calibri"/>
+          <w:b w:val="0"/>
+          <w:color w:val="111111"/>
+          <w:sz w:val="22"/>
         </w:rPr>
         <w:t>Deliver an AI tutor that, for every student:</w:t>
       </w:r>
@@ -577,94 +683,132 @@
     <w:p>
       <w:pPr>
         <w:pStyle w:val="ListBullet"/>
-        <w:spacing w:before="20" w:after="40"/>
       </w:pPr>
       <w:r>
         <w:rPr>
-          <w:sz w:val="21"/>
+          <w:rFonts w:ascii="Calibri" w:hAnsi="Calibri"/>
+          <w:b/>
+          <w:color w:val="111111"/>
+          <w:sz w:val="22"/>
         </w:rPr>
-        <w:t>**Diagnoses** precisely what they know and don't know via dynamic, AI-generated assessments.</w:t>
+        <w:t>Diagnoses</w:t>
+      </w:r>
+      <w:r>
+        <w:rPr>
+          <w:rFonts w:ascii="Calibri" w:hAnsi="Calibri"/>
+          <w:b w:val="0"/>
+          <w:color w:val="111111"/>
+          <w:sz w:val="22"/>
+        </w:rPr>
+        <w:t xml:space="preserve"> precisely what they know and don't know via dynamic, AI-generated assessments.</w:t>
       </w:r>
     </w:p>
     <w:p>
       <w:pPr>
         <w:pStyle w:val="ListBullet"/>
-        <w:spacing w:before="20" w:after="40"/>
       </w:pPr>
       <w:r>
         <w:rPr>
-          <w:sz w:val="21"/>
+          <w:rFonts w:ascii="Calibri" w:hAnsi="Calibri"/>
+          <w:b/>
+          <w:color w:val="111111"/>
+          <w:sz w:val="22"/>
         </w:rPr>
-        <w:t>**Adapts** lesson explanations in real time to the student's level and preferred learning style.</w:t>
+        <w:t>Adapts</w:t>
+      </w:r>
+      <w:r>
+        <w:rPr>
+          <w:rFonts w:ascii="Calibri" w:hAnsi="Calibri"/>
+          <w:b w:val="0"/>
+          <w:color w:val="111111"/>
+          <w:sz w:val="22"/>
+        </w:rPr>
+        <w:t xml:space="preserve"> lesson explanations in real time to the student's level and preferred learning style.</w:t>
       </w:r>
     </w:p>
     <w:p>
       <w:pPr>
         <w:pStyle w:val="ListBullet"/>
-        <w:spacing w:before="20" w:after="40"/>
       </w:pPr>
       <w:r>
         <w:rPr>
-          <w:sz w:val="21"/>
+          <w:rFonts w:ascii="Calibri" w:hAnsi="Calibri"/>
+          <w:b/>
+          <w:color w:val="111111"/>
+          <w:sz w:val="22"/>
         </w:rPr>
-        <w:t>**Mentors** their code with constructive, tiered feedback on correctness, style, edge cases, and optimization.</w:t>
+        <w:t>Mentors</w:t>
+      </w:r>
+      <w:r>
+        <w:rPr>
+          <w:rFonts w:ascii="Calibri" w:hAnsi="Calibri"/>
+          <w:b w:val="0"/>
+          <w:color w:val="111111"/>
+          <w:sz w:val="22"/>
+        </w:rPr>
+        <w:t xml:space="preserve"> their code with constructive, tiered feedback on correctness, style, edge cases, and optimization.</w:t>
       </w:r>
     </w:p>
     <w:p>
       <w:pPr>
         <w:pStyle w:val="ListBullet"/>
-        <w:spacing w:before="20" w:after="40"/>
       </w:pPr>
       <w:r>
         <w:rPr>
-          <w:sz w:val="21"/>
+          <w:rFonts w:ascii="Calibri" w:hAnsi="Calibri"/>
+          <w:b/>
+          <w:color w:val="111111"/>
+          <w:sz w:val="22"/>
         </w:rPr>
-        <w:t>**Tracks** mastery per concept so progress is measurable and personal.</w:t>
+        <w:t>Tracks</w:t>
+      </w:r>
+      <w:r>
+        <w:rPr>
+          <w:rFonts w:ascii="Calibri" w:hAnsi="Calibri"/>
+          <w:b w:val="0"/>
+          <w:color w:val="111111"/>
+          <w:sz w:val="22"/>
+        </w:rPr>
+        <w:t xml:space="preserve"> mastery per concept so progress is measurable and personal.</w:t>
       </w:r>
     </w:p>
     <w:p>
       <w:pPr>
-        <w:spacing w:before="200" w:after="60"/>
+        <w:pStyle w:val="Heading2"/>
       </w:pPr>
       <w:r>
         <w:rPr>
+          <w:rFonts w:ascii="Calibri" w:hAnsi="Calibri"/>
           <w:b/>
-          <w:color w:val="2563EB"/>
-          <w:sz w:val="26"/>
+          <w:color w:val="000000"/>
+          <w:sz w:val="25"/>
         </w:rPr>
         <w:t>1.4 Success Metrics</w:t>
       </w:r>
     </w:p>
     <w:tbl>
       <w:tblPr>
+        <w:tblStyle w:val="TableGrid"/>
         <w:tblW w:type="auto" w:w="0"/>
-        <w:jc w:val="center"/>
         <w:tblLook w:firstColumn="1" w:firstRow="1" w:lastColumn="0" w:lastRow="0" w:noHBand="0" w:noVBand="1" w:val="04A0"/>
       </w:tblPr>
       <w:tblGrid>
-        <w:gridCol w:w="4968"/>
-        <w:gridCol w:w="4968"/>
+        <w:gridCol w:w="4320"/>
+        <w:gridCol w:w="4320"/>
       </w:tblGrid>
       <w:tr>
         <w:tc>
           <w:tcPr>
-            <w:tcW w:type="dxa" w:w="4968"/>
-            <w:tcMar>
-              <w:top w:w="120" w:type="dxa"/>
-              <w:bottom w:w="120" w:type="dxa"/>
-              <w:left w:w="180" w:type="dxa"/>
-              <w:right w:w="180" w:type="dxa"/>
-            </w:tcMar>
-            <w:shd w:fill="0F172A"/>
+            <w:tcW w:type="dxa" w:w="4320"/>
+            <w:shd w:val="clear" w:fill="E7E6E6"/>
           </w:tcPr>
           <w:p>
-            <w:pPr>
-              <w:spacing w:before="40" w:after="40"/>
-            </w:pPr>
+            <w:r/>
             <w:r>
               <w:rPr>
+                <w:rFonts w:ascii="Calibri" w:hAnsi="Calibri"/>
                 <w:b/>
-                <w:color w:val="F8FAFC"/>
+                <w:color w:val="111111"/>
                 <w:sz w:val="20"/>
               </w:rPr>
               <w:t>Metric</w:t>
@@ -673,23 +817,16 @@
         </w:tc>
         <w:tc>
           <w:tcPr>
-            <w:tcW w:type="dxa" w:w="4968"/>
-            <w:tcMar>
-              <w:top w:w="120" w:type="dxa"/>
-              <w:bottom w:w="120" w:type="dxa"/>
-              <w:left w:w="180" w:type="dxa"/>
-              <w:right w:w="180" w:type="dxa"/>
-            </w:tcMar>
-            <w:shd w:fill="0F172A"/>
+            <w:tcW w:type="dxa" w:w="4320"/>
+            <w:shd w:val="clear" w:fill="E7E6E6"/>
           </w:tcPr>
           <w:p>
-            <w:pPr>
-              <w:spacing w:before="40" w:after="40"/>
-            </w:pPr>
+            <w:r/>
             <w:r>
               <w:rPr>
+                <w:rFonts w:ascii="Calibri" w:hAnsi="Calibri"/>
                 <w:b/>
-                <w:color w:val="F8FAFC"/>
+                <w:color w:val="111111"/>
                 <w:sz w:val="20"/>
               </w:rPr>
               <w:t>Target</w:t>
@@ -700,23 +837,16 @@
       <w:tr>
         <w:tc>
           <w:tcPr>
-            <w:tcW w:type="dxa" w:w="4968"/>
-            <w:tcMar>
-              <w:top w:w="120" w:type="dxa"/>
-              <w:bottom w:w="120" w:type="dxa"/>
-              <w:left w:w="180" w:type="dxa"/>
-              <w:right w:w="180" w:type="dxa"/>
-            </w:tcMar>
-            <w:shd w:fill="F8FAFC"/>
+            <w:tcW w:type="dxa" w:w="4320"/>
           </w:tcPr>
           <w:p>
-            <w:pPr>
-              <w:spacing w:before="40" w:after="40"/>
-            </w:pPr>
+            <w:r/>
             <w:r>
               <w:rPr>
-                <w:color w:val="1E293B"/>
-                <w:sz w:val="19"/>
+                <w:rFonts w:ascii="Calibri" w:hAnsi="Calibri"/>
+                <w:b w:val="0"/>
+                <w:color w:val="111111"/>
+                <w:sz w:val="20"/>
               </w:rPr>
               <w:t>Diagnostic completion rate</w:t>
             </w:r>
@@ -724,23 +854,16 @@
         </w:tc>
         <w:tc>
           <w:tcPr>
-            <w:tcW w:type="dxa" w:w="4968"/>
-            <w:tcMar>
-              <w:top w:w="120" w:type="dxa"/>
-              <w:bottom w:w="120" w:type="dxa"/>
-              <w:left w:w="180" w:type="dxa"/>
-              <w:right w:w="180" w:type="dxa"/>
-            </w:tcMar>
-            <w:shd w:fill="F8FAFC"/>
+            <w:tcW w:type="dxa" w:w="4320"/>
           </w:tcPr>
           <w:p>
-            <w:pPr>
-              <w:spacing w:before="40" w:after="40"/>
-            </w:pPr>
+            <w:r/>
             <w:r>
               <w:rPr>
-                <w:color w:val="1E293B"/>
-                <w:sz w:val="19"/>
+                <w:rFonts w:ascii="Calibri" w:hAnsi="Calibri"/>
+                <w:b w:val="0"/>
+                <w:color w:val="111111"/>
+                <w:sz w:val="20"/>
               </w:rPr>
               <w:t>≥ 85% of new students</w:t>
             </w:r>
@@ -750,23 +873,16 @@
       <w:tr>
         <w:tc>
           <w:tcPr>
-            <w:tcW w:type="dxa" w:w="4968"/>
-            <w:tcMar>
-              <w:top w:w="120" w:type="dxa"/>
-              <w:bottom w:w="120" w:type="dxa"/>
-              <w:left w:w="180" w:type="dxa"/>
-              <w:right w:w="180" w:type="dxa"/>
-            </w:tcMar>
-            <w:shd w:fill="FFFFFF"/>
+            <w:tcW w:type="dxa" w:w="4320"/>
           </w:tcPr>
           <w:p>
-            <w:pPr>
-              <w:spacing w:before="40" w:after="40"/>
-            </w:pPr>
+            <w:r/>
             <w:r>
               <w:rPr>
-                <w:color w:val="1E293B"/>
-                <w:sz w:val="19"/>
+                <w:rFonts w:ascii="Calibri" w:hAnsi="Calibri"/>
+                <w:b w:val="0"/>
+                <w:color w:val="111111"/>
+                <w:sz w:val="20"/>
               </w:rPr>
               <w:t>Lesson rewrite trigger accuracy (struggling students receiving adapted content)</w:t>
             </w:r>
@@ -774,23 +890,16 @@
         </w:tc>
         <w:tc>
           <w:tcPr>
-            <w:tcW w:type="dxa" w:w="4968"/>
-            <w:tcMar>
-              <w:top w:w="120" w:type="dxa"/>
-              <w:bottom w:w="120" w:type="dxa"/>
-              <w:left w:w="180" w:type="dxa"/>
-              <w:right w:w="180" w:type="dxa"/>
-            </w:tcMar>
-            <w:shd w:fill="FFFFFF"/>
+            <w:tcW w:type="dxa" w:w="4320"/>
           </w:tcPr>
           <w:p>
-            <w:pPr>
-              <w:spacing w:before="40" w:after="40"/>
-            </w:pPr>
+            <w:r/>
             <w:r>
               <w:rPr>
-                <w:color w:val="1E293B"/>
-                <w:sz w:val="19"/>
+                <w:rFonts w:ascii="Calibri" w:hAnsi="Calibri"/>
+                <w:b w:val="0"/>
+                <w:color w:val="111111"/>
+                <w:sz w:val="20"/>
               </w:rPr>
               <w:t>≥ 90%</w:t>
             </w:r>
@@ -800,23 +909,16 @@
       <w:tr>
         <w:tc>
           <w:tcPr>
-            <w:tcW w:type="dxa" w:w="4968"/>
-            <w:tcMar>
-              <w:top w:w="120" w:type="dxa"/>
-              <w:bottom w:w="120" w:type="dxa"/>
-              <w:left w:w="180" w:type="dxa"/>
-              <w:right w:w="180" w:type="dxa"/>
-            </w:tcMar>
-            <w:shd w:fill="F8FAFC"/>
+            <w:tcW w:type="dxa" w:w="4320"/>
           </w:tcPr>
           <w:p>
-            <w:pPr>
-              <w:spacing w:before="40" w:after="40"/>
-            </w:pPr>
+            <w:r/>
             <w:r>
               <w:rPr>
-                <w:color w:val="1E293B"/>
-                <w:sz w:val="19"/>
+                <w:rFonts w:ascii="Calibri" w:hAnsi="Calibri"/>
+                <w:b w:val="0"/>
+                <w:color w:val="111111"/>
+                <w:sz w:val="20"/>
               </w:rPr>
               <w:t>Average AI response latency (P95)</w:t>
             </w:r>
@@ -824,23 +926,16 @@
         </w:tc>
         <w:tc>
           <w:tcPr>
-            <w:tcW w:type="dxa" w:w="4968"/>
-            <w:tcMar>
-              <w:top w:w="120" w:type="dxa"/>
-              <w:bottom w:w="120" w:type="dxa"/>
-              <w:left w:w="180" w:type="dxa"/>
-              <w:right w:w="180" w:type="dxa"/>
-            </w:tcMar>
-            <w:shd w:fill="F8FAFC"/>
+            <w:tcW w:type="dxa" w:w="4320"/>
           </w:tcPr>
           <w:p>
-            <w:pPr>
-              <w:spacing w:before="40" w:after="40"/>
-            </w:pPr>
+            <w:r/>
             <w:r>
               <w:rPr>
-                <w:color w:val="1E293B"/>
-                <w:sz w:val="19"/>
+                <w:rFonts w:ascii="Calibri" w:hAnsi="Calibri"/>
+                <w:b w:val="0"/>
+                <w:color w:val="111111"/>
+                <w:sz w:val="20"/>
               </w:rPr>
               <w:t>&lt; 2 seconds</w:t>
             </w:r>
@@ -850,23 +945,16 @@
       <w:tr>
         <w:tc>
           <w:tcPr>
-            <w:tcW w:type="dxa" w:w="4968"/>
-            <w:tcMar>
-              <w:top w:w="120" w:type="dxa"/>
-              <w:bottom w:w="120" w:type="dxa"/>
-              <w:left w:w="180" w:type="dxa"/>
-              <w:right w:w="180" w:type="dxa"/>
-            </w:tcMar>
-            <w:shd w:fill="FFFFFF"/>
+            <w:tcW w:type="dxa" w:w="4320"/>
           </w:tcPr>
           <w:p>
-            <w:pPr>
-              <w:spacing w:before="40" w:after="40"/>
-            </w:pPr>
+            <w:r/>
             <w:r>
               <w:rPr>
-                <w:color w:val="1E293B"/>
-                <w:sz w:val="19"/>
+                <w:rFonts w:ascii="Calibri" w:hAnsi="Calibri"/>
+                <w:b w:val="0"/>
+                <w:color w:val="111111"/>
+                <w:sz w:val="20"/>
               </w:rPr>
               <w:t>Student retention at 30 days</w:t>
             </w:r>
@@ -874,23 +962,16 @@
         </w:tc>
         <w:tc>
           <w:tcPr>
-            <w:tcW w:type="dxa" w:w="4968"/>
-            <w:tcMar>
-              <w:top w:w="120" w:type="dxa"/>
-              <w:bottom w:w="120" w:type="dxa"/>
-              <w:left w:w="180" w:type="dxa"/>
-              <w:right w:w="180" w:type="dxa"/>
-            </w:tcMar>
-            <w:shd w:fill="FFFFFF"/>
+            <w:tcW w:type="dxa" w:w="4320"/>
           </w:tcPr>
           <w:p>
-            <w:pPr>
-              <w:spacing w:before="40" w:after="40"/>
-            </w:pPr>
+            <w:r/>
             <w:r>
               <w:rPr>
-                <w:color w:val="1E293B"/>
-                <w:sz w:val="19"/>
+                <w:rFonts w:ascii="Calibri" w:hAnsi="Calibri"/>
+                <w:b w:val="0"/>
+                <w:color w:val="111111"/>
+                <w:sz w:val="20"/>
               </w:rPr>
               <w:t>≥ 60%</w:t>
             </w:r>
@@ -900,23 +981,16 @@
       <w:tr>
         <w:tc>
           <w:tcPr>
-            <w:tcW w:type="dxa" w:w="4968"/>
-            <w:tcMar>
-              <w:top w:w="120" w:type="dxa"/>
-              <w:bottom w:w="120" w:type="dxa"/>
-              <w:left w:w="180" w:type="dxa"/>
-              <w:right w:w="180" w:type="dxa"/>
-            </w:tcMar>
-            <w:shd w:fill="F8FAFC"/>
+            <w:tcW w:type="dxa" w:w="4320"/>
           </w:tcPr>
           <w:p>
-            <w:pPr>
-              <w:spacing w:before="40" w:after="40"/>
-            </w:pPr>
+            <w:r/>
             <w:r>
               <w:rPr>
-                <w:color w:val="1E293B"/>
-                <w:sz w:val="19"/>
+                <w:rFonts w:ascii="Calibri" w:hAnsi="Calibri"/>
+                <w:b w:val="0"/>
+                <w:color w:val="111111"/>
+                <w:sz w:val="20"/>
               </w:rPr>
               <w:t>Zero unauthorized cross-role data access incidents</w:t>
             </w:r>
@@ -924,23 +998,16 @@
         </w:tc>
         <w:tc>
           <w:tcPr>
-            <w:tcW w:type="dxa" w:w="4968"/>
-            <w:tcMar>
-              <w:top w:w="120" w:type="dxa"/>
-              <w:bottom w:w="120" w:type="dxa"/>
-              <w:left w:w="180" w:type="dxa"/>
-              <w:right w:w="180" w:type="dxa"/>
-            </w:tcMar>
-            <w:shd w:fill="F8FAFC"/>
+            <w:tcW w:type="dxa" w:w="4320"/>
           </w:tcPr>
           <w:p>
-            <w:pPr>
-              <w:spacing w:before="40" w:after="40"/>
-            </w:pPr>
+            <w:r/>
             <w:r>
               <w:rPr>
-                <w:color w:val="1E293B"/>
-                <w:sz w:val="19"/>
+                <w:rFonts w:ascii="Calibri" w:hAnsi="Calibri"/>
+                <w:b w:val="0"/>
+                <w:color w:val="111111"/>
+                <w:sz w:val="20"/>
               </w:rPr>
               <w:t>0</w:t>
             </w:r>
@@ -951,60 +1018,55 @@
     <w:p/>
     <w:p>
       <w:pPr>
-        <w:spacing w:before="240" w:after="80"/>
+        <w:pStyle w:val="Heading1"/>
       </w:pPr>
       <w:r>
         <w:rPr>
+          <w:rFonts w:ascii="Calibri" w:hAnsi="Calibri"/>
           <w:b/>
-          <w:color w:val="1E3A8A"/>
-          <w:sz w:val="32"/>
+          <w:color w:val="000000"/>
+          <w:sz w:val="30"/>
         </w:rPr>
         <w:t>2. User Personas</w:t>
       </w:r>
     </w:p>
     <w:p>
       <w:pPr>
-        <w:spacing w:before="200" w:after="60"/>
+        <w:pStyle w:val="Heading2"/>
       </w:pPr>
       <w:r>
         <w:rPr>
+          <w:rFonts w:ascii="Calibri" w:hAnsi="Calibri"/>
           <w:b/>
-          <w:color w:val="2563EB"/>
-          <w:sz w:val="26"/>
+          <w:color w:val="000000"/>
+          <w:sz w:val="25"/>
         </w:rPr>
         <w:t>2.1 Persona: Student (Learner)</w:t>
       </w:r>
     </w:p>
     <w:tbl>
       <w:tblPr>
+        <w:tblStyle w:val="TableGrid"/>
         <w:tblW w:type="auto" w:w="0"/>
-        <w:jc w:val="center"/>
         <w:tblLook w:firstColumn="1" w:firstRow="1" w:lastColumn="0" w:lastRow="0" w:noHBand="0" w:noVBand="1" w:val="04A0"/>
       </w:tblPr>
       <w:tblGrid>
-        <w:gridCol w:w="4968"/>
-        <w:gridCol w:w="4968"/>
+        <w:gridCol w:w="4320"/>
+        <w:gridCol w:w="4320"/>
       </w:tblGrid>
       <w:tr>
         <w:tc>
           <w:tcPr>
-            <w:tcW w:type="dxa" w:w="4968"/>
-            <w:tcMar>
-              <w:top w:w="120" w:type="dxa"/>
-              <w:bottom w:w="120" w:type="dxa"/>
-              <w:left w:w="180" w:type="dxa"/>
-              <w:right w:w="180" w:type="dxa"/>
-            </w:tcMar>
-            <w:shd w:fill="0F172A"/>
+            <w:tcW w:type="dxa" w:w="4320"/>
+            <w:shd w:val="clear" w:fill="E7E6E6"/>
           </w:tcPr>
           <w:p>
-            <w:pPr>
-              <w:spacing w:before="40" w:after="40"/>
-            </w:pPr>
+            <w:r/>
             <w:r>
               <w:rPr>
+                <w:rFonts w:ascii="Calibri" w:hAnsi="Calibri"/>
                 <w:b/>
-                <w:color w:val="F8FAFC"/>
+                <w:color w:val="111111"/>
                 <w:sz w:val="20"/>
               </w:rPr>
               <w:t>Attribute</w:t>
@@ -1013,23 +1075,16 @@
         </w:tc>
         <w:tc>
           <w:tcPr>
-            <w:tcW w:type="dxa" w:w="4968"/>
-            <w:tcMar>
-              <w:top w:w="120" w:type="dxa"/>
-              <w:bottom w:w="120" w:type="dxa"/>
-              <w:left w:w="180" w:type="dxa"/>
-              <w:right w:w="180" w:type="dxa"/>
-            </w:tcMar>
-            <w:shd w:fill="0F172A"/>
+            <w:tcW w:type="dxa" w:w="4320"/>
+            <w:shd w:val="clear" w:fill="E7E6E6"/>
           </w:tcPr>
           <w:p>
-            <w:pPr>
-              <w:spacing w:before="40" w:after="40"/>
-            </w:pPr>
+            <w:r/>
             <w:r>
               <w:rPr>
+                <w:rFonts w:ascii="Calibri" w:hAnsi="Calibri"/>
                 <w:b/>
-                <w:color w:val="F8FAFC"/>
+                <w:color w:val="111111"/>
                 <w:sz w:val="20"/>
               </w:rPr>
               <w:t>Description</w:t>
@@ -1040,47 +1095,33 @@
       <w:tr>
         <w:tc>
           <w:tcPr>
-            <w:tcW w:type="dxa" w:w="4968"/>
-            <w:tcMar>
-              <w:top w:w="120" w:type="dxa"/>
-              <w:bottom w:w="120" w:type="dxa"/>
-              <w:left w:w="180" w:type="dxa"/>
-              <w:right w:w="180" w:type="dxa"/>
-            </w:tcMar>
-            <w:shd w:fill="F8FAFC"/>
+            <w:tcW w:type="dxa" w:w="4320"/>
           </w:tcPr>
           <w:p>
-            <w:pPr>
-              <w:spacing w:before="40" w:after="40"/>
-            </w:pPr>
+            <w:r/>
             <w:r>
               <w:rPr>
-                <w:color w:val="1E293B"/>
-                <w:sz w:val="19"/>
+                <w:rFonts w:ascii="Calibri" w:hAnsi="Calibri"/>
+                <w:b/>
+                <w:color w:val="111111"/>
+                <w:sz w:val="20"/>
               </w:rPr>
-              <w:t>**Name**</w:t>
+              <w:t>Name</w:t>
             </w:r>
           </w:p>
         </w:tc>
         <w:tc>
           <w:tcPr>
-            <w:tcW w:type="dxa" w:w="4968"/>
-            <w:tcMar>
-              <w:top w:w="120" w:type="dxa"/>
-              <w:bottom w:w="120" w:type="dxa"/>
-              <w:left w:w="180" w:type="dxa"/>
-              <w:right w:w="180" w:type="dxa"/>
-            </w:tcMar>
-            <w:shd w:fill="F8FAFC"/>
+            <w:tcW w:type="dxa" w:w="4320"/>
           </w:tcPr>
           <w:p>
-            <w:pPr>
-              <w:spacing w:before="40" w:after="40"/>
-            </w:pPr>
+            <w:r/>
             <w:r>
               <w:rPr>
-                <w:color w:val="1E293B"/>
-                <w:sz w:val="19"/>
+                <w:rFonts w:ascii="Calibri" w:hAnsi="Calibri"/>
+                <w:b w:val="0"/>
+                <w:color w:val="111111"/>
+                <w:sz w:val="20"/>
               </w:rPr>
               <w:t>Alex, the Adaptive Learner</w:t>
             </w:r>
@@ -1090,47 +1131,33 @@
       <w:tr>
         <w:tc>
           <w:tcPr>
-            <w:tcW w:type="dxa" w:w="4968"/>
-            <w:tcMar>
-              <w:top w:w="120" w:type="dxa"/>
-              <w:bottom w:w="120" w:type="dxa"/>
-              <w:left w:w="180" w:type="dxa"/>
-              <w:right w:w="180" w:type="dxa"/>
-            </w:tcMar>
-            <w:shd w:fill="FFFFFF"/>
+            <w:tcW w:type="dxa" w:w="4320"/>
           </w:tcPr>
           <w:p>
-            <w:pPr>
-              <w:spacing w:before="40" w:after="40"/>
-            </w:pPr>
+            <w:r/>
             <w:r>
               <w:rPr>
-                <w:color w:val="1E293B"/>
-                <w:sz w:val="19"/>
+                <w:rFonts w:ascii="Calibri" w:hAnsi="Calibri"/>
+                <w:b/>
+                <w:color w:val="111111"/>
+                <w:sz w:val="20"/>
               </w:rPr>
-              <w:t>**Role**</w:t>
+              <w:t>Role</w:t>
             </w:r>
           </w:p>
         </w:tc>
         <w:tc>
           <w:tcPr>
-            <w:tcW w:type="dxa" w:w="4968"/>
-            <w:tcMar>
-              <w:top w:w="120" w:type="dxa"/>
-              <w:bottom w:w="120" w:type="dxa"/>
-              <w:left w:w="180" w:type="dxa"/>
-              <w:right w:w="180" w:type="dxa"/>
-            </w:tcMar>
-            <w:shd w:fill="FFFFFF"/>
+            <w:tcW w:type="dxa" w:w="4320"/>
           </w:tcPr>
           <w:p>
-            <w:pPr>
-              <w:spacing w:before="40" w:after="40"/>
-            </w:pPr>
+            <w:r/>
             <w:r>
               <w:rPr>
-                <w:color w:val="1E293B"/>
-                <w:sz w:val="19"/>
+                <w:rFonts w:ascii="Calibri" w:hAnsi="Calibri"/>
+                <w:b w:val="0"/>
+                <w:color w:val="111111"/>
+                <w:sz w:val="20"/>
               </w:rPr>
               <w:t>Student</w:t>
             </w:r>
@@ -1140,47 +1167,33 @@
       <w:tr>
         <w:tc>
           <w:tcPr>
-            <w:tcW w:type="dxa" w:w="4968"/>
-            <w:tcMar>
-              <w:top w:w="120" w:type="dxa"/>
-              <w:bottom w:w="120" w:type="dxa"/>
-              <w:left w:w="180" w:type="dxa"/>
-              <w:right w:w="180" w:type="dxa"/>
-            </w:tcMar>
-            <w:shd w:fill="F8FAFC"/>
+            <w:tcW w:type="dxa" w:w="4320"/>
           </w:tcPr>
           <w:p>
-            <w:pPr>
-              <w:spacing w:before="40" w:after="40"/>
-            </w:pPr>
+            <w:r/>
             <w:r>
               <w:rPr>
-                <w:color w:val="1E293B"/>
-                <w:sz w:val="19"/>
+                <w:rFonts w:ascii="Calibri" w:hAnsi="Calibri"/>
+                <w:b/>
+                <w:color w:val="111111"/>
+                <w:sz w:val="20"/>
               </w:rPr>
-              <w:t>**Background**</w:t>
+              <w:t>Background</w:t>
             </w:r>
           </w:p>
         </w:tc>
         <w:tc>
           <w:tcPr>
-            <w:tcW w:type="dxa" w:w="4968"/>
-            <w:tcMar>
-              <w:top w:w="120" w:type="dxa"/>
-              <w:bottom w:w="120" w:type="dxa"/>
-              <w:left w:w="180" w:type="dxa"/>
-              <w:right w:w="180" w:type="dxa"/>
-            </w:tcMar>
-            <w:shd w:fill="F8FAFC"/>
+            <w:tcW w:type="dxa" w:w="4320"/>
           </w:tcPr>
           <w:p>
-            <w:pPr>
-              <w:spacing w:before="40" w:after="40"/>
-            </w:pPr>
+            <w:r/>
             <w:r>
               <w:rPr>
-                <w:color w:val="1E293B"/>
-                <w:sz w:val="19"/>
+                <w:rFonts w:ascii="Calibri" w:hAnsi="Calibri"/>
+                <w:b w:val="0"/>
+                <w:color w:val="111111"/>
+                <w:sz w:val="20"/>
               </w:rPr>
               <w:t>Ranges from complete beginner to intermediate developer seeking structured growth</w:t>
             </w:r>
@@ -1190,49 +1203,71 @@
       <w:tr>
         <w:tc>
           <w:tcPr>
-            <w:tcW w:type="dxa" w:w="4968"/>
-            <w:tcMar>
-              <w:top w:w="120" w:type="dxa"/>
-              <w:bottom w:w="120" w:type="dxa"/>
-              <w:left w:w="180" w:type="dxa"/>
-              <w:right w:w="180" w:type="dxa"/>
-            </w:tcMar>
-            <w:shd w:fill="FFFFFF"/>
+            <w:tcW w:type="dxa" w:w="4320"/>
           </w:tcPr>
           <w:p>
-            <w:pPr>
-              <w:spacing w:before="40" w:after="40"/>
-            </w:pPr>
+            <w:r/>
             <w:r>
               <w:rPr>
-                <w:color w:val="1E293B"/>
-                <w:sz w:val="19"/>
+                <w:rFonts w:ascii="Calibri" w:hAnsi="Calibri"/>
+                <w:b/>
+                <w:color w:val="111111"/>
+                <w:sz w:val="20"/>
               </w:rPr>
-              <w:t>**Goals**</w:t>
+              <w:t>Goals</w:t>
             </w:r>
           </w:p>
         </w:tc>
         <w:tc>
           <w:tcPr>
-            <w:tcW w:type="dxa" w:w="4968"/>
-            <w:tcMar>
-              <w:top w:w="120" w:type="dxa"/>
-              <w:bottom w:w="120" w:type="dxa"/>
-              <w:left w:w="180" w:type="dxa"/>
-              <w:right w:w="180" w:type="dxa"/>
-            </w:tcMar>
-            <w:shd w:fill="FFFFFF"/>
+            <w:tcW w:type="dxa" w:w="4320"/>
           </w:tcPr>
           <w:p>
-            <w:pPr>
-              <w:spacing w:before="40" w:after="40"/>
-            </w:pPr>
+            <w:r/>
             <w:r>
               <w:rPr>
-                <w:color w:val="1E293B"/>
-                <w:sz w:val="19"/>
+                <w:rFonts w:ascii="Calibri" w:hAnsi="Calibri"/>
+                <w:b w:val="0"/>
+                <w:color w:val="111111"/>
+                <w:sz w:val="20"/>
               </w:rPr>
-              <w:t>Learn CS/software-development concepts at the right pace; understand *why*, not just *what*; get fast, constructive feedback on code</w:t>
+              <w:t xml:space="preserve">Learn CS/software-development concepts at the right pace; understand </w:t>
+            </w:r>
+            <w:r>
+              <w:rPr>
+                <w:rFonts w:ascii="Calibri" w:hAnsi="Calibri"/>
+                <w:i/>
+                <w:color w:val="111111"/>
+                <w:sz w:val="20"/>
+              </w:rPr>
+              <w:t>why</w:t>
+            </w:r>
+            <w:r>
+              <w:rPr>
+                <w:rFonts w:ascii="Calibri" w:hAnsi="Calibri"/>
+                <w:b w:val="0"/>
+                <w:color w:val="111111"/>
+                <w:sz w:val="20"/>
+              </w:rPr>
+              <w:t xml:space="preserve">, not just </w:t>
+            </w:r>
+            <w:r>
+              <w:rPr>
+                <w:rFonts w:ascii="Calibri" w:hAnsi="Calibri"/>
+                <w:i/>
+                <w:color w:val="111111"/>
+                <w:sz w:val="20"/>
+              </w:rPr>
+              <w:t>what</w:t>
+            </w:r>
+            <w:r>
+              <w:rPr>
+                <w:rFonts w:ascii="Calibri" w:hAnsi="Calibri"/>
+                <w:b w:val="0"/>
+                <w:color w:val="111111"/>
+                <w:sz w:val="20"/>
+              </w:rPr>
+              <w:t>; get fast, constructive feedback on code</w:t>
             </w:r>
           </w:p>
         </w:tc>
@@ -1240,47 +1275,33 @@
       <w:tr>
         <w:tc>
           <w:tcPr>
-            <w:tcW w:type="dxa" w:w="4968"/>
-            <w:tcMar>
-              <w:top w:w="120" w:type="dxa"/>
-              <w:bottom w:w="120" w:type="dxa"/>
-              <w:left w:w="180" w:type="dxa"/>
-              <w:right w:w="180" w:type="dxa"/>
-            </w:tcMar>
-            <w:shd w:fill="F8FAFC"/>
+            <w:tcW w:type="dxa" w:w="4320"/>
           </w:tcPr>
           <w:p>
-            <w:pPr>
-              <w:spacing w:before="40" w:after="40"/>
-            </w:pPr>
+            <w:r/>
             <w:r>
               <w:rPr>
-                <w:color w:val="1E293B"/>
-                <w:sz w:val="19"/>
+                <w:rFonts w:ascii="Calibri" w:hAnsi="Calibri"/>
+                <w:b/>
+                <w:color w:val="111111"/>
+                <w:sz w:val="20"/>
               </w:rPr>
-              <w:t>**Pain Points**</w:t>
+              <w:t>Pain Points</w:t>
             </w:r>
           </w:p>
         </w:tc>
         <w:tc>
           <w:tcPr>
-            <w:tcW w:type="dxa" w:w="4968"/>
-            <w:tcMar>
-              <w:top w:w="120" w:type="dxa"/>
-              <w:bottom w:w="120" w:type="dxa"/>
-              <w:left w:w="180" w:type="dxa"/>
-              <w:right w:w="180" w:type="dxa"/>
-            </w:tcMar>
-            <w:shd w:fill="F8FAFC"/>
+            <w:tcW w:type="dxa" w:w="4320"/>
           </w:tcPr>
           <w:p>
-            <w:pPr>
-              <w:spacing w:before="40" w:after="40"/>
-            </w:pPr>
+            <w:r/>
             <w:r>
               <w:rPr>
-                <w:color w:val="1E293B"/>
-                <w:sz w:val="19"/>
+                <w:rFonts w:ascii="Calibri" w:hAnsi="Calibri"/>
+                <w:b w:val="0"/>
+                <w:color w:val="111111"/>
+                <w:sz w:val="20"/>
               </w:rPr>
               <w:t>One-size-fits-all courses; unclear where personal knowledge gaps are; slow or pass/fail-only feedback</w:t>
             </w:r>
@@ -1290,47 +1311,33 @@
       <w:tr>
         <w:tc>
           <w:tcPr>
-            <w:tcW w:type="dxa" w:w="4968"/>
-            <w:tcMar>
-              <w:top w:w="120" w:type="dxa"/>
-              <w:bottom w:w="120" w:type="dxa"/>
-              <w:left w:w="180" w:type="dxa"/>
-              <w:right w:w="180" w:type="dxa"/>
-            </w:tcMar>
-            <w:shd w:fill="FFFFFF"/>
+            <w:tcW w:type="dxa" w:w="4320"/>
           </w:tcPr>
           <w:p>
-            <w:pPr>
-              <w:spacing w:before="40" w:after="40"/>
-            </w:pPr>
+            <w:r/>
             <w:r>
               <w:rPr>
-                <w:color w:val="1E293B"/>
-                <w:sz w:val="19"/>
+                <w:rFonts w:ascii="Calibri" w:hAnsi="Calibri"/>
+                <w:b/>
+                <w:color w:val="111111"/>
+                <w:sz w:val="20"/>
               </w:rPr>
-              <w:t>**Needs from Platform**</w:t>
+              <w:t>Needs from Platform</w:t>
             </w:r>
           </w:p>
         </w:tc>
         <w:tc>
           <w:tcPr>
-            <w:tcW w:type="dxa" w:w="4968"/>
-            <w:tcMar>
-              <w:top w:w="120" w:type="dxa"/>
-              <w:bottom w:w="120" w:type="dxa"/>
-              <w:left w:w="180" w:type="dxa"/>
-              <w:right w:w="180" w:type="dxa"/>
-            </w:tcMar>
-            <w:shd w:fill="FFFFFF"/>
+            <w:tcW w:type="dxa" w:w="4320"/>
           </w:tcPr>
           <w:p>
-            <w:pPr>
-              <w:spacing w:before="40" w:after="40"/>
-            </w:pPr>
+            <w:r/>
             <w:r>
               <w:rPr>
-                <w:color w:val="1E293B"/>
-                <w:sz w:val="19"/>
+                <w:rFonts w:ascii="Calibri" w:hAnsi="Calibri"/>
+                <w:b w:val="0"/>
+                <w:color w:val="111111"/>
+                <w:sz w:val="20"/>
               </w:rPr>
               <w:t>Accurate skill diagnosis, explanations matched to level and learning style, an in-browser code editor with tiered AI feedback, personal mastery tracking</w:t>
             </w:r>
@@ -1340,47 +1347,33 @@
       <w:tr>
         <w:tc>
           <w:tcPr>
-            <w:tcW w:type="dxa" w:w="4968"/>
-            <w:tcMar>
-              <w:top w:w="120" w:type="dxa"/>
-              <w:bottom w:w="120" w:type="dxa"/>
-              <w:left w:w="180" w:type="dxa"/>
-              <w:right w:w="180" w:type="dxa"/>
-            </w:tcMar>
-            <w:shd w:fill="F8FAFC"/>
+            <w:tcW w:type="dxa" w:w="4320"/>
           </w:tcPr>
           <w:p>
-            <w:pPr>
-              <w:spacing w:before="40" w:after="40"/>
-            </w:pPr>
+            <w:r/>
             <w:r>
               <w:rPr>
-                <w:color w:val="1E293B"/>
-                <w:sz w:val="19"/>
+                <w:rFonts w:ascii="Calibri" w:hAnsi="Calibri"/>
+                <w:b/>
+                <w:color w:val="111111"/>
+                <w:sz w:val="20"/>
               </w:rPr>
-              <w:t>**Key Behaviors**</w:t>
+              <w:t>Key Behaviors</w:t>
             </w:r>
           </w:p>
         </w:tc>
         <w:tc>
           <w:tcPr>
-            <w:tcW w:type="dxa" w:w="4968"/>
-            <w:tcMar>
-              <w:top w:w="120" w:type="dxa"/>
-              <w:bottom w:w="120" w:type="dxa"/>
-              <w:left w:w="180" w:type="dxa"/>
-              <w:right w:w="180" w:type="dxa"/>
-            </w:tcMar>
-            <w:shd w:fill="F8FAFC"/>
+            <w:tcW w:type="dxa" w:w="4320"/>
           </w:tcPr>
           <w:p>
-            <w:pPr>
-              <w:spacing w:before="40" w:after="40"/>
-            </w:pPr>
+            <w:r/>
             <w:r>
               <w:rPr>
-                <w:color w:val="1E293B"/>
-                <w:sz w:val="19"/>
+                <w:rFonts w:ascii="Calibri" w:hAnsi="Calibri"/>
+                <w:b w:val="0"/>
+                <w:color w:val="111111"/>
+                <w:sz w:val="20"/>
               </w:rPr>
               <w:t>Takes diagnostic assessment on signup, consumes lessons, submits code exercises, reviews feedback, revisits weak areas</w:t>
             </w:r>
@@ -1390,49 +1383,53 @@
       <w:tr>
         <w:tc>
           <w:tcPr>
-            <w:tcW w:type="dxa" w:w="4968"/>
-            <w:tcMar>
-              <w:top w:w="120" w:type="dxa"/>
-              <w:bottom w:w="120" w:type="dxa"/>
-              <w:left w:w="180" w:type="dxa"/>
-              <w:right w:w="180" w:type="dxa"/>
-            </w:tcMar>
-            <w:shd w:fill="FFFFFF"/>
+            <w:tcW w:type="dxa" w:w="4320"/>
           </w:tcPr>
           <w:p>
-            <w:pPr>
-              <w:spacing w:before="40" w:after="40"/>
-            </w:pPr>
+            <w:r/>
             <w:r>
               <w:rPr>
-                <w:color w:val="1E293B"/>
-                <w:sz w:val="19"/>
+                <w:rFonts w:ascii="Calibri" w:hAnsi="Calibri"/>
+                <w:b/>
+                <w:color w:val="111111"/>
+                <w:sz w:val="20"/>
               </w:rPr>
-              <w:t>**Permissions**</w:t>
+              <w:t>Permissions</w:t>
             </w:r>
           </w:p>
         </w:tc>
         <w:tc>
           <w:tcPr>
-            <w:tcW w:type="dxa" w:w="4968"/>
-            <w:tcMar>
-              <w:top w:w="120" w:type="dxa"/>
-              <w:bottom w:w="120" w:type="dxa"/>
-              <w:left w:w="180" w:type="dxa"/>
-              <w:right w:w="180" w:type="dxa"/>
-            </w:tcMar>
-            <w:shd w:fill="FFFFFF"/>
+            <w:tcW w:type="dxa" w:w="4320"/>
           </w:tcPr>
           <w:p>
-            <w:pPr>
-              <w:spacing w:before="40" w:after="40"/>
-            </w:pPr>
+            <w:r/>
             <w:r>
               <w:rPr>
-                <w:color w:val="1E293B"/>
-                <w:sz w:val="19"/>
+                <w:rFonts w:ascii="Calibri" w:hAnsi="Calibri"/>
+                <w:b w:val="0"/>
+                <w:color w:val="111111"/>
+                <w:sz w:val="20"/>
               </w:rPr>
-              <w:t>Read lessons, submit code, view own profile/mastery; **cannot** access other students' data or any admin functionality</w:t>
+              <w:t xml:space="preserve">Read lessons, submit code, view own profile/mastery; </w:t>
+            </w:r>
+            <w:r>
+              <w:rPr>
+                <w:rFonts w:ascii="Calibri" w:hAnsi="Calibri"/>
+                <w:b/>
+                <w:color w:val="111111"/>
+                <w:sz w:val="20"/>
+              </w:rPr>
+              <w:t>cannot</w:t>
+            </w:r>
+            <w:r>
+              <w:rPr>
+                <w:rFonts w:ascii="Calibri" w:hAnsi="Calibri"/>
+                <w:b w:val="0"/>
+                <w:color w:val="111111"/>
+                <w:sz w:val="20"/>
+              </w:rPr>
+              <w:t xml:space="preserve"> access other students' data or any admin functionality</w:t>
             </w:r>
           </w:p>
         </w:tc>
@@ -1441,47 +1438,41 @@
     <w:p/>
     <w:p>
       <w:pPr>
-        <w:spacing w:before="200" w:after="60"/>
+        <w:pStyle w:val="Heading2"/>
       </w:pPr>
       <w:r>
         <w:rPr>
+          <w:rFonts w:ascii="Calibri" w:hAnsi="Calibri"/>
           <w:b/>
-          <w:color w:val="2563EB"/>
-          <w:sz w:val="26"/>
+          <w:color w:val="000000"/>
+          <w:sz w:val="25"/>
         </w:rPr>
         <w:t>2.2 Persona: Admin (Curriculum / System Manager)</w:t>
       </w:r>
     </w:p>
     <w:tbl>
       <w:tblPr>
+        <w:tblStyle w:val="TableGrid"/>
         <w:tblW w:type="auto" w:w="0"/>
-        <w:jc w:val="center"/>
         <w:tblLook w:firstColumn="1" w:firstRow="1" w:lastColumn="0" w:lastRow="0" w:noHBand="0" w:noVBand="1" w:val="04A0"/>
       </w:tblPr>
       <w:tblGrid>
-        <w:gridCol w:w="4968"/>
-        <w:gridCol w:w="4968"/>
+        <w:gridCol w:w="4320"/>
+        <w:gridCol w:w="4320"/>
       </w:tblGrid>
       <w:tr>
         <w:tc>
           <w:tcPr>
-            <w:tcW w:type="dxa" w:w="4968"/>
-            <w:tcMar>
-              <w:top w:w="120" w:type="dxa"/>
-              <w:bottom w:w="120" w:type="dxa"/>
-              <w:left w:w="180" w:type="dxa"/>
-              <w:right w:w="180" w:type="dxa"/>
-            </w:tcMar>
-            <w:shd w:fill="0F172A"/>
+            <w:tcW w:type="dxa" w:w="4320"/>
+            <w:shd w:val="clear" w:fill="E7E6E6"/>
           </w:tcPr>
           <w:p>
-            <w:pPr>
-              <w:spacing w:before="40" w:after="40"/>
-            </w:pPr>
+            <w:r/>
             <w:r>
               <w:rPr>
+                <w:rFonts w:ascii="Calibri" w:hAnsi="Calibri"/>
                 <w:b/>
-                <w:color w:val="F8FAFC"/>
+                <w:color w:val="111111"/>
                 <w:sz w:val="20"/>
               </w:rPr>
               <w:t>Attribute</w:t>
@@ -1490,23 +1481,16 @@
         </w:tc>
         <w:tc>
           <w:tcPr>
-            <w:tcW w:type="dxa" w:w="4968"/>
-            <w:tcMar>
-              <w:top w:w="120" w:type="dxa"/>
-              <w:bottom w:w="120" w:type="dxa"/>
-              <w:left w:w="180" w:type="dxa"/>
-              <w:right w:w="180" w:type="dxa"/>
-            </w:tcMar>
-            <w:shd w:fill="0F172A"/>
+            <w:tcW w:type="dxa" w:w="4320"/>
+            <w:shd w:val="clear" w:fill="E7E6E6"/>
           </w:tcPr>
           <w:p>
-            <w:pPr>
-              <w:spacing w:before="40" w:after="40"/>
-            </w:pPr>
+            <w:r/>
             <w:r>
               <w:rPr>
+                <w:rFonts w:ascii="Calibri" w:hAnsi="Calibri"/>
                 <w:b/>
-                <w:color w:val="F8FAFC"/>
+                <w:color w:val="111111"/>
                 <w:sz w:val="20"/>
               </w:rPr>
               <w:t>Description</w:t>
@@ -1517,47 +1501,33 @@
       <w:tr>
         <w:tc>
           <w:tcPr>
-            <w:tcW w:type="dxa" w:w="4968"/>
-            <w:tcMar>
-              <w:top w:w="120" w:type="dxa"/>
-              <w:bottom w:w="120" w:type="dxa"/>
-              <w:left w:w="180" w:type="dxa"/>
-              <w:right w:w="180" w:type="dxa"/>
-            </w:tcMar>
-            <w:shd w:fill="F8FAFC"/>
+            <w:tcW w:type="dxa" w:w="4320"/>
           </w:tcPr>
           <w:p>
-            <w:pPr>
-              <w:spacing w:before="40" w:after="40"/>
-            </w:pPr>
+            <w:r/>
             <w:r>
               <w:rPr>
-                <w:color w:val="1E293B"/>
-                <w:sz w:val="19"/>
+                <w:rFonts w:ascii="Calibri" w:hAnsi="Calibri"/>
+                <w:b/>
+                <w:color w:val="111111"/>
+                <w:sz w:val="20"/>
               </w:rPr>
-              <w:t>**Name**</w:t>
+              <w:t>Name</w:t>
             </w:r>
           </w:p>
         </w:tc>
         <w:tc>
           <w:tcPr>
-            <w:tcW w:type="dxa" w:w="4968"/>
-            <w:tcMar>
-              <w:top w:w="120" w:type="dxa"/>
-              <w:bottom w:w="120" w:type="dxa"/>
-              <w:left w:w="180" w:type="dxa"/>
-              <w:right w:w="180" w:type="dxa"/>
-            </w:tcMar>
-            <w:shd w:fill="F8FAFC"/>
+            <w:tcW w:type="dxa" w:w="4320"/>
           </w:tcPr>
           <w:p>
-            <w:pPr>
-              <w:spacing w:before="40" w:after="40"/>
-            </w:pPr>
+            <w:r/>
             <w:r>
               <w:rPr>
-                <w:color w:val="1E293B"/>
-                <w:sz w:val="19"/>
+                <w:rFonts w:ascii="Calibri" w:hAnsi="Calibri"/>
+                <w:b w:val="0"/>
+                <w:color w:val="111111"/>
+                <w:sz w:val="20"/>
               </w:rPr>
               <w:t>Sam, the Curriculum &amp; System Manager</w:t>
             </w:r>
@@ -1567,47 +1537,33 @@
       <w:tr>
         <w:tc>
           <w:tcPr>
-            <w:tcW w:type="dxa" w:w="4968"/>
-            <w:tcMar>
-              <w:top w:w="120" w:type="dxa"/>
-              <w:bottom w:w="120" w:type="dxa"/>
-              <w:left w:w="180" w:type="dxa"/>
-              <w:right w:w="180" w:type="dxa"/>
-            </w:tcMar>
-            <w:shd w:fill="FFFFFF"/>
+            <w:tcW w:type="dxa" w:w="4320"/>
           </w:tcPr>
           <w:p>
-            <w:pPr>
-              <w:spacing w:before="40" w:after="40"/>
-            </w:pPr>
+            <w:r/>
             <w:r>
               <w:rPr>
-                <w:color w:val="1E293B"/>
-                <w:sz w:val="19"/>
+                <w:rFonts w:ascii="Calibri" w:hAnsi="Calibri"/>
+                <w:b/>
+                <w:color w:val="111111"/>
+                <w:sz w:val="20"/>
               </w:rPr>
-              <w:t>**Role**</w:t>
+              <w:t>Role</w:t>
             </w:r>
           </w:p>
         </w:tc>
         <w:tc>
           <w:tcPr>
-            <w:tcW w:type="dxa" w:w="4968"/>
-            <w:tcMar>
-              <w:top w:w="120" w:type="dxa"/>
-              <w:bottom w:w="120" w:type="dxa"/>
-              <w:left w:w="180" w:type="dxa"/>
-              <w:right w:w="180" w:type="dxa"/>
-            </w:tcMar>
-            <w:shd w:fill="FFFFFF"/>
+            <w:tcW w:type="dxa" w:w="4320"/>
           </w:tcPr>
           <w:p>
-            <w:pPr>
-              <w:spacing w:before="40" w:after="40"/>
-            </w:pPr>
+            <w:r/>
             <w:r>
               <w:rPr>
-                <w:color w:val="1E293B"/>
-                <w:sz w:val="19"/>
+                <w:rFonts w:ascii="Calibri" w:hAnsi="Calibri"/>
+                <w:b w:val="0"/>
+                <w:color w:val="111111"/>
+                <w:sz w:val="20"/>
               </w:rPr>
               <w:t>Admin</w:t>
             </w:r>
@@ -1617,47 +1573,33 @@
       <w:tr>
         <w:tc>
           <w:tcPr>
-            <w:tcW w:type="dxa" w:w="4968"/>
-            <w:tcMar>
-              <w:top w:w="120" w:type="dxa"/>
-              <w:bottom w:w="120" w:type="dxa"/>
-              <w:left w:w="180" w:type="dxa"/>
-              <w:right w:w="180" w:type="dxa"/>
-            </w:tcMar>
-            <w:shd w:fill="F8FAFC"/>
+            <w:tcW w:type="dxa" w:w="4320"/>
           </w:tcPr>
           <w:p>
-            <w:pPr>
-              <w:spacing w:before="40" w:after="40"/>
-            </w:pPr>
+            <w:r/>
             <w:r>
               <w:rPr>
-                <w:color w:val="1E293B"/>
-                <w:sz w:val="19"/>
+                <w:rFonts w:ascii="Calibri" w:hAnsi="Calibri"/>
+                <w:b/>
+                <w:color w:val="111111"/>
+                <w:sz w:val="20"/>
               </w:rPr>
-              <w:t>**Background**</w:t>
+              <w:t>Background</w:t>
             </w:r>
           </w:p>
         </w:tc>
         <w:tc>
           <w:tcPr>
-            <w:tcW w:type="dxa" w:w="4968"/>
-            <w:tcMar>
-              <w:top w:w="120" w:type="dxa"/>
-              <w:bottom w:w="120" w:type="dxa"/>
-              <w:left w:w="180" w:type="dxa"/>
-              <w:right w:w="180" w:type="dxa"/>
-            </w:tcMar>
-            <w:shd w:fill="F8FAFC"/>
+            <w:tcW w:type="dxa" w:w="4320"/>
           </w:tcPr>
           <w:p>
-            <w:pPr>
-              <w:spacing w:before="40" w:after="40"/>
-            </w:pPr>
+            <w:r/>
             <w:r>
               <w:rPr>
-                <w:color w:val="1E293B"/>
-                <w:sz w:val="19"/>
+                <w:rFonts w:ascii="Calibri" w:hAnsi="Calibri"/>
+                <w:b w:val="0"/>
+                <w:color w:val="111111"/>
+                <w:sz w:val="20"/>
               </w:rPr>
               <w:t>Educator or engineering lead responsible for curriculum quality and platform operations</w:t>
             </w:r>
@@ -1667,47 +1609,33 @@
       <w:tr>
         <w:tc>
           <w:tcPr>
-            <w:tcW w:type="dxa" w:w="4968"/>
-            <w:tcMar>
-              <w:top w:w="120" w:type="dxa"/>
-              <w:bottom w:w="120" w:type="dxa"/>
-              <w:left w:w="180" w:type="dxa"/>
-              <w:right w:w="180" w:type="dxa"/>
-            </w:tcMar>
-            <w:shd w:fill="FFFFFF"/>
+            <w:tcW w:type="dxa" w:w="4320"/>
           </w:tcPr>
           <w:p>
-            <w:pPr>
-              <w:spacing w:before="40" w:after="40"/>
-            </w:pPr>
+            <w:r/>
             <w:r>
               <w:rPr>
-                <w:color w:val="1E293B"/>
-                <w:sz w:val="19"/>
+                <w:rFonts w:ascii="Calibri" w:hAnsi="Calibri"/>
+                <w:b/>
+                <w:color w:val="111111"/>
+                <w:sz w:val="20"/>
               </w:rPr>
-              <w:t>**Goals**</w:t>
+              <w:t>Goals</w:t>
             </w:r>
           </w:p>
         </w:tc>
         <w:tc>
           <w:tcPr>
-            <w:tcW w:type="dxa" w:w="4968"/>
-            <w:tcMar>
-              <w:top w:w="120" w:type="dxa"/>
-              <w:bottom w:w="120" w:type="dxa"/>
-              <w:left w:w="180" w:type="dxa"/>
-              <w:right w:w="180" w:type="dxa"/>
-            </w:tcMar>
-            <w:shd w:fill="FFFFFF"/>
+            <w:tcW w:type="dxa" w:w="4320"/>
           </w:tcPr>
           <w:p>
-            <w:pPr>
-              <w:spacing w:before="40" w:after="40"/>
-            </w:pPr>
+            <w:r/>
             <w:r>
               <w:rPr>
-                <w:color w:val="1E293B"/>
-                <w:sz w:val="19"/>
+                <w:rFonts w:ascii="Calibri" w:hAnsi="Calibri"/>
+                <w:b w:val="0"/>
+                <w:color w:val="111111"/>
+                <w:sz w:val="20"/>
               </w:rPr>
               <w:t>Manage user accounts, oversee curriculum settings, monitor system analytics, ensure the AI behaves within pedagogical guardrails</w:t>
             </w:r>
@@ -1717,47 +1645,33 @@
       <w:tr>
         <w:tc>
           <w:tcPr>
-            <w:tcW w:type="dxa" w:w="4968"/>
-            <w:tcMar>
-              <w:top w:w="120" w:type="dxa"/>
-              <w:bottom w:w="120" w:type="dxa"/>
-              <w:left w:w="180" w:type="dxa"/>
-              <w:right w:w="180" w:type="dxa"/>
-            </w:tcMar>
-            <w:shd w:fill="F8FAFC"/>
+            <w:tcW w:type="dxa" w:w="4320"/>
           </w:tcPr>
           <w:p>
-            <w:pPr>
-              <w:spacing w:before="40" w:after="40"/>
-            </w:pPr>
+            <w:r/>
             <w:r>
               <w:rPr>
-                <w:color w:val="1E293B"/>
-                <w:sz w:val="19"/>
+                <w:rFonts w:ascii="Calibri" w:hAnsi="Calibri"/>
+                <w:b/>
+                <w:color w:val="111111"/>
+                <w:sz w:val="20"/>
               </w:rPr>
-              <w:t>**Pain Points**</w:t>
+              <w:t>Pain Points</w:t>
             </w:r>
           </w:p>
         </w:tc>
         <w:tc>
           <w:tcPr>
-            <w:tcW w:type="dxa" w:w="4968"/>
-            <w:tcMar>
-              <w:top w:w="120" w:type="dxa"/>
-              <w:bottom w:w="120" w:type="dxa"/>
-              <w:left w:w="180" w:type="dxa"/>
-              <w:right w:w="180" w:type="dxa"/>
-            </w:tcMar>
-            <w:shd w:fill="F8FAFC"/>
+            <w:tcW w:type="dxa" w:w="4320"/>
           </w:tcPr>
           <w:p>
-            <w:pPr>
-              <w:spacing w:before="40" w:after="40"/>
-            </w:pPr>
+            <w:r/>
             <w:r>
               <w:rPr>
-                <w:color w:val="1E293B"/>
-                <w:sz w:val="19"/>
+                <w:rFonts w:ascii="Calibri" w:hAnsi="Calibri"/>
+                <w:b w:val="0"/>
+                <w:color w:val="111111"/>
+                <w:sz w:val="20"/>
               </w:rPr>
               <w:t>No visibility into how students actually perform; inability to tune difficulty or content strategy; manual account management</w:t>
             </w:r>
@@ -1767,47 +1681,33 @@
       <w:tr>
         <w:tc>
           <w:tcPr>
-            <w:tcW w:type="dxa" w:w="4968"/>
-            <w:tcMar>
-              <w:top w:w="120" w:type="dxa"/>
-              <w:bottom w:w="120" w:type="dxa"/>
-              <w:left w:w="180" w:type="dxa"/>
-              <w:right w:w="180" w:type="dxa"/>
-            </w:tcMar>
-            <w:shd w:fill="FFFFFF"/>
+            <w:tcW w:type="dxa" w:w="4320"/>
           </w:tcPr>
           <w:p>
-            <w:pPr>
-              <w:spacing w:before="40" w:after="40"/>
-            </w:pPr>
+            <w:r/>
             <w:r>
               <w:rPr>
-                <w:color w:val="1E293B"/>
-                <w:sz w:val="19"/>
+                <w:rFonts w:ascii="Calibri" w:hAnsi="Calibri"/>
+                <w:b/>
+                <w:color w:val="111111"/>
+                <w:sz w:val="20"/>
               </w:rPr>
-              <w:t>**Needs from Platform**</w:t>
+              <w:t>Needs from Platform</w:t>
             </w:r>
           </w:p>
         </w:tc>
         <w:tc>
           <w:tcPr>
-            <w:tcW w:type="dxa" w:w="4968"/>
-            <w:tcMar>
-              <w:top w:w="120" w:type="dxa"/>
-              <w:bottom w:w="120" w:type="dxa"/>
-              <w:left w:w="180" w:type="dxa"/>
-              <w:right w:w="180" w:type="dxa"/>
-            </w:tcMar>
-            <w:shd w:fill="FFFFFF"/>
+            <w:tcW w:type="dxa" w:w="4320"/>
           </w:tcPr>
           <w:p>
-            <w:pPr>
-              <w:spacing w:before="40" w:after="40"/>
-            </w:pPr>
+            <w:r/>
             <w:r>
               <w:rPr>
-                <w:color w:val="1E293B"/>
-                <w:sz w:val="19"/>
+                <w:rFonts w:ascii="Calibri" w:hAnsi="Calibri"/>
+                <w:b w:val="0"/>
+                <w:color w:val="111111"/>
+                <w:sz w:val="20"/>
               </w:rPr>
               <w:t>Protected admin dashboard, user management (create/suspend/role assignment), curriculum configuration (topics, difficulty bands, rewrite policies), analytics on assessments, mastery, and AI usage</w:t>
             </w:r>
@@ -1817,47 +1717,33 @@
       <w:tr>
         <w:tc>
           <w:tcPr>
-            <w:tcW w:type="dxa" w:w="4968"/>
-            <w:tcMar>
-              <w:top w:w="120" w:type="dxa"/>
-              <w:bottom w:w="120" w:type="dxa"/>
-              <w:left w:w="180" w:type="dxa"/>
-              <w:right w:w="180" w:type="dxa"/>
-            </w:tcMar>
-            <w:shd w:fill="F8FAFC"/>
+            <w:tcW w:type="dxa" w:w="4320"/>
           </w:tcPr>
           <w:p>
-            <w:pPr>
-              <w:spacing w:before="40" w:after="40"/>
-            </w:pPr>
+            <w:r/>
             <w:r>
               <w:rPr>
-                <w:color w:val="1E293B"/>
-                <w:sz w:val="19"/>
+                <w:rFonts w:ascii="Calibri" w:hAnsi="Calibri"/>
+                <w:b/>
+                <w:color w:val="111111"/>
+                <w:sz w:val="20"/>
               </w:rPr>
-              <w:t>**Key Behaviors**</w:t>
+              <w:t>Key Behaviors</w:t>
             </w:r>
           </w:p>
         </w:tc>
         <w:tc>
           <w:tcPr>
-            <w:tcW w:type="dxa" w:w="4968"/>
-            <w:tcMar>
-              <w:top w:w="120" w:type="dxa"/>
-              <w:bottom w:w="120" w:type="dxa"/>
-              <w:left w:w="180" w:type="dxa"/>
-              <w:right w:w="180" w:type="dxa"/>
-            </w:tcMar>
-            <w:shd w:fill="F8FAFC"/>
+            <w:tcW w:type="dxa" w:w="4320"/>
           </w:tcPr>
           <w:p>
-            <w:pPr>
-              <w:spacing w:before="40" w:after="40"/>
-            </w:pPr>
+            <w:r/>
             <w:r>
               <w:rPr>
-                <w:color w:val="1E293B"/>
-                <w:sz w:val="19"/>
+                <w:rFonts w:ascii="Calibri" w:hAnsi="Calibri"/>
+                <w:b w:val="0"/>
+                <w:color w:val="111111"/>
+                <w:sz w:val="20"/>
               </w:rPr>
               <w:t>Reviews analytics dashboards, adjusts curriculum settings, manages student accounts, audits AI feedback quality</w:t>
             </w:r>
@@ -1867,47 +1753,33 @@
       <w:tr>
         <w:tc>
           <w:tcPr>
-            <w:tcW w:type="dxa" w:w="4968"/>
-            <w:tcMar>
-              <w:top w:w="120" w:type="dxa"/>
-              <w:bottom w:w="120" w:type="dxa"/>
-              <w:left w:w="180" w:type="dxa"/>
-              <w:right w:w="180" w:type="dxa"/>
-            </w:tcMar>
-            <w:shd w:fill="FFFFFF"/>
+            <w:tcW w:type="dxa" w:w="4320"/>
           </w:tcPr>
           <w:p>
-            <w:pPr>
-              <w:spacing w:before="40" w:after="40"/>
-            </w:pPr>
+            <w:r/>
             <w:r>
               <w:rPr>
-                <w:color w:val="1E293B"/>
-                <w:sz w:val="19"/>
+                <w:rFonts w:ascii="Calibri" w:hAnsi="Calibri"/>
+                <w:b/>
+                <w:color w:val="111111"/>
+                <w:sz w:val="20"/>
               </w:rPr>
-              <w:t>**Permissions**</w:t>
+              <w:t>Permissions</w:t>
             </w:r>
           </w:p>
         </w:tc>
         <w:tc>
           <w:tcPr>
-            <w:tcW w:type="dxa" w:w="4968"/>
-            <w:tcMar>
-              <w:top w:w="120" w:type="dxa"/>
-              <w:bottom w:w="120" w:type="dxa"/>
-              <w:left w:w="180" w:type="dxa"/>
-              <w:right w:w="180" w:type="dxa"/>
-            </w:tcMar>
-            <w:shd w:fill="FFFFFF"/>
+            <w:tcW w:type="dxa" w:w="4320"/>
           </w:tcPr>
           <w:p>
-            <w:pPr>
-              <w:spacing w:before="40" w:after="40"/>
-            </w:pPr>
+            <w:r/>
             <w:r>
               <w:rPr>
-                <w:color w:val="1E293B"/>
-                <w:sz w:val="19"/>
+                <w:rFonts w:ascii="Calibri" w:hAnsi="Calibri"/>
+                <w:b w:val="0"/>
+                <w:color w:val="111111"/>
+                <w:sz w:val="20"/>
               </w:rPr>
               <w:t>Full access to admin routes, user management, curriculum settings, and system analytics; bound by least-privilege auditing</w:t>
             </w:r>
@@ -1918,60 +1790,55 @@
     <w:p/>
     <w:p>
       <w:pPr>
-        <w:spacing w:before="240" w:after="80"/>
+        <w:pStyle w:val="Heading1"/>
       </w:pPr>
       <w:r>
         <w:rPr>
+          <w:rFonts w:ascii="Calibri" w:hAnsi="Calibri"/>
           <w:b/>
-          <w:color w:val="1E3A8A"/>
-          <w:sz w:val="32"/>
+          <w:color w:val="000000"/>
+          <w:sz w:val="30"/>
         </w:rPr>
         <w:t>3. Functional Requirements</w:t>
       </w:r>
     </w:p>
     <w:p>
       <w:pPr>
-        <w:spacing w:before="200" w:after="60"/>
+        <w:pStyle w:val="Heading2"/>
       </w:pPr>
       <w:r>
         <w:rPr>
+          <w:rFonts w:ascii="Calibri" w:hAnsi="Calibri"/>
           <w:b/>
-          <w:color w:val="2563EB"/>
-          <w:sz w:val="26"/>
+          <w:color w:val="000000"/>
+          <w:sz w:val="25"/>
         </w:rPr>
         <w:t>3.1 Initial Diagnostic Assessment (Intelligent Diagnostics)</w:t>
       </w:r>
     </w:p>
     <w:tbl>
       <w:tblPr>
+        <w:tblStyle w:val="TableGrid"/>
         <w:tblW w:type="auto" w:w="0"/>
-        <w:jc w:val="center"/>
         <w:tblLook w:firstColumn="1" w:firstRow="1" w:lastColumn="0" w:lastRow="0" w:noHBand="0" w:noVBand="1" w:val="04A0"/>
       </w:tblPr>
       <w:tblGrid>
-        <w:gridCol w:w="4968"/>
-        <w:gridCol w:w="4968"/>
+        <w:gridCol w:w="4320"/>
+        <w:gridCol w:w="4320"/>
       </w:tblGrid>
       <w:tr>
         <w:tc>
           <w:tcPr>
-            <w:tcW w:type="dxa" w:w="4968"/>
-            <w:tcMar>
-              <w:top w:w="120" w:type="dxa"/>
-              <w:bottom w:w="120" w:type="dxa"/>
-              <w:left w:w="180" w:type="dxa"/>
-              <w:right w:w="180" w:type="dxa"/>
-            </w:tcMar>
-            <w:shd w:fill="0F172A"/>
+            <w:tcW w:type="dxa" w:w="4320"/>
+            <w:shd w:val="clear" w:fill="E7E6E6"/>
           </w:tcPr>
           <w:p>
-            <w:pPr>
-              <w:spacing w:before="40" w:after="40"/>
-            </w:pPr>
+            <w:r/>
             <w:r>
               <w:rPr>
+                <w:rFonts w:ascii="Calibri" w:hAnsi="Calibri"/>
                 <w:b/>
-                <w:color w:val="F8FAFC"/>
+                <w:color w:val="111111"/>
                 <w:sz w:val="20"/>
               </w:rPr>
               <w:t>ID</w:t>
@@ -1980,23 +1847,16 @@
         </w:tc>
         <w:tc>
           <w:tcPr>
-            <w:tcW w:type="dxa" w:w="4968"/>
-            <w:tcMar>
-              <w:top w:w="120" w:type="dxa"/>
-              <w:bottom w:w="120" w:type="dxa"/>
-              <w:left w:w="180" w:type="dxa"/>
-              <w:right w:w="180" w:type="dxa"/>
-            </w:tcMar>
-            <w:shd w:fill="0F172A"/>
+            <w:tcW w:type="dxa" w:w="4320"/>
+            <w:shd w:val="clear" w:fill="E7E6E6"/>
           </w:tcPr>
           <w:p>
-            <w:pPr>
-              <w:spacing w:before="40" w:after="40"/>
-            </w:pPr>
+            <w:r/>
             <w:r>
               <w:rPr>
+                <w:rFonts w:ascii="Calibri" w:hAnsi="Calibri"/>
                 <w:b/>
-                <w:color w:val="F8FAFC"/>
+                <w:color w:val="111111"/>
                 <w:sz w:val="20"/>
               </w:rPr>
               <w:t>Requirement</w:t>
@@ -2007,47 +1867,33 @@
       <w:tr>
         <w:tc>
           <w:tcPr>
-            <w:tcW w:type="dxa" w:w="4968"/>
-            <w:tcMar>
-              <w:top w:w="120" w:type="dxa"/>
-              <w:bottom w:w="120" w:type="dxa"/>
-              <w:left w:w="180" w:type="dxa"/>
-              <w:right w:w="180" w:type="dxa"/>
-            </w:tcMar>
-            <w:shd w:fill="F8FAFC"/>
+            <w:tcW w:type="dxa" w:w="4320"/>
           </w:tcPr>
           <w:p>
-            <w:pPr>
-              <w:spacing w:before="40" w:after="40"/>
-            </w:pPr>
+            <w:r/>
             <w:r>
               <w:rPr>
-                <w:color w:val="1E293B"/>
-                <w:sz w:val="19"/>
+                <w:rFonts w:ascii="Calibri" w:hAnsi="Calibri"/>
+                <w:b/>
+                <w:color w:val="111111"/>
+                <w:sz w:val="20"/>
               </w:rPr>
-              <w:t>**FR-1.1**</w:t>
+              <w:t>FR-1.1</w:t>
             </w:r>
           </w:p>
         </w:tc>
         <w:tc>
           <w:tcPr>
-            <w:tcW w:type="dxa" w:w="4968"/>
-            <w:tcMar>
-              <w:top w:w="120" w:type="dxa"/>
-              <w:bottom w:w="120" w:type="dxa"/>
-              <w:left w:w="180" w:type="dxa"/>
-              <w:right w:w="180" w:type="dxa"/>
-            </w:tcMar>
-            <w:shd w:fill="F8FAFC"/>
+            <w:tcW w:type="dxa" w:w="4320"/>
           </w:tcPr>
           <w:p>
-            <w:pPr>
-              <w:spacing w:before="40" w:after="40"/>
-            </w:pPr>
+            <w:r/>
             <w:r>
               <w:rPr>
-                <w:color w:val="1E293B"/>
-                <w:sz w:val="19"/>
+                <w:rFonts w:ascii="Calibri" w:hAnsi="Calibri"/>
+                <w:b w:val="0"/>
+                <w:color w:val="111111"/>
+                <w:sz w:val="20"/>
               </w:rPr>
               <w:t>Upon registration, the system SHALL initiate a diagnostic assessment before serving curriculum content.</w:t>
             </w:r>
@@ -2057,49 +1903,70 @@
       <w:tr>
         <w:tc>
           <w:tcPr>
-            <w:tcW w:type="dxa" w:w="4968"/>
-            <w:tcMar>
-              <w:top w:w="120" w:type="dxa"/>
-              <w:bottom w:w="120" w:type="dxa"/>
-              <w:left w:w="180" w:type="dxa"/>
-              <w:right w:w="180" w:type="dxa"/>
-            </w:tcMar>
-            <w:shd w:fill="FFFFFF"/>
+            <w:tcW w:type="dxa" w:w="4320"/>
           </w:tcPr>
           <w:p>
-            <w:pPr>
-              <w:spacing w:before="40" w:after="40"/>
-            </w:pPr>
+            <w:r/>
             <w:r>
               <w:rPr>
-                <w:color w:val="1E293B"/>
-                <w:sz w:val="19"/>
+                <w:rFonts w:ascii="Calibri" w:hAnsi="Calibri"/>
+                <w:b/>
+                <w:color w:val="111111"/>
+                <w:sz w:val="20"/>
               </w:rPr>
-              <w:t>**FR-1.2**</w:t>
+              <w:t>FR-1.2</w:t>
             </w:r>
           </w:p>
         </w:tc>
         <w:tc>
           <w:tcPr>
-            <w:tcW w:type="dxa" w:w="4968"/>
-            <w:tcMar>
-              <w:top w:w="120" w:type="dxa"/>
-              <w:bottom w:w="120" w:type="dxa"/>
-              <w:left w:w="180" w:type="dxa"/>
-              <w:right w:w="180" w:type="dxa"/>
-            </w:tcMar>
-            <w:shd w:fill="FFFFFF"/>
+            <w:tcW w:type="dxa" w:w="4320"/>
           </w:tcPr>
           <w:p>
-            <w:pPr>
-              <w:spacing w:before="40" w:after="40"/>
-            </w:pPr>
+            <w:r/>
             <w:r>
               <w:rPr>
-                <w:color w:val="1E293B"/>
-                <w:sz w:val="19"/>
+                <w:rFonts w:ascii="Calibri" w:hAnsi="Calibri"/>
+                <w:b w:val="0"/>
+                <w:color w:val="111111"/>
+                <w:sz w:val="20"/>
               </w:rPr>
-              <w:t>The system SHALL use the Gemini API (via `@google/genai`) to **dynamically generate** code-reading and problem-solving questions tailored to the student's responses so far — not a fixed, static question bank.</w:t>
+              <w:t xml:space="preserve">The system SHALL use the Gemini API (via </w:t>
+            </w:r>
+            <w:r>
+              <w:rPr>
+                <w:rFonts w:ascii="Consolas" w:hAnsi="Consolas"/>
+                <w:color w:val="333333"/>
+                <w:sz w:val="18"/>
+              </w:rPr>
+              <w:t>@google/genai</w:t>
+            </w:r>
+            <w:r>
+              <w:rPr>
+                <w:rFonts w:ascii="Calibri" w:hAnsi="Calibri"/>
+                <w:b w:val="0"/>
+                <w:color w:val="111111"/>
+                <w:sz w:val="20"/>
+              </w:rPr>
+              <w:t xml:space="preserve">) to </w:t>
+            </w:r>
+            <w:r>
+              <w:rPr>
+                <w:rFonts w:ascii="Calibri" w:hAnsi="Calibri"/>
+                <w:b/>
+                <w:color w:val="111111"/>
+                <w:sz w:val="20"/>
+              </w:rPr>
+              <w:t>dynamically generate</w:t>
+            </w:r>
+            <w:r>
+              <w:rPr>
+                <w:rFonts w:ascii="Calibri" w:hAnsi="Calibri"/>
+                <w:b w:val="0"/>
+                <w:color w:val="111111"/>
+                <w:sz w:val="20"/>
+              </w:rPr>
+              <w:t xml:space="preserve"> code-reading and problem-solving questions tailored to the student's responses so far — not a fixed, static question bank.</w:t>
             </w:r>
           </w:p>
         </w:tc>
@@ -2107,47 +1974,33 @@
       <w:tr>
         <w:tc>
           <w:tcPr>
-            <w:tcW w:type="dxa" w:w="4968"/>
-            <w:tcMar>
-              <w:top w:w="120" w:type="dxa"/>
-              <w:bottom w:w="120" w:type="dxa"/>
-              <w:left w:w="180" w:type="dxa"/>
-              <w:right w:w="180" w:type="dxa"/>
-            </w:tcMar>
-            <w:shd w:fill="F8FAFC"/>
+            <w:tcW w:type="dxa" w:w="4320"/>
           </w:tcPr>
           <w:p>
-            <w:pPr>
-              <w:spacing w:before="40" w:after="40"/>
-            </w:pPr>
+            <w:r/>
             <w:r>
               <w:rPr>
-                <w:color w:val="1E293B"/>
-                <w:sz w:val="19"/>
+                <w:rFonts w:ascii="Calibri" w:hAnsi="Calibri"/>
+                <w:b/>
+                <w:color w:val="111111"/>
+                <w:sz w:val="20"/>
               </w:rPr>
-              <w:t>**FR-1.3**</w:t>
+              <w:t>FR-1.3</w:t>
             </w:r>
           </w:p>
         </w:tc>
         <w:tc>
           <w:tcPr>
-            <w:tcW w:type="dxa" w:w="4968"/>
-            <w:tcMar>
-              <w:top w:w="120" w:type="dxa"/>
-              <w:bottom w:w="120" w:type="dxa"/>
-              <w:left w:w="180" w:type="dxa"/>
-              <w:right w:w="180" w:type="dxa"/>
-            </w:tcMar>
-            <w:shd w:fill="F8FAFC"/>
+            <w:tcW w:type="dxa" w:w="4320"/>
           </w:tcPr>
           <w:p>
-            <w:pPr>
-              <w:spacing w:before="40" w:after="40"/>
-            </w:pPr>
+            <w:r/>
             <w:r>
               <w:rPr>
-                <w:color w:val="1E293B"/>
-                <w:sz w:val="19"/>
+                <w:rFonts w:ascii="Calibri" w:hAnsi="Calibri"/>
+                <w:b w:val="0"/>
+                <w:color w:val="111111"/>
+                <w:sz w:val="20"/>
               </w:rPr>
               <w:t>Question difficulty SHALL adapt in real time: correct answers raise difficulty; incorrect answers lower it and probe the suspected weak area.</w:t>
             </w:r>
@@ -2157,49 +2010,53 @@
       <w:tr>
         <w:tc>
           <w:tcPr>
-            <w:tcW w:type="dxa" w:w="4968"/>
-            <w:tcMar>
-              <w:top w:w="120" w:type="dxa"/>
-              <w:bottom w:w="120" w:type="dxa"/>
-              <w:left w:w="180" w:type="dxa"/>
-              <w:right w:w="180" w:type="dxa"/>
-            </w:tcMar>
-            <w:shd w:fill="FFFFFF"/>
+            <w:tcW w:type="dxa" w:w="4320"/>
           </w:tcPr>
           <w:p>
-            <w:pPr>
-              <w:spacing w:before="40" w:after="40"/>
-            </w:pPr>
+            <w:r/>
             <w:r>
               <w:rPr>
-                <w:color w:val="1E293B"/>
-                <w:sz w:val="19"/>
+                <w:rFonts w:ascii="Calibri" w:hAnsi="Calibri"/>
+                <w:b/>
+                <w:color w:val="111111"/>
+                <w:sz w:val="20"/>
               </w:rPr>
-              <w:t>**FR-1.4**</w:t>
+              <w:t>FR-1.4</w:t>
             </w:r>
           </w:p>
         </w:tc>
         <w:tc>
           <w:tcPr>
-            <w:tcW w:type="dxa" w:w="4968"/>
-            <w:tcMar>
-              <w:top w:w="120" w:type="dxa"/>
-              <w:bottom w:w="120" w:type="dxa"/>
-              <w:left w:w="180" w:type="dxa"/>
-              <w:right w:w="180" w:type="dxa"/>
-            </w:tcMar>
-            <w:shd w:fill="FFFFFF"/>
+            <w:tcW w:type="dxa" w:w="4320"/>
           </w:tcPr>
           <w:p>
-            <w:pPr>
-              <w:spacing w:before="40" w:after="40"/>
-            </w:pPr>
+            <w:r/>
             <w:r>
               <w:rPr>
-                <w:color w:val="1E293B"/>
-                <w:sz w:val="19"/>
+                <w:rFonts w:ascii="Calibri" w:hAnsi="Calibri"/>
+                <w:b w:val="0"/>
+                <w:color w:val="111111"/>
+                <w:sz w:val="20"/>
               </w:rPr>
-              <w:t>The system SHALL compile assessment results into a **User Capability Matrix** mapping strengths and weaknesses across defined CS competency domains (e.g., syntax, OOP, data structures, algorithms, debugging).</w:t>
+              <w:t xml:space="preserve">The system SHALL compile assessment results into a </w:t>
+            </w:r>
+            <w:r>
+              <w:rPr>
+                <w:rFonts w:ascii="Calibri" w:hAnsi="Calibri"/>
+                <w:b/>
+                <w:color w:val="111111"/>
+                <w:sz w:val="20"/>
+              </w:rPr>
+              <w:t>User Capability Matrix</w:t>
+            </w:r>
+            <w:r>
+              <w:rPr>
+                <w:rFonts w:ascii="Calibri" w:hAnsi="Calibri"/>
+                <w:b w:val="0"/>
+                <w:color w:val="111111"/>
+                <w:sz w:val="20"/>
+              </w:rPr>
+              <w:t xml:space="preserve"> mapping strengths and weaknesses across defined CS competency domains (e.g., syntax, OOP, data structures, algorithms, debugging).</w:t>
             </w:r>
           </w:p>
         </w:tc>
@@ -2207,47 +2064,33 @@
       <w:tr>
         <w:tc>
           <w:tcPr>
-            <w:tcW w:type="dxa" w:w="4968"/>
-            <w:tcMar>
-              <w:top w:w="120" w:type="dxa"/>
-              <w:bottom w:w="120" w:type="dxa"/>
-              <w:left w:w="180" w:type="dxa"/>
-              <w:right w:w="180" w:type="dxa"/>
-            </w:tcMar>
-            <w:shd w:fill="F8FAFC"/>
+            <w:tcW w:type="dxa" w:w="4320"/>
           </w:tcPr>
           <w:p>
-            <w:pPr>
-              <w:spacing w:before="40" w:after="40"/>
-            </w:pPr>
+            <w:r/>
             <w:r>
               <w:rPr>
-                <w:color w:val="1E293B"/>
-                <w:sz w:val="19"/>
+                <w:rFonts w:ascii="Calibri" w:hAnsi="Calibri"/>
+                <w:b/>
+                <w:color w:val="111111"/>
+                <w:sz w:val="20"/>
               </w:rPr>
-              <w:t>**FR-1.5**</w:t>
+              <w:t>FR-1.5</w:t>
             </w:r>
           </w:p>
         </w:tc>
         <w:tc>
           <w:tcPr>
-            <w:tcW w:type="dxa" w:w="4968"/>
-            <w:tcMar>
-              <w:top w:w="120" w:type="dxa"/>
-              <w:bottom w:w="120" w:type="dxa"/>
-              <w:left w:w="180" w:type="dxa"/>
-              <w:right w:w="180" w:type="dxa"/>
-            </w:tcMar>
-            <w:shd w:fill="F8FAFC"/>
+            <w:tcW w:type="dxa" w:w="4320"/>
           </w:tcPr>
           <w:p>
-            <w:pPr>
-              <w:spacing w:before="40" w:after="40"/>
-            </w:pPr>
+            <w:r/>
             <w:r>
               <w:rPr>
-                <w:color w:val="1E293B"/>
-                <w:sz w:val="19"/>
+                <w:rFonts w:ascii="Calibri" w:hAnsi="Calibri"/>
+                <w:b w:val="0"/>
+                <w:color w:val="111111"/>
+                <w:sz w:val="20"/>
               </w:rPr>
               <w:t>The Capability Matrix SHALL be persisted in MongoDB as structured JSON and used as the basis for lesson adaptation.</w:t>
             </w:r>
@@ -2257,47 +2100,33 @@
       <w:tr>
         <w:tc>
           <w:tcPr>
-            <w:tcW w:type="dxa" w:w="4968"/>
-            <w:tcMar>
-              <w:top w:w="120" w:type="dxa"/>
-              <w:bottom w:w="120" w:type="dxa"/>
-              <w:left w:w="180" w:type="dxa"/>
-              <w:right w:w="180" w:type="dxa"/>
-            </w:tcMar>
-            <w:shd w:fill="FFFFFF"/>
+            <w:tcW w:type="dxa" w:w="4320"/>
           </w:tcPr>
           <w:p>
-            <w:pPr>
-              <w:spacing w:before="40" w:after="40"/>
-            </w:pPr>
+            <w:r/>
             <w:r>
               <w:rPr>
-                <w:color w:val="1E293B"/>
-                <w:sz w:val="19"/>
+                <w:rFonts w:ascii="Calibri" w:hAnsi="Calibri"/>
+                <w:b/>
+                <w:color w:val="111111"/>
+                <w:sz w:val="20"/>
               </w:rPr>
-              <w:t>**FR-1.6**</w:t>
+              <w:t>FR-1.6</w:t>
             </w:r>
           </w:p>
         </w:tc>
         <w:tc>
           <w:tcPr>
-            <w:tcW w:type="dxa" w:w="4968"/>
-            <w:tcMar>
-              <w:top w:w="120" w:type="dxa"/>
-              <w:bottom w:w="120" w:type="dxa"/>
-              <w:left w:w="180" w:type="dxa"/>
-              <w:right w:w="180" w:type="dxa"/>
-            </w:tcMar>
-            <w:shd w:fill="FFFFFF"/>
+            <w:tcW w:type="dxa" w:w="4320"/>
           </w:tcPr>
           <w:p>
-            <w:pPr>
-              <w:spacing w:before="40" w:after="40"/>
-            </w:pPr>
+            <w:r/>
             <w:r>
               <w:rPr>
-                <w:color w:val="1E293B"/>
-                <w:sz w:val="19"/>
+                <w:rFonts w:ascii="Calibri" w:hAnsi="Calibri"/>
+                <w:b w:val="0"/>
+                <w:color w:val="111111"/>
+                <w:sz w:val="20"/>
               </w:rPr>
               <w:t>The student SHALL be able to pause and resume the diagnostic within a bounded validity window (e.g., 7 days).</w:t>
             </w:r>
@@ -2307,47 +2136,33 @@
       <w:tr>
         <w:tc>
           <w:tcPr>
-            <w:tcW w:type="dxa" w:w="4968"/>
-            <w:tcMar>
-              <w:top w:w="120" w:type="dxa"/>
-              <w:bottom w:w="120" w:type="dxa"/>
-              <w:left w:w="180" w:type="dxa"/>
-              <w:right w:w="180" w:type="dxa"/>
-            </w:tcMar>
-            <w:shd w:fill="F8FAFC"/>
+            <w:tcW w:type="dxa" w:w="4320"/>
           </w:tcPr>
           <w:p>
-            <w:pPr>
-              <w:spacing w:before="40" w:after="40"/>
-            </w:pPr>
+            <w:r/>
             <w:r>
               <w:rPr>
-                <w:color w:val="1E293B"/>
-                <w:sz w:val="19"/>
+                <w:rFonts w:ascii="Calibri" w:hAnsi="Calibri"/>
+                <w:b/>
+                <w:color w:val="111111"/>
+                <w:sz w:val="20"/>
               </w:rPr>
-              <w:t>**FR-1.7**</w:t>
+              <w:t>FR-1.7</w:t>
             </w:r>
           </w:p>
         </w:tc>
         <w:tc>
           <w:tcPr>
-            <w:tcW w:type="dxa" w:w="4968"/>
-            <w:tcMar>
-              <w:top w:w="120" w:type="dxa"/>
-              <w:bottom w:w="120" w:type="dxa"/>
-              <w:left w:w="180" w:type="dxa"/>
-              <w:right w:w="180" w:type="dxa"/>
-            </w:tcMar>
-            <w:shd w:fill="F8FAFC"/>
+            <w:tcW w:type="dxa" w:w="4320"/>
           </w:tcPr>
           <w:p>
-            <w:pPr>
-              <w:spacing w:before="40" w:after="40"/>
-            </w:pPr>
+            <w:r/>
             <w:r>
               <w:rPr>
-                <w:color w:val="1E293B"/>
-                <w:sz w:val="19"/>
+                <w:rFonts w:ascii="Calibri" w:hAnsi="Calibri"/>
+                <w:b w:val="0"/>
+                <w:color w:val="111111"/>
+                <w:sz w:val="20"/>
               </w:rPr>
               <w:t>The diagnostic SHALL conclude after reaching a confidence threshold or a maximum item count (configurable by Admin).</w:t>
             </w:r>
@@ -2358,47 +2173,41 @@
     <w:p/>
     <w:p>
       <w:pPr>
-        <w:spacing w:before="200" w:after="60"/>
+        <w:pStyle w:val="Heading2"/>
       </w:pPr>
       <w:r>
         <w:rPr>
+          <w:rFonts w:ascii="Calibri" w:hAnsi="Calibri"/>
           <w:b/>
-          <w:color w:val="2563EB"/>
-          <w:sz w:val="26"/>
+          <w:color w:val="000000"/>
+          <w:sz w:val="25"/>
         </w:rPr>
         <w:t>3.2 Dynamic Explanation Adaptation (Adaptive Lesson Delivery)</w:t>
       </w:r>
     </w:p>
     <w:tbl>
       <w:tblPr>
+        <w:tblStyle w:val="TableGrid"/>
         <w:tblW w:type="auto" w:w="0"/>
-        <w:jc w:val="center"/>
         <w:tblLook w:firstColumn="1" w:firstRow="1" w:lastColumn="0" w:lastRow="0" w:noHBand="0" w:noVBand="1" w:val="04A0"/>
       </w:tblPr>
       <w:tblGrid>
-        <w:gridCol w:w="4968"/>
-        <w:gridCol w:w="4968"/>
+        <w:gridCol w:w="4320"/>
+        <w:gridCol w:w="4320"/>
       </w:tblGrid>
       <w:tr>
         <w:tc>
           <w:tcPr>
-            <w:tcW w:type="dxa" w:w="4968"/>
-            <w:tcMar>
-              <w:top w:w="120" w:type="dxa"/>
-              <w:bottom w:w="120" w:type="dxa"/>
-              <w:left w:w="180" w:type="dxa"/>
-              <w:right w:w="180" w:type="dxa"/>
-            </w:tcMar>
-            <w:shd w:fill="0F172A"/>
+            <w:tcW w:type="dxa" w:w="4320"/>
+            <w:shd w:val="clear" w:fill="E7E6E6"/>
           </w:tcPr>
           <w:p>
-            <w:pPr>
-              <w:spacing w:before="40" w:after="40"/>
-            </w:pPr>
+            <w:r/>
             <w:r>
               <w:rPr>
+                <w:rFonts w:ascii="Calibri" w:hAnsi="Calibri"/>
                 <w:b/>
-                <w:color w:val="F8FAFC"/>
+                <w:color w:val="111111"/>
                 <w:sz w:val="20"/>
               </w:rPr>
               <w:t>ID</w:t>
@@ -2407,23 +2216,16 @@
         </w:tc>
         <w:tc>
           <w:tcPr>
-            <w:tcW w:type="dxa" w:w="4968"/>
-            <w:tcMar>
-              <w:top w:w="120" w:type="dxa"/>
-              <w:bottom w:w="120" w:type="dxa"/>
-              <w:left w:w="180" w:type="dxa"/>
-              <w:right w:w="180" w:type="dxa"/>
-            </w:tcMar>
-            <w:shd w:fill="0F172A"/>
+            <w:tcW w:type="dxa" w:w="4320"/>
+            <w:shd w:val="clear" w:fill="E7E6E6"/>
           </w:tcPr>
           <w:p>
-            <w:pPr>
-              <w:spacing w:before="40" w:after="40"/>
-            </w:pPr>
+            <w:r/>
             <w:r>
               <w:rPr>
+                <w:rFonts w:ascii="Calibri" w:hAnsi="Calibri"/>
                 <w:b/>
-                <w:color w:val="F8FAFC"/>
+                <w:color w:val="111111"/>
                 <w:sz w:val="20"/>
               </w:rPr>
               <w:t>Requirement</w:t>
@@ -2434,47 +2236,33 @@
       <w:tr>
         <w:tc>
           <w:tcPr>
-            <w:tcW w:type="dxa" w:w="4968"/>
-            <w:tcMar>
-              <w:top w:w="120" w:type="dxa"/>
-              <w:bottom w:w="120" w:type="dxa"/>
-              <w:left w:w="180" w:type="dxa"/>
-              <w:right w:w="180" w:type="dxa"/>
-            </w:tcMar>
-            <w:shd w:fill="F8FAFC"/>
+            <w:tcW w:type="dxa" w:w="4320"/>
           </w:tcPr>
           <w:p>
-            <w:pPr>
-              <w:spacing w:before="40" w:after="40"/>
-            </w:pPr>
+            <w:r/>
             <w:r>
               <w:rPr>
-                <w:color w:val="1E293B"/>
-                <w:sz w:val="19"/>
+                <w:rFonts w:ascii="Calibri" w:hAnsi="Calibri"/>
+                <w:b/>
+                <w:color w:val="111111"/>
+                <w:sz w:val="20"/>
               </w:rPr>
-              <w:t>**FR-2.1**</w:t>
+              <w:t>FR-2.1</w:t>
             </w:r>
           </w:p>
         </w:tc>
         <w:tc>
           <w:tcPr>
-            <w:tcW w:type="dxa" w:w="4968"/>
-            <w:tcMar>
-              <w:top w:w="120" w:type="dxa"/>
-              <w:bottom w:w="120" w:type="dxa"/>
-              <w:left w:w="180" w:type="dxa"/>
-              <w:right w:w="180" w:type="dxa"/>
-            </w:tcMar>
-            <w:shd w:fill="F8FAFC"/>
+            <w:tcW w:type="dxa" w:w="4320"/>
           </w:tcPr>
           <w:p>
-            <w:pPr>
-              <w:spacing w:before="40" w:after="40"/>
-            </w:pPr>
+            <w:r/>
             <w:r>
               <w:rPr>
-                <w:color w:val="1E293B"/>
-                <w:sz w:val="19"/>
+                <w:rFonts w:ascii="Calibri" w:hAnsi="Calibri"/>
+                <w:b w:val="0"/>
+                <w:color w:val="111111"/>
+                <w:sz w:val="20"/>
               </w:rPr>
               <w:t>The system SHALL monitor student performance signals (quiz results, code submission outcomes, time-on-task, retry counts) to detect struggle with a concept (e.g., Object-Oriented Programming).</w:t>
             </w:r>
@@ -2484,49 +2272,53 @@
       <w:tr>
         <w:tc>
           <w:tcPr>
-            <w:tcW w:type="dxa" w:w="4968"/>
-            <w:tcMar>
-              <w:top w:w="120" w:type="dxa"/>
-              <w:bottom w:w="120" w:type="dxa"/>
-              <w:left w:w="180" w:type="dxa"/>
-              <w:right w:w="180" w:type="dxa"/>
-            </w:tcMar>
-            <w:shd w:fill="FFFFFF"/>
+            <w:tcW w:type="dxa" w:w="4320"/>
           </w:tcPr>
           <w:p>
-            <w:pPr>
-              <w:spacing w:before="40" w:after="40"/>
-            </w:pPr>
+            <w:r/>
             <w:r>
               <w:rPr>
-                <w:color w:val="1E293B"/>
-                <w:sz w:val="19"/>
+                <w:rFonts w:ascii="Calibri" w:hAnsi="Calibri"/>
+                <w:b/>
+                <w:color w:val="111111"/>
+                <w:sz w:val="20"/>
               </w:rPr>
-              <w:t>**FR-2.2**</w:t>
+              <w:t>FR-2.2</w:t>
             </w:r>
           </w:p>
         </w:tc>
         <w:tc>
           <w:tcPr>
-            <w:tcW w:type="dxa" w:w="4968"/>
-            <w:tcMar>
-              <w:top w:w="120" w:type="dxa"/>
-              <w:bottom w:w="120" w:type="dxa"/>
-              <w:left w:w="180" w:type="dxa"/>
-              <w:right w:w="180" w:type="dxa"/>
-            </w:tcMar>
-            <w:shd w:fill="FFFFFF"/>
+            <w:tcW w:type="dxa" w:w="4320"/>
           </w:tcPr>
           <w:p>
-            <w:pPr>
-              <w:spacing w:before="40" w:after="40"/>
-            </w:pPr>
+            <w:r/>
             <w:r>
               <w:rPr>
-                <w:color w:val="1E293B"/>
-                <w:sz w:val="19"/>
+                <w:rFonts w:ascii="Calibri" w:hAnsi="Calibri"/>
+                <w:b w:val="0"/>
+                <w:color w:val="111111"/>
+                <w:sz w:val="20"/>
               </w:rPr>
-              <w:t>When struggle is detected, the system SHALL identify the student's preferred learning style from their profile and **rewrite the lesson** via the AI engine.</w:t>
+              <w:t xml:space="preserve">When struggle is detected, the system SHALL identify the student's preferred learning style from their profile and </w:t>
+            </w:r>
+            <w:r>
+              <w:rPr>
+                <w:rFonts w:ascii="Calibri" w:hAnsi="Calibri"/>
+                <w:b/>
+                <w:color w:val="111111"/>
+                <w:sz w:val="20"/>
+              </w:rPr>
+              <w:t>rewrite the lesson</w:t>
+            </w:r>
+            <w:r>
+              <w:rPr>
+                <w:rFonts w:ascii="Calibri" w:hAnsi="Calibri"/>
+                <w:b w:val="0"/>
+                <w:color w:val="111111"/>
+                <w:sz w:val="20"/>
+              </w:rPr>
+              <w:t xml:space="preserve"> via the AI engine.</w:t>
             </w:r>
           </w:p>
         </w:tc>
@@ -2534,49 +2326,89 @@
       <w:tr>
         <w:tc>
           <w:tcPr>
-            <w:tcW w:type="dxa" w:w="4968"/>
-            <w:tcMar>
-              <w:top w:w="120" w:type="dxa"/>
-              <w:bottom w:w="120" w:type="dxa"/>
-              <w:left w:w="180" w:type="dxa"/>
-              <w:right w:w="180" w:type="dxa"/>
-            </w:tcMar>
-            <w:shd w:fill="F8FAFC"/>
+            <w:tcW w:type="dxa" w:w="4320"/>
           </w:tcPr>
           <w:p>
-            <w:pPr>
-              <w:spacing w:before="40" w:after="40"/>
-            </w:pPr>
+            <w:r/>
             <w:r>
               <w:rPr>
-                <w:color w:val="1E293B"/>
-                <w:sz w:val="19"/>
+                <w:rFonts w:ascii="Calibri" w:hAnsi="Calibri"/>
+                <w:b/>
+                <w:color w:val="111111"/>
+                <w:sz w:val="20"/>
               </w:rPr>
-              <w:t>**FR-2.3**</w:t>
+              <w:t>FR-2.3</w:t>
             </w:r>
           </w:p>
         </w:tc>
         <w:tc>
           <w:tcPr>
-            <w:tcW w:type="dxa" w:w="4968"/>
-            <w:tcMar>
-              <w:top w:w="120" w:type="dxa"/>
-              <w:bottom w:w="120" w:type="dxa"/>
-              <w:left w:w="180" w:type="dxa"/>
-              <w:right w:w="180" w:type="dxa"/>
-            </w:tcMar>
-            <w:shd w:fill="F8FAFC"/>
+            <w:tcW w:type="dxa" w:w="4320"/>
           </w:tcPr>
           <w:p>
-            <w:pPr>
-              <w:spacing w:before="40" w:after="40"/>
-            </w:pPr>
+            <w:r/>
             <w:r>
               <w:rPr>
-                <w:color w:val="1E293B"/>
-                <w:sz w:val="19"/>
+                <w:rFonts w:ascii="Calibri" w:hAnsi="Calibri"/>
+                <w:b w:val="0"/>
+                <w:color w:val="111111"/>
+                <w:sz w:val="20"/>
               </w:rPr>
-              <w:t>Rewrites SHALL be tiered by level: **beginners** receive physical, real-world analogies; **intermediate** learners receive memory/execution diagrams and trace walkthroughs; **advanced** learners receive internals-oriented explanations.</w:t>
+              <w:t xml:space="preserve">Rewrites SHALL be tiered by level: </w:t>
+            </w:r>
+            <w:r>
+              <w:rPr>
+                <w:rFonts w:ascii="Calibri" w:hAnsi="Calibri"/>
+                <w:b/>
+                <w:color w:val="111111"/>
+                <w:sz w:val="20"/>
+              </w:rPr>
+              <w:t>beginners</w:t>
+            </w:r>
+            <w:r>
+              <w:rPr>
+                <w:rFonts w:ascii="Calibri" w:hAnsi="Calibri"/>
+                <w:b w:val="0"/>
+                <w:color w:val="111111"/>
+                <w:sz w:val="20"/>
+              </w:rPr>
+              <w:t xml:space="preserve"> receive physical, real-world analogies; </w:t>
+            </w:r>
+            <w:r>
+              <w:rPr>
+                <w:rFonts w:ascii="Calibri" w:hAnsi="Calibri"/>
+                <w:b/>
+                <w:color w:val="111111"/>
+                <w:sz w:val="20"/>
+              </w:rPr>
+              <w:t>intermediate</w:t>
+            </w:r>
+            <w:r>
+              <w:rPr>
+                <w:rFonts w:ascii="Calibri" w:hAnsi="Calibri"/>
+                <w:b w:val="0"/>
+                <w:color w:val="111111"/>
+                <w:sz w:val="20"/>
+              </w:rPr>
+              <w:t xml:space="preserve"> learners receive memory/execution diagrams and trace walkthroughs; </w:t>
+            </w:r>
+            <w:r>
+              <w:rPr>
+                <w:rFonts w:ascii="Calibri" w:hAnsi="Calibri"/>
+                <w:b/>
+                <w:color w:val="111111"/>
+                <w:sz w:val="20"/>
+              </w:rPr>
+              <w:t>advanced</w:t>
+            </w:r>
+            <w:r>
+              <w:rPr>
+                <w:rFonts w:ascii="Calibri" w:hAnsi="Calibri"/>
+                <w:b w:val="0"/>
+                <w:color w:val="111111"/>
+                <w:sz w:val="20"/>
+              </w:rPr>
+              <w:t xml:space="preserve"> learners receive internals-oriented explanations.</w:t>
             </w:r>
           </w:p>
         </w:tc>
@@ -2584,49 +2416,52 @@
       <w:tr>
         <w:tc>
           <w:tcPr>
-            <w:tcW w:type="dxa" w:w="4968"/>
-            <w:tcMar>
-              <w:top w:w="120" w:type="dxa"/>
-              <w:bottom w:w="120" w:type="dxa"/>
-              <w:left w:w="180" w:type="dxa"/>
-              <w:right w:w="180" w:type="dxa"/>
-            </w:tcMar>
-            <w:shd w:fill="FFFFFF"/>
+            <w:tcW w:type="dxa" w:w="4320"/>
           </w:tcPr>
           <w:p>
-            <w:pPr>
-              <w:spacing w:before="40" w:after="40"/>
-            </w:pPr>
+            <w:r/>
             <w:r>
               <w:rPr>
-                <w:color w:val="1E293B"/>
-                <w:sz w:val="19"/>
+                <w:rFonts w:ascii="Calibri" w:hAnsi="Calibri"/>
+                <w:b/>
+                <w:color w:val="111111"/>
+                <w:sz w:val="20"/>
               </w:rPr>
-              <w:t>**FR-2.4**</w:t>
+              <w:t>FR-2.4</w:t>
             </w:r>
           </w:p>
         </w:tc>
         <w:tc>
           <w:tcPr>
-            <w:tcW w:type="dxa" w:w="4968"/>
-            <w:tcMar>
-              <w:top w:w="120" w:type="dxa"/>
-              <w:bottom w:w="120" w:type="dxa"/>
-              <w:left w:w="180" w:type="dxa"/>
-              <w:right w:w="180" w:type="dxa"/>
-            </w:tcMar>
-            <w:shd w:fill="FFFFFF"/>
+            <w:tcW w:type="dxa" w:w="4320"/>
           </w:tcPr>
           <w:p>
-            <w:pPr>
-              <w:spacing w:before="40" w:after="40"/>
-            </w:pPr>
+            <w:r/>
             <w:r>
               <w:rPr>
-                <w:color w:val="1E293B"/>
-                <w:sz w:val="19"/>
+                <w:rFonts w:ascii="Calibri" w:hAnsi="Calibri"/>
+                <w:b w:val="0"/>
+                <w:color w:val="111111"/>
+                <w:sz w:val="20"/>
               </w:rPr>
-              <w:t>Adapted lessons SHALL be served from the `/services` AI orchestration layer without blocking standard content delivery.</w:t>
+              <w:t xml:space="preserve">Adapted lessons SHALL be served from the </w:t>
+            </w:r>
+            <w:r>
+              <w:rPr>
+                <w:rFonts w:ascii="Consolas" w:hAnsi="Consolas"/>
+                <w:color w:val="333333"/>
+                <w:sz w:val="18"/>
+              </w:rPr>
+              <w:t>/services</w:t>
+            </w:r>
+            <w:r>
+              <w:rPr>
+                <w:rFonts w:ascii="Calibri" w:hAnsi="Calibri"/>
+                <w:b w:val="0"/>
+                <w:color w:val="111111"/>
+                <w:sz w:val="20"/>
+              </w:rPr>
+              <w:t xml:space="preserve"> AI orchestration layer without blocking standard content delivery.</w:t>
             </w:r>
           </w:p>
         </w:tc>
@@ -2634,47 +2469,33 @@
       <w:tr>
         <w:tc>
           <w:tcPr>
-            <w:tcW w:type="dxa" w:w="4968"/>
-            <w:tcMar>
-              <w:top w:w="120" w:type="dxa"/>
-              <w:bottom w:w="120" w:type="dxa"/>
-              <w:left w:w="180" w:type="dxa"/>
-              <w:right w:w="180" w:type="dxa"/>
-            </w:tcMar>
-            <w:shd w:fill="F8FAFC"/>
+            <w:tcW w:type="dxa" w:w="4320"/>
           </w:tcPr>
           <w:p>
-            <w:pPr>
-              <w:spacing w:before="40" w:after="40"/>
-            </w:pPr>
+            <w:r/>
             <w:r>
               <w:rPr>
-                <w:color w:val="1E293B"/>
-                <w:sz w:val="19"/>
+                <w:rFonts w:ascii="Calibri" w:hAnsi="Calibri"/>
+                <w:b/>
+                <w:color w:val="111111"/>
+                <w:sz w:val="20"/>
               </w:rPr>
-              <w:t>**FR-2.5**</w:t>
+              <w:t>FR-2.5</w:t>
             </w:r>
           </w:p>
         </w:tc>
         <w:tc>
           <w:tcPr>
-            <w:tcW w:type="dxa" w:w="4968"/>
-            <w:tcMar>
-              <w:top w:w="120" w:type="dxa"/>
-              <w:bottom w:w="120" w:type="dxa"/>
-              <w:left w:w="180" w:type="dxa"/>
-              <w:right w:w="180" w:type="dxa"/>
-            </w:tcMar>
-            <w:shd w:fill="F8FAFC"/>
+            <w:tcW w:type="dxa" w:w="4320"/>
           </w:tcPr>
           <w:p>
-            <w:pPr>
-              <w:spacing w:before="40" w:after="40"/>
-            </w:pPr>
+            <w:r/>
             <w:r>
               <w:rPr>
-                <w:color w:val="1E293B"/>
-                <w:sz w:val="19"/>
+                <w:rFonts w:ascii="Calibri" w:hAnsi="Calibri"/>
+                <w:b w:val="0"/>
+                <w:color w:val="111111"/>
+                <w:sz w:val="20"/>
               </w:rPr>
               <w:t>The system SHALL store the student's inferred learning-style preference in their profile and refine it over time from engagement signals.</w:t>
             </w:r>
@@ -2684,47 +2505,33 @@
       <w:tr>
         <w:tc>
           <w:tcPr>
-            <w:tcW w:type="dxa" w:w="4968"/>
-            <w:tcMar>
-              <w:top w:w="120" w:type="dxa"/>
-              <w:bottom w:w="120" w:type="dxa"/>
-              <w:left w:w="180" w:type="dxa"/>
-              <w:right w:w="180" w:type="dxa"/>
-            </w:tcMar>
-            <w:shd w:fill="FFFFFF"/>
+            <w:tcW w:type="dxa" w:w="4320"/>
           </w:tcPr>
           <w:p>
-            <w:pPr>
-              <w:spacing w:before="40" w:after="40"/>
-            </w:pPr>
+            <w:r/>
             <w:r>
               <w:rPr>
-                <w:color w:val="1E293B"/>
-                <w:sz w:val="19"/>
+                <w:rFonts w:ascii="Calibri" w:hAnsi="Calibri"/>
+                <w:b/>
+                <w:color w:val="111111"/>
+                <w:sz w:val="20"/>
               </w:rPr>
-              <w:t>**FR-2.6**</w:t>
+              <w:t>FR-2.6</w:t>
             </w:r>
           </w:p>
         </w:tc>
         <w:tc>
           <w:tcPr>
-            <w:tcW w:type="dxa" w:w="4968"/>
-            <w:tcMar>
-              <w:top w:w="120" w:type="dxa"/>
-              <w:bottom w:w="120" w:type="dxa"/>
-              <w:left w:w="180" w:type="dxa"/>
-              <w:right w:w="180" w:type="dxa"/>
-            </w:tcMar>
-            <w:shd w:fill="FFFFFF"/>
+            <w:tcW w:type="dxa" w:w="4320"/>
           </w:tcPr>
           <w:p>
-            <w:pPr>
-              <w:spacing w:before="40" w:after="40"/>
-            </w:pPr>
+            <w:r/>
             <w:r>
               <w:rPr>
-                <w:color w:val="1E293B"/>
-                <w:sz w:val="19"/>
+                <w:rFonts w:ascii="Calibri" w:hAnsi="Calibri"/>
+                <w:b w:val="0"/>
+                <w:color w:val="111111"/>
+                <w:sz w:val="20"/>
               </w:rPr>
               <w:t>The system SHALL preserve learning-objective parity: a rewritten lesson must teach the same objectives as the canonical lesson.</w:t>
             </w:r>
@@ -2734,47 +2541,33 @@
       <w:tr>
         <w:tc>
           <w:tcPr>
-            <w:tcW w:type="dxa" w:w="4968"/>
-            <w:tcMar>
-              <w:top w:w="120" w:type="dxa"/>
-              <w:bottom w:w="120" w:type="dxa"/>
-              <w:left w:w="180" w:type="dxa"/>
-              <w:right w:w="180" w:type="dxa"/>
-            </w:tcMar>
-            <w:shd w:fill="F8FAFC"/>
+            <w:tcW w:type="dxa" w:w="4320"/>
           </w:tcPr>
           <w:p>
-            <w:pPr>
-              <w:spacing w:before="40" w:after="40"/>
-            </w:pPr>
+            <w:r/>
             <w:r>
               <w:rPr>
-                <w:color w:val="1E293B"/>
-                <w:sz w:val="19"/>
+                <w:rFonts w:ascii="Calibri" w:hAnsi="Calibri"/>
+                <w:b/>
+                <w:color w:val="111111"/>
+                <w:sz w:val="20"/>
               </w:rPr>
-              <w:t>**FR-2.7**</w:t>
+              <w:t>FR-2.7</w:t>
             </w:r>
           </w:p>
         </w:tc>
         <w:tc>
           <w:tcPr>
-            <w:tcW w:type="dxa" w:w="4968"/>
-            <w:tcMar>
-              <w:top w:w="120" w:type="dxa"/>
-              <w:bottom w:w="120" w:type="dxa"/>
-              <w:left w:w="180" w:type="dxa"/>
-              <w:right w:w="180" w:type="dxa"/>
-            </w:tcMar>
-            <w:shd w:fill="F8FAFC"/>
+            <w:tcW w:type="dxa" w:w="4320"/>
           </w:tcPr>
           <w:p>
-            <w:pPr>
-              <w:spacing w:before="40" w:after="40"/>
-            </w:pPr>
+            <w:r/>
             <w:r>
               <w:rPr>
-                <w:color w:val="1E293B"/>
-                <w:sz w:val="19"/>
+                <w:rFonts w:ascii="Calibri" w:hAnsi="Calibri"/>
+                <w:b w:val="0"/>
+                <w:color w:val="111111"/>
+                <w:sz w:val="20"/>
               </w:rPr>
               <w:t>The system SHALL cache generated adaptations per (concept × level × style) to control cost and latency.</w:t>
             </w:r>
@@ -2785,47 +2578,41 @@
     <w:p/>
     <w:p>
       <w:pPr>
-        <w:spacing w:before="200" w:after="60"/>
+        <w:pStyle w:val="Heading2"/>
       </w:pPr>
       <w:r>
         <w:rPr>
+          <w:rFonts w:ascii="Calibri" w:hAnsi="Calibri"/>
           <w:b/>
-          <w:color w:val="2563EB"/>
-          <w:sz w:val="26"/>
+          <w:color w:val="000000"/>
+          <w:sz w:val="25"/>
         </w:rPr>
         <w:t>3.3 Code Evaluation &amp; Automated Feedback Loop (Interactive Code Mentorship)</w:t>
       </w:r>
     </w:p>
     <w:tbl>
       <w:tblPr>
+        <w:tblStyle w:val="TableGrid"/>
         <w:tblW w:type="auto" w:w="0"/>
-        <w:jc w:val="center"/>
         <w:tblLook w:firstColumn="1" w:firstRow="1" w:lastColumn="0" w:lastRow="0" w:noHBand="0" w:noVBand="1" w:val="04A0"/>
       </w:tblPr>
       <w:tblGrid>
-        <w:gridCol w:w="4968"/>
-        <w:gridCol w:w="4968"/>
+        <w:gridCol w:w="4320"/>
+        <w:gridCol w:w="4320"/>
       </w:tblGrid>
       <w:tr>
         <w:tc>
           <w:tcPr>
-            <w:tcW w:type="dxa" w:w="4968"/>
-            <w:tcMar>
-              <w:top w:w="120" w:type="dxa"/>
-              <w:bottom w:w="120" w:type="dxa"/>
-              <w:left w:w="180" w:type="dxa"/>
-              <w:right w:w="180" w:type="dxa"/>
-            </w:tcMar>
-            <w:shd w:fill="0F172A"/>
+            <w:tcW w:type="dxa" w:w="4320"/>
+            <w:shd w:val="clear" w:fill="E7E6E6"/>
           </w:tcPr>
           <w:p>
-            <w:pPr>
-              <w:spacing w:before="40" w:after="40"/>
-            </w:pPr>
+            <w:r/>
             <w:r>
               <w:rPr>
+                <w:rFonts w:ascii="Calibri" w:hAnsi="Calibri"/>
                 <w:b/>
-                <w:color w:val="F8FAFC"/>
+                <w:color w:val="111111"/>
                 <w:sz w:val="20"/>
               </w:rPr>
               <w:t>ID</w:t>
@@ -2834,23 +2621,16 @@
         </w:tc>
         <w:tc>
           <w:tcPr>
-            <w:tcW w:type="dxa" w:w="4968"/>
-            <w:tcMar>
-              <w:top w:w="120" w:type="dxa"/>
-              <w:bottom w:w="120" w:type="dxa"/>
-              <w:left w:w="180" w:type="dxa"/>
-              <w:right w:w="180" w:type="dxa"/>
-            </w:tcMar>
-            <w:shd w:fill="0F172A"/>
+            <w:tcW w:type="dxa" w:w="4320"/>
+            <w:shd w:val="clear" w:fill="E7E6E6"/>
           </w:tcPr>
           <w:p>
-            <w:pPr>
-              <w:spacing w:before="40" w:after="40"/>
-            </w:pPr>
+            <w:r/>
             <w:r>
               <w:rPr>
+                <w:rFonts w:ascii="Calibri" w:hAnsi="Calibri"/>
                 <w:b/>
-                <w:color w:val="F8FAFC"/>
+                <w:color w:val="111111"/>
                 <w:sz w:val="20"/>
               </w:rPr>
               <w:t>Requirement</w:t>
@@ -2861,47 +2641,33 @@
       <w:tr>
         <w:tc>
           <w:tcPr>
-            <w:tcW w:type="dxa" w:w="4968"/>
-            <w:tcMar>
-              <w:top w:w="120" w:type="dxa"/>
-              <w:bottom w:w="120" w:type="dxa"/>
-              <w:left w:w="180" w:type="dxa"/>
-              <w:right w:w="180" w:type="dxa"/>
-            </w:tcMar>
-            <w:shd w:fill="F8FAFC"/>
+            <w:tcW w:type="dxa" w:w="4320"/>
           </w:tcPr>
           <w:p>
-            <w:pPr>
-              <w:spacing w:before="40" w:after="40"/>
-            </w:pPr>
+            <w:r/>
             <w:r>
               <w:rPr>
-                <w:color w:val="1E293B"/>
-                <w:sz w:val="19"/>
+                <w:rFonts w:ascii="Calibri" w:hAnsi="Calibri"/>
+                <w:b/>
+                <w:color w:val="111111"/>
+                <w:sz w:val="20"/>
               </w:rPr>
-              <w:t>**FR-3.1**</w:t>
+              <w:t>FR-3.1</w:t>
             </w:r>
           </w:p>
         </w:tc>
         <w:tc>
           <w:tcPr>
-            <w:tcW w:type="dxa" w:w="4968"/>
-            <w:tcMar>
-              <w:top w:w="120" w:type="dxa"/>
-              <w:bottom w:w="120" w:type="dxa"/>
-              <w:left w:w="180" w:type="dxa"/>
-              <w:right w:w="180" w:type="dxa"/>
-            </w:tcMar>
-            <w:shd w:fill="F8FAFC"/>
+            <w:tcW w:type="dxa" w:w="4320"/>
           </w:tcPr>
           <w:p>
-            <w:pPr>
-              <w:spacing w:before="40" w:after="40"/>
-            </w:pPr>
+            <w:r/>
             <w:r>
               <w:rPr>
-                <w:color w:val="1E293B"/>
-                <w:sz w:val="19"/>
+                <w:rFonts w:ascii="Calibri" w:hAnsi="Calibri"/>
+                <w:b w:val="0"/>
+                <w:color w:val="111111"/>
+                <w:sz w:val="20"/>
               </w:rPr>
               <w:t>Students SHALL be able to write and submit code directly in the browser via an embedded code editor.</w:t>
             </w:r>
@@ -2911,49 +2677,53 @@
       <w:tr>
         <w:tc>
           <w:tcPr>
-            <w:tcW w:type="dxa" w:w="4968"/>
-            <w:tcMar>
-              <w:top w:w="120" w:type="dxa"/>
-              <w:bottom w:w="120" w:type="dxa"/>
-              <w:left w:w="180" w:type="dxa"/>
-              <w:right w:w="180" w:type="dxa"/>
-            </w:tcMar>
-            <w:shd w:fill="FFFFFF"/>
+            <w:tcW w:type="dxa" w:w="4320"/>
           </w:tcPr>
           <w:p>
-            <w:pPr>
-              <w:spacing w:before="40" w:after="40"/>
-            </w:pPr>
+            <w:r/>
             <w:r>
               <w:rPr>
-                <w:color w:val="1E293B"/>
-                <w:sz w:val="19"/>
+                <w:rFonts w:ascii="Calibri" w:hAnsi="Calibri"/>
+                <w:b/>
+                <w:color w:val="111111"/>
+                <w:sz w:val="20"/>
               </w:rPr>
-              <w:t>**FR-3.2**</w:t>
+              <w:t>FR-3.2</w:t>
             </w:r>
           </w:p>
         </w:tc>
         <w:tc>
           <w:tcPr>
-            <w:tcW w:type="dxa" w:w="4968"/>
-            <w:tcMar>
-              <w:top w:w="120" w:type="dxa"/>
-              <w:bottom w:w="120" w:type="dxa"/>
-              <w:left w:w="180" w:type="dxa"/>
-              <w:right w:w="180" w:type="dxa"/>
-            </w:tcMar>
-            <w:shd w:fill="FFFFFF"/>
+            <w:tcW w:type="dxa" w:w="4320"/>
           </w:tcPr>
           <w:p>
-            <w:pPr>
-              <w:spacing w:before="40" w:after="40"/>
-            </w:pPr>
+            <w:r/>
             <w:r>
               <w:rPr>
-                <w:color w:val="1E293B"/>
-                <w:sz w:val="19"/>
+                <w:rFonts w:ascii="Calibri" w:hAnsi="Calibri"/>
+                <w:b w:val="0"/>
+                <w:color w:val="111111"/>
+                <w:sz w:val="20"/>
               </w:rPr>
-              <w:t>The AI engine SHALL evaluate submissions on **four dimensions**: correctness, code style, edge-case handling, and optimization.</w:t>
+              <w:t xml:space="preserve">The AI engine SHALL evaluate submissions on </w:t>
+            </w:r>
+            <w:r>
+              <w:rPr>
+                <w:rFonts w:ascii="Calibri" w:hAnsi="Calibri"/>
+                <w:b/>
+                <w:color w:val="111111"/>
+                <w:sz w:val="20"/>
+              </w:rPr>
+              <w:t>four dimensions</w:t>
+            </w:r>
+            <w:r>
+              <w:rPr>
+                <w:rFonts w:ascii="Calibri" w:hAnsi="Calibri"/>
+                <w:b w:val="0"/>
+                <w:color w:val="111111"/>
+                <w:sz w:val="20"/>
+              </w:rPr>
+              <w:t>: correctness, code style, edge-case handling, and optimization.</w:t>
             </w:r>
           </w:p>
         </w:tc>
@@ -2961,49 +2731,53 @@
       <w:tr>
         <w:tc>
           <w:tcPr>
-            <w:tcW w:type="dxa" w:w="4968"/>
-            <w:tcMar>
-              <w:top w:w="120" w:type="dxa"/>
-              <w:bottom w:w="120" w:type="dxa"/>
-              <w:left w:w="180" w:type="dxa"/>
-              <w:right w:w="180" w:type="dxa"/>
-            </w:tcMar>
-            <w:shd w:fill="F8FAFC"/>
+            <w:tcW w:type="dxa" w:w="4320"/>
           </w:tcPr>
           <w:p>
-            <w:pPr>
-              <w:spacing w:before="40" w:after="40"/>
-            </w:pPr>
+            <w:r/>
             <w:r>
               <w:rPr>
-                <w:color w:val="1E293B"/>
-                <w:sz w:val="19"/>
+                <w:rFonts w:ascii="Calibri" w:hAnsi="Calibri"/>
+                <w:b/>
+                <w:color w:val="111111"/>
+                <w:sz w:val="20"/>
               </w:rPr>
-              <w:t>**FR-3.3**</w:t>
+              <w:t>FR-3.3</w:t>
             </w:r>
           </w:p>
         </w:tc>
         <w:tc>
           <w:tcPr>
-            <w:tcW w:type="dxa" w:w="4968"/>
-            <w:tcMar>
-              <w:top w:w="120" w:type="dxa"/>
-              <w:bottom w:w="120" w:type="dxa"/>
-              <w:left w:w="180" w:type="dxa"/>
-              <w:right w:w="180" w:type="dxa"/>
-            </w:tcMar>
-            <w:shd w:fill="F8FAFC"/>
+            <w:tcW w:type="dxa" w:w="4320"/>
           </w:tcPr>
           <w:p>
-            <w:pPr>
-              <w:spacing w:before="40" w:after="40"/>
-            </w:pPr>
+            <w:r/>
             <w:r>
               <w:rPr>
-                <w:color w:val="1E293B"/>
-                <w:sz w:val="19"/>
+                <w:rFonts w:ascii="Calibri" w:hAnsi="Calibri"/>
+                <w:b w:val="0"/>
+                <w:color w:val="111111"/>
+                <w:sz w:val="20"/>
               </w:rPr>
-              <w:t>Evaluation results SHALL be returned as **JSON Structured Output** (schema-enforced) and written back to MongoDB as a feedback record.</w:t>
+              <w:t xml:space="preserve">Evaluation results SHALL be returned as </w:t>
+            </w:r>
+            <w:r>
+              <w:rPr>
+                <w:rFonts w:ascii="Calibri" w:hAnsi="Calibri"/>
+                <w:b/>
+                <w:color w:val="111111"/>
+                <w:sz w:val="20"/>
+              </w:rPr>
+              <w:t>JSON Structured Output</w:t>
+            </w:r>
+            <w:r>
+              <w:rPr>
+                <w:rFonts w:ascii="Calibri" w:hAnsi="Calibri"/>
+                <w:b w:val="0"/>
+                <w:color w:val="111111"/>
+                <w:sz w:val="20"/>
+              </w:rPr>
+              <w:t xml:space="preserve"> (schema-enforced) and written back to MongoDB as a feedback record.</w:t>
             </w:r>
           </w:p>
         </w:tc>
@@ -3011,49 +2785,53 @@
       <w:tr>
         <w:tc>
           <w:tcPr>
-            <w:tcW w:type="dxa" w:w="4968"/>
-            <w:tcMar>
-              <w:top w:w="120" w:type="dxa"/>
-              <w:bottom w:w="120" w:type="dxa"/>
-              <w:left w:w="180" w:type="dxa"/>
-              <w:right w:w="180" w:type="dxa"/>
-            </w:tcMar>
-            <w:shd w:fill="FFFFFF"/>
+            <w:tcW w:type="dxa" w:w="4320"/>
           </w:tcPr>
           <w:p>
-            <w:pPr>
-              <w:spacing w:before="40" w:after="40"/>
-            </w:pPr>
+            <w:r/>
             <w:r>
               <w:rPr>
-                <w:color w:val="1E293B"/>
-                <w:sz w:val="19"/>
+                <w:rFonts w:ascii="Calibri" w:hAnsi="Calibri"/>
+                <w:b/>
+                <w:color w:val="111111"/>
+                <w:sz w:val="20"/>
               </w:rPr>
-              <w:t>**FR-3.4**</w:t>
+              <w:t>FR-3.4</w:t>
             </w:r>
           </w:p>
         </w:tc>
         <w:tc>
           <w:tcPr>
-            <w:tcW w:type="dxa" w:w="4968"/>
-            <w:tcMar>
-              <w:top w:w="120" w:type="dxa"/>
-              <w:bottom w:w="120" w:type="dxa"/>
-              <w:left w:w="180" w:type="dxa"/>
-              <w:right w:w="180" w:type="dxa"/>
-            </w:tcMar>
-            <w:shd w:fill="FFFFFF"/>
+            <w:tcW w:type="dxa" w:w="4320"/>
           </w:tcPr>
           <w:p>
-            <w:pPr>
-              <w:spacing w:before="40" w:after="40"/>
-            </w:pPr>
+            <w:r/>
             <w:r>
               <w:rPr>
-                <w:color w:val="1E293B"/>
-                <w:sz w:val="19"/>
+                <w:rFonts w:ascii="Calibri" w:hAnsi="Calibri"/>
+                <w:b w:val="0"/>
+                <w:color w:val="111111"/>
+                <w:sz w:val="20"/>
               </w:rPr>
-              <w:t>Feedback SHALL be **constructive and tiered**: beginners receive guided hints and encouragement; intermediate learners receive targeted corrections with references to concepts; advanced learners receive optimization and design critiques.</w:t>
+              <w:t xml:space="preserve">Feedback SHALL be </w:t>
+            </w:r>
+            <w:r>
+              <w:rPr>
+                <w:rFonts w:ascii="Calibri" w:hAnsi="Calibri"/>
+                <w:b/>
+                <w:color w:val="111111"/>
+                <w:sz w:val="20"/>
+              </w:rPr>
+              <w:t>constructive and tiered</w:t>
+            </w:r>
+            <w:r>
+              <w:rPr>
+                <w:rFonts w:ascii="Calibri" w:hAnsi="Calibri"/>
+                <w:b w:val="0"/>
+                <w:color w:val="111111"/>
+                <w:sz w:val="20"/>
+              </w:rPr>
+              <w:t>: beginners receive guided hints and encouragement; intermediate learners receive targeted corrections with references to concepts; advanced learners receive optimization and design critiques.</w:t>
             </w:r>
           </w:p>
         </w:tc>
@@ -3061,47 +2839,33 @@
       <w:tr>
         <w:tc>
           <w:tcPr>
-            <w:tcW w:type="dxa" w:w="4968"/>
-            <w:tcMar>
-              <w:top w:w="120" w:type="dxa"/>
-              <w:bottom w:w="120" w:type="dxa"/>
-              <w:left w:w="180" w:type="dxa"/>
-              <w:right w:w="180" w:type="dxa"/>
-            </w:tcMar>
-            <w:shd w:fill="F8FAFC"/>
+            <w:tcW w:type="dxa" w:w="4320"/>
           </w:tcPr>
           <w:p>
-            <w:pPr>
-              <w:spacing w:before="40" w:after="40"/>
-            </w:pPr>
+            <w:r/>
             <w:r>
               <w:rPr>
-                <w:color w:val="1E293B"/>
-                <w:sz w:val="19"/>
+                <w:rFonts w:ascii="Calibri" w:hAnsi="Calibri"/>
+                <w:b/>
+                <w:color w:val="111111"/>
+                <w:sz w:val="20"/>
               </w:rPr>
-              <w:t>**FR-3.5**</w:t>
+              <w:t>FR-3.5</w:t>
             </w:r>
           </w:p>
         </w:tc>
         <w:tc>
           <w:tcPr>
-            <w:tcW w:type="dxa" w:w="4968"/>
-            <w:tcMar>
-              <w:top w:w="120" w:type="dxa"/>
-              <w:bottom w:w="120" w:type="dxa"/>
-              <w:left w:w="180" w:type="dxa"/>
-              <w:right w:w="180" w:type="dxa"/>
-            </w:tcMar>
-            <w:shd w:fill="F8FAFC"/>
+            <w:tcW w:type="dxa" w:w="4320"/>
           </w:tcPr>
           <w:p>
-            <w:pPr>
-              <w:spacing w:before="40" w:after="40"/>
-            </w:pPr>
+            <w:r/>
             <w:r>
               <w:rPr>
-                <w:color w:val="1E293B"/>
-                <w:sz w:val="19"/>
+                <w:rFonts w:ascii="Calibri" w:hAnsi="Calibri"/>
+                <w:b w:val="0"/>
+                <w:color w:val="111111"/>
+                <w:sz w:val="20"/>
               </w:rPr>
               <w:t>The system SHALL enforce per-student rate limits on submissions to prevent abuse and runaway AI cost.</w:t>
             </w:r>
@@ -3111,47 +2875,33 @@
       <w:tr>
         <w:tc>
           <w:tcPr>
-            <w:tcW w:type="dxa" w:w="4968"/>
-            <w:tcMar>
-              <w:top w:w="120" w:type="dxa"/>
-              <w:bottom w:w="120" w:type="dxa"/>
-              <w:left w:w="180" w:type="dxa"/>
-              <w:right w:w="180" w:type="dxa"/>
-            </w:tcMar>
-            <w:shd w:fill="FFFFFF"/>
+            <w:tcW w:type="dxa" w:w="4320"/>
           </w:tcPr>
           <w:p>
-            <w:pPr>
-              <w:spacing w:before="40" w:after="40"/>
-            </w:pPr>
+            <w:r/>
             <w:r>
               <w:rPr>
-                <w:color w:val="1E293B"/>
-                <w:sz w:val="19"/>
+                <w:rFonts w:ascii="Calibri" w:hAnsi="Calibri"/>
+                <w:b/>
+                <w:color w:val="111111"/>
+                <w:sz w:val="20"/>
               </w:rPr>
-              <w:t>**FR-3.6**</w:t>
+              <w:t>FR-3.6</w:t>
             </w:r>
           </w:p>
         </w:tc>
         <w:tc>
           <w:tcPr>
-            <w:tcW w:type="dxa" w:w="4968"/>
-            <w:tcMar>
-              <w:top w:w="120" w:type="dxa"/>
-              <w:bottom w:w="120" w:type="dxa"/>
-              <w:left w:w="180" w:type="dxa"/>
-              <w:right w:w="180" w:type="dxa"/>
-            </w:tcMar>
-            <w:shd w:fill="FFFFFF"/>
+            <w:tcW w:type="dxa" w:w="4320"/>
           </w:tcPr>
           <w:p>
-            <w:pPr>
-              <w:spacing w:before="40" w:after="40"/>
-            </w:pPr>
+            <w:r/>
             <w:r>
               <w:rPr>
-                <w:color w:val="1E293B"/>
-                <w:sz w:val="19"/>
+                <w:rFonts w:ascii="Calibri" w:hAnsi="Calibri"/>
+                <w:b w:val="0"/>
+                <w:color w:val="111111"/>
+                <w:sz w:val="20"/>
               </w:rPr>
               <w:t>Students SHALL be able to resubmit code and view feedback history for each exercise.</w:t>
             </w:r>
@@ -3161,47 +2911,33 @@
       <w:tr>
         <w:tc>
           <w:tcPr>
-            <w:tcW w:type="dxa" w:w="4968"/>
-            <w:tcMar>
-              <w:top w:w="120" w:type="dxa"/>
-              <w:bottom w:w="120" w:type="dxa"/>
-              <w:left w:w="180" w:type="dxa"/>
-              <w:right w:w="180" w:type="dxa"/>
-            </w:tcMar>
-            <w:shd w:fill="F8FAFC"/>
+            <w:tcW w:type="dxa" w:w="4320"/>
           </w:tcPr>
           <w:p>
-            <w:pPr>
-              <w:spacing w:before="40" w:after="40"/>
-            </w:pPr>
+            <w:r/>
             <w:r>
               <w:rPr>
-                <w:color w:val="1E293B"/>
-                <w:sz w:val="19"/>
+                <w:rFonts w:ascii="Calibri" w:hAnsi="Calibri"/>
+                <w:b/>
+                <w:color w:val="111111"/>
+                <w:sz w:val="20"/>
               </w:rPr>
-              <w:t>**FR-3.7**</w:t>
+              <w:t>FR-3.7</w:t>
             </w:r>
           </w:p>
         </w:tc>
         <w:tc>
           <w:tcPr>
-            <w:tcW w:type="dxa" w:w="4968"/>
-            <w:tcMar>
-              <w:top w:w="120" w:type="dxa"/>
-              <w:bottom w:w="120" w:type="dxa"/>
-              <w:left w:w="180" w:type="dxa"/>
-              <w:right w:w="180" w:type="dxa"/>
-            </w:tcMar>
-            <w:shd w:fill="F8FAFC"/>
+            <w:tcW w:type="dxa" w:w="4320"/>
           </w:tcPr>
           <w:p>
-            <w:pPr>
-              <w:spacing w:before="40" w:after="40"/>
-            </w:pPr>
+            <w:r/>
             <w:r>
               <w:rPr>
-                <w:color w:val="1E293B"/>
-                <w:sz w:val="19"/>
+                <w:rFonts w:ascii="Calibri" w:hAnsi="Calibri"/>
+                <w:b w:val="0"/>
+                <w:color w:val="111111"/>
+                <w:sz w:val="20"/>
               </w:rPr>
               <w:t>Submission outcomes SHALL update the student's Capability Matrix, closing the diagnostic → lesson → practice → feedback loop.</w:t>
             </w:r>
@@ -3211,47 +2947,33 @@
       <w:tr>
         <w:tc>
           <w:tcPr>
-            <w:tcW w:type="dxa" w:w="4968"/>
-            <w:tcMar>
-              <w:top w:w="120" w:type="dxa"/>
-              <w:bottom w:w="120" w:type="dxa"/>
-              <w:left w:w="180" w:type="dxa"/>
-              <w:right w:w="180" w:type="dxa"/>
-            </w:tcMar>
-            <w:shd w:fill="FFFFFF"/>
+            <w:tcW w:type="dxa" w:w="4320"/>
           </w:tcPr>
           <w:p>
-            <w:pPr>
-              <w:spacing w:before="40" w:after="40"/>
-            </w:pPr>
+            <w:r/>
             <w:r>
               <w:rPr>
-                <w:color w:val="1E293B"/>
-                <w:sz w:val="19"/>
+                <w:rFonts w:ascii="Calibri" w:hAnsi="Calibri"/>
+                <w:b/>
+                <w:color w:val="111111"/>
+                <w:sz w:val="20"/>
               </w:rPr>
-              <w:t>**FR-3.8**</w:t>
+              <w:t>FR-3.8</w:t>
             </w:r>
           </w:p>
         </w:tc>
         <w:tc>
           <w:tcPr>
-            <w:tcW w:type="dxa" w:w="4968"/>
-            <w:tcMar>
-              <w:top w:w="120" w:type="dxa"/>
-              <w:bottom w:w="120" w:type="dxa"/>
-              <w:left w:w="180" w:type="dxa"/>
-              <w:right w:w="180" w:type="dxa"/>
-            </w:tcMar>
-            <w:shd w:fill="FFFFFF"/>
+            <w:tcW w:type="dxa" w:w="4320"/>
           </w:tcPr>
           <w:p>
-            <w:pPr>
-              <w:spacing w:before="40" w:after="40"/>
-            </w:pPr>
+            <w:r/>
             <w:r>
               <w:rPr>
-                <w:color w:val="1E293B"/>
-                <w:sz w:val="19"/>
+                <w:rFonts w:ascii="Calibri" w:hAnsi="Calibri"/>
+                <w:b w:val="0"/>
+                <w:color w:val="111111"/>
+                <w:sz w:val="20"/>
               </w:rPr>
               <w:t>The sandboxed evaluation environment SHALL never execute untrusted code on the main application server.</w:t>
             </w:r>
@@ -3262,47 +2984,41 @@
     <w:p/>
     <w:p>
       <w:pPr>
-        <w:spacing w:before="200" w:after="60"/>
+        <w:pStyle w:val="Heading2"/>
       </w:pPr>
       <w:r>
         <w:rPr>
+          <w:rFonts w:ascii="Calibri" w:hAnsi="Calibri"/>
           <w:b/>
-          <w:color w:val="2563EB"/>
-          <w:sz w:val="26"/>
+          <w:color w:val="000000"/>
+          <w:sz w:val="25"/>
         </w:rPr>
         <w:t>3.4 Role-Based Access Control (RBAC) — Dual-Role Ecosystem</w:t>
       </w:r>
     </w:p>
     <w:tbl>
       <w:tblPr>
+        <w:tblStyle w:val="TableGrid"/>
         <w:tblW w:type="auto" w:w="0"/>
-        <w:jc w:val="center"/>
         <w:tblLook w:firstColumn="1" w:firstRow="1" w:lastColumn="0" w:lastRow="0" w:noHBand="0" w:noVBand="1" w:val="04A0"/>
       </w:tblPr>
       <w:tblGrid>
-        <w:gridCol w:w="4968"/>
-        <w:gridCol w:w="4968"/>
+        <w:gridCol w:w="4320"/>
+        <w:gridCol w:w="4320"/>
       </w:tblGrid>
       <w:tr>
         <w:tc>
           <w:tcPr>
-            <w:tcW w:type="dxa" w:w="4968"/>
-            <w:tcMar>
-              <w:top w:w="120" w:type="dxa"/>
-              <w:bottom w:w="120" w:type="dxa"/>
-              <w:left w:w="180" w:type="dxa"/>
-              <w:right w:w="180" w:type="dxa"/>
-            </w:tcMar>
-            <w:shd w:fill="0F172A"/>
+            <w:tcW w:type="dxa" w:w="4320"/>
+            <w:shd w:val="clear" w:fill="E7E6E6"/>
           </w:tcPr>
           <w:p>
-            <w:pPr>
-              <w:spacing w:before="40" w:after="40"/>
-            </w:pPr>
+            <w:r/>
             <w:r>
               <w:rPr>
+                <w:rFonts w:ascii="Calibri" w:hAnsi="Calibri"/>
                 <w:b/>
-                <w:color w:val="F8FAFC"/>
+                <w:color w:val="111111"/>
                 <w:sz w:val="20"/>
               </w:rPr>
               <w:t>ID</w:t>
@@ -3311,23 +3027,16 @@
         </w:tc>
         <w:tc>
           <w:tcPr>
-            <w:tcW w:type="dxa" w:w="4968"/>
-            <w:tcMar>
-              <w:top w:w="120" w:type="dxa"/>
-              <w:bottom w:w="120" w:type="dxa"/>
-              <w:left w:w="180" w:type="dxa"/>
-              <w:right w:w="180" w:type="dxa"/>
-            </w:tcMar>
-            <w:shd w:fill="0F172A"/>
+            <w:tcW w:type="dxa" w:w="4320"/>
+            <w:shd w:val="clear" w:fill="E7E6E6"/>
           </w:tcPr>
           <w:p>
-            <w:pPr>
-              <w:spacing w:before="40" w:after="40"/>
-            </w:pPr>
+            <w:r/>
             <w:r>
               <w:rPr>
+                <w:rFonts w:ascii="Calibri" w:hAnsi="Calibri"/>
                 <w:b/>
-                <w:color w:val="F8FAFC"/>
+                <w:color w:val="111111"/>
                 <w:sz w:val="20"/>
               </w:rPr>
               <w:t>Requirement</w:t>
@@ -3338,49 +3047,71 @@
       <w:tr>
         <w:tc>
           <w:tcPr>
-            <w:tcW w:type="dxa" w:w="4968"/>
-            <w:tcMar>
-              <w:top w:w="120" w:type="dxa"/>
-              <w:bottom w:w="120" w:type="dxa"/>
-              <w:left w:w="180" w:type="dxa"/>
-              <w:right w:w="180" w:type="dxa"/>
-            </w:tcMar>
-            <w:shd w:fill="F8FAFC"/>
+            <w:tcW w:type="dxa" w:w="4320"/>
           </w:tcPr>
           <w:p>
-            <w:pPr>
-              <w:spacing w:before="40" w:after="40"/>
-            </w:pPr>
+            <w:r/>
             <w:r>
               <w:rPr>
-                <w:color w:val="1E293B"/>
-                <w:sz w:val="19"/>
+                <w:rFonts w:ascii="Calibri" w:hAnsi="Calibri"/>
+                <w:b/>
+                <w:color w:val="111111"/>
+                <w:sz w:val="20"/>
               </w:rPr>
-              <w:t>**FR-4.1**</w:t>
+              <w:t>FR-4.1</w:t>
             </w:r>
           </w:p>
         </w:tc>
         <w:tc>
           <w:tcPr>
-            <w:tcW w:type="dxa" w:w="4968"/>
-            <w:tcMar>
-              <w:top w:w="120" w:type="dxa"/>
-              <w:bottom w:w="120" w:type="dxa"/>
-              <w:left w:w="180" w:type="dxa"/>
-              <w:right w:w="180" w:type="dxa"/>
-            </w:tcMar>
-            <w:shd w:fill="F8FAFC"/>
+            <w:tcW w:type="dxa" w:w="4320"/>
           </w:tcPr>
           <w:p>
-            <w:pPr>
-              <w:spacing w:before="40" w:after="40"/>
-            </w:pPr>
+            <w:r/>
             <w:r>
               <w:rPr>
-                <w:color w:val="1E293B"/>
-                <w:sz w:val="19"/>
+                <w:rFonts w:ascii="Calibri" w:hAnsi="Calibri"/>
+                <w:b w:val="0"/>
+                <w:color w:val="111111"/>
+                <w:sz w:val="20"/>
               </w:rPr>
-              <w:t>The system SHALL support exactly two roles: **Student** and **Admin**, encoded in the JWT claims.</w:t>
+              <w:t xml:space="preserve">The system SHALL support exactly two roles: </w:t>
+            </w:r>
+            <w:r>
+              <w:rPr>
+                <w:rFonts w:ascii="Calibri" w:hAnsi="Calibri"/>
+                <w:b/>
+                <w:color w:val="111111"/>
+                <w:sz w:val="20"/>
+              </w:rPr>
+              <w:t>Student</w:t>
+            </w:r>
+            <w:r>
+              <w:rPr>
+                <w:rFonts w:ascii="Calibri" w:hAnsi="Calibri"/>
+                <w:b w:val="0"/>
+                <w:color w:val="111111"/>
+                <w:sz w:val="20"/>
+              </w:rPr>
+              <w:t xml:space="preserve"> and </w:t>
+            </w:r>
+            <w:r>
+              <w:rPr>
+                <w:rFonts w:ascii="Calibri" w:hAnsi="Calibri"/>
+                <w:b/>
+                <w:color w:val="111111"/>
+                <w:sz w:val="20"/>
+              </w:rPr>
+              <w:t>Admin</w:t>
+            </w:r>
+            <w:r>
+              <w:rPr>
+                <w:rFonts w:ascii="Calibri" w:hAnsi="Calibri"/>
+                <w:b w:val="0"/>
+                <w:color w:val="111111"/>
+                <w:sz w:val="20"/>
+              </w:rPr>
+              <w:t>, encoded in the JWT claims.</w:t>
             </w:r>
           </w:p>
         </w:tc>
@@ -3388,47 +3119,33 @@
       <w:tr>
         <w:tc>
           <w:tcPr>
-            <w:tcW w:type="dxa" w:w="4968"/>
-            <w:tcMar>
-              <w:top w:w="120" w:type="dxa"/>
-              <w:bottom w:w="120" w:type="dxa"/>
-              <w:left w:w="180" w:type="dxa"/>
-              <w:right w:w="180" w:type="dxa"/>
-            </w:tcMar>
-            <w:shd w:fill="FFFFFF"/>
+            <w:tcW w:type="dxa" w:w="4320"/>
           </w:tcPr>
           <w:p>
-            <w:pPr>
-              <w:spacing w:before="40" w:after="40"/>
-            </w:pPr>
+            <w:r/>
             <w:r>
               <w:rPr>
-                <w:color w:val="1E293B"/>
-                <w:sz w:val="19"/>
+                <w:rFonts w:ascii="Calibri" w:hAnsi="Calibri"/>
+                <w:b/>
+                <w:color w:val="111111"/>
+                <w:sz w:val="20"/>
               </w:rPr>
-              <w:t>**FR-4.2**</w:t>
+              <w:t>FR-4.2</w:t>
             </w:r>
           </w:p>
         </w:tc>
         <w:tc>
           <w:tcPr>
-            <w:tcW w:type="dxa" w:w="4968"/>
-            <w:tcMar>
-              <w:top w:w="120" w:type="dxa"/>
-              <w:bottom w:w="120" w:type="dxa"/>
-              <w:left w:w="180" w:type="dxa"/>
-              <w:right w:w="180" w:type="dxa"/>
-            </w:tcMar>
-            <w:shd w:fill="FFFFFF"/>
+            <w:tcW w:type="dxa" w:w="4320"/>
           </w:tcPr>
           <w:p>
-            <w:pPr>
-              <w:spacing w:before="40" w:after="40"/>
-            </w:pPr>
+            <w:r/>
             <w:r>
               <w:rPr>
-                <w:color w:val="1E293B"/>
-                <w:sz w:val="19"/>
+                <w:rFonts w:ascii="Calibri" w:hAnsi="Calibri"/>
+                <w:b w:val="0"/>
+                <w:color w:val="111111"/>
+                <w:sz w:val="20"/>
               </w:rPr>
               <w:t>An RBAC middleware SHALL intercept every protected route and verify the caller's role against the route's required role.</w:t>
             </w:r>
@@ -3438,47 +3155,33 @@
       <w:tr>
         <w:tc>
           <w:tcPr>
-            <w:tcW w:type="dxa" w:w="4968"/>
-            <w:tcMar>
-              <w:top w:w="120" w:type="dxa"/>
-              <w:bottom w:w="120" w:type="dxa"/>
-              <w:left w:w="180" w:type="dxa"/>
-              <w:right w:w="180" w:type="dxa"/>
-            </w:tcMar>
-            <w:shd w:fill="F8FAFC"/>
+            <w:tcW w:type="dxa" w:w="4320"/>
           </w:tcPr>
           <w:p>
-            <w:pPr>
-              <w:spacing w:before="40" w:after="40"/>
-            </w:pPr>
+            <w:r/>
             <w:r>
               <w:rPr>
-                <w:color w:val="1E293B"/>
-                <w:sz w:val="19"/>
+                <w:rFonts w:ascii="Calibri" w:hAnsi="Calibri"/>
+                <w:b/>
+                <w:color w:val="111111"/>
+                <w:sz w:val="20"/>
               </w:rPr>
-              <w:t>**FR-4.3**</w:t>
+              <w:t>FR-4.3</w:t>
             </w:r>
           </w:p>
         </w:tc>
         <w:tc>
           <w:tcPr>
-            <w:tcW w:type="dxa" w:w="4968"/>
-            <w:tcMar>
-              <w:top w:w="120" w:type="dxa"/>
-              <w:bottom w:w="120" w:type="dxa"/>
-              <w:left w:w="180" w:type="dxa"/>
-              <w:right w:w="180" w:type="dxa"/>
-            </w:tcMar>
-            <w:shd w:fill="F8FAFC"/>
+            <w:tcW w:type="dxa" w:w="4320"/>
           </w:tcPr>
           <w:p>
-            <w:pPr>
-              <w:spacing w:before="40" w:after="40"/>
-            </w:pPr>
+            <w:r/>
             <w:r>
               <w:rPr>
-                <w:color w:val="1E293B"/>
-                <w:sz w:val="19"/>
+                <w:rFonts w:ascii="Calibri" w:hAnsi="Calibri"/>
+                <w:b w:val="0"/>
+                <w:color w:val="111111"/>
+                <w:sz w:val="20"/>
               </w:rPr>
               <w:t>Student routes (lessons, assessments, code submissions, own mastery data) SHALL be accessible to Student and Admin.</w:t>
             </w:r>
@@ -3488,47 +3191,33 @@
       <w:tr>
         <w:tc>
           <w:tcPr>
-            <w:tcW w:type="dxa" w:w="4968"/>
-            <w:tcMar>
-              <w:top w:w="120" w:type="dxa"/>
-              <w:bottom w:w="120" w:type="dxa"/>
-              <w:left w:w="180" w:type="dxa"/>
-              <w:right w:w="180" w:type="dxa"/>
-            </w:tcMar>
-            <w:shd w:fill="FFFFFF"/>
+            <w:tcW w:type="dxa" w:w="4320"/>
           </w:tcPr>
           <w:p>
-            <w:pPr>
-              <w:spacing w:before="40" w:after="40"/>
-            </w:pPr>
+            <w:r/>
             <w:r>
               <w:rPr>
-                <w:color w:val="1E293B"/>
-                <w:sz w:val="19"/>
+                <w:rFonts w:ascii="Calibri" w:hAnsi="Calibri"/>
+                <w:b/>
+                <w:color w:val="111111"/>
+                <w:sz w:val="20"/>
               </w:rPr>
-              <w:t>**FR-4.4**</w:t>
+              <w:t>FR-4.4</w:t>
             </w:r>
           </w:p>
         </w:tc>
         <w:tc>
           <w:tcPr>
-            <w:tcW w:type="dxa" w:w="4968"/>
-            <w:tcMar>
-              <w:top w:w="120" w:type="dxa"/>
-              <w:bottom w:w="120" w:type="dxa"/>
-              <w:left w:w="180" w:type="dxa"/>
-              <w:right w:w="180" w:type="dxa"/>
-            </w:tcMar>
-            <w:shd w:fill="FFFFFF"/>
+            <w:tcW w:type="dxa" w:w="4320"/>
           </w:tcPr>
           <w:p>
-            <w:pPr>
-              <w:spacing w:before="40" w:after="40"/>
-            </w:pPr>
+            <w:r/>
             <w:r>
               <w:rPr>
-                <w:color w:val="1E293B"/>
-                <w:sz w:val="19"/>
+                <w:rFonts w:ascii="Calibri" w:hAnsi="Calibri"/>
+                <w:b w:val="0"/>
+                <w:color w:val="111111"/>
+                <w:sz w:val="20"/>
               </w:rPr>
               <w:t>Admin-only routes (user management, curriculum settings, system analytics) SHALL reject Student tokens with HTTP 403.</w:t>
             </w:r>
@@ -3538,47 +3227,33 @@
       <w:tr>
         <w:tc>
           <w:tcPr>
-            <w:tcW w:type="dxa" w:w="4968"/>
-            <w:tcMar>
-              <w:top w:w="120" w:type="dxa"/>
-              <w:bottom w:w="120" w:type="dxa"/>
-              <w:left w:w="180" w:type="dxa"/>
-              <w:right w:w="180" w:type="dxa"/>
-            </w:tcMar>
-            <w:shd w:fill="F8FAFC"/>
+            <w:tcW w:type="dxa" w:w="4320"/>
           </w:tcPr>
           <w:p>
-            <w:pPr>
-              <w:spacing w:before="40" w:after="40"/>
-            </w:pPr>
+            <w:r/>
             <w:r>
               <w:rPr>
-                <w:color w:val="1E293B"/>
-                <w:sz w:val="19"/>
+                <w:rFonts w:ascii="Calibri" w:hAnsi="Calibri"/>
+                <w:b/>
+                <w:color w:val="111111"/>
+                <w:sz w:val="20"/>
               </w:rPr>
-              <w:t>**FR-4.5**</w:t>
+              <w:t>FR-4.5</w:t>
             </w:r>
           </w:p>
         </w:tc>
         <w:tc>
           <w:tcPr>
-            <w:tcW w:type="dxa" w:w="4968"/>
-            <w:tcMar>
-              <w:top w:w="120" w:type="dxa"/>
-              <w:bottom w:w="120" w:type="dxa"/>
-              <w:left w:w="180" w:type="dxa"/>
-              <w:right w:w="180" w:type="dxa"/>
-            </w:tcMar>
-            <w:shd w:fill="F8FAFC"/>
+            <w:tcW w:type="dxa" w:w="4320"/>
           </w:tcPr>
           <w:p>
-            <w:pPr>
-              <w:spacing w:before="40" w:after="40"/>
-            </w:pPr>
+            <w:r/>
             <w:r>
               <w:rPr>
-                <w:color w:val="1E293B"/>
-                <w:sz w:val="19"/>
+                <w:rFonts w:ascii="Calibri" w:hAnsi="Calibri"/>
+                <w:b w:val="0"/>
+                <w:color w:val="111111"/>
+                <w:sz w:val="20"/>
               </w:rPr>
               <w:t>Students SHALL NOT be able to read or modify another student's data, even with a valid token (object-level authorization).</w:t>
             </w:r>
@@ -3588,47 +3263,33 @@
       <w:tr>
         <w:tc>
           <w:tcPr>
-            <w:tcW w:type="dxa" w:w="4968"/>
-            <w:tcMar>
-              <w:top w:w="120" w:type="dxa"/>
-              <w:bottom w:w="120" w:type="dxa"/>
-              <w:left w:w="180" w:type="dxa"/>
-              <w:right w:w="180" w:type="dxa"/>
-            </w:tcMar>
-            <w:shd w:fill="FFFFFF"/>
+            <w:tcW w:type="dxa" w:w="4320"/>
           </w:tcPr>
           <w:p>
-            <w:pPr>
-              <w:spacing w:before="40" w:after="40"/>
-            </w:pPr>
+            <w:r/>
             <w:r>
               <w:rPr>
-                <w:color w:val="1E293B"/>
-                <w:sz w:val="19"/>
+                <w:rFonts w:ascii="Calibri" w:hAnsi="Calibri"/>
+                <w:b/>
+                <w:color w:val="111111"/>
+                <w:sz w:val="20"/>
               </w:rPr>
-              <w:t>**FR-4.6**</w:t>
+              <w:t>FR-4.6</w:t>
             </w:r>
           </w:p>
         </w:tc>
         <w:tc>
           <w:tcPr>
-            <w:tcW w:type="dxa" w:w="4968"/>
-            <w:tcMar>
-              <w:top w:w="120" w:type="dxa"/>
-              <w:bottom w:w="120" w:type="dxa"/>
-              <w:left w:w="180" w:type="dxa"/>
-              <w:right w:w="180" w:type="dxa"/>
-            </w:tcMar>
-            <w:shd w:fill="FFFFFF"/>
+            <w:tcW w:type="dxa" w:w="4320"/>
           </w:tcPr>
           <w:p>
-            <w:pPr>
-              <w:spacing w:before="40" w:after="40"/>
-            </w:pPr>
+            <w:r/>
             <w:r>
               <w:rPr>
-                <w:color w:val="1E293B"/>
-                <w:sz w:val="19"/>
+                <w:rFonts w:ascii="Calibri" w:hAnsi="Calibri"/>
+                <w:b w:val="0"/>
+                <w:color w:val="111111"/>
+                <w:sz w:val="20"/>
               </w:rPr>
               <w:t>Admins SHALL be able to create, suspend, and re-role user accounts, with all privileged actions audit-logged.</w:t>
             </w:r>
@@ -3638,47 +3299,33 @@
       <w:tr>
         <w:tc>
           <w:tcPr>
-            <w:tcW w:type="dxa" w:w="4968"/>
-            <w:tcMar>
-              <w:top w:w="120" w:type="dxa"/>
-              <w:bottom w:w="120" w:type="dxa"/>
-              <w:left w:w="180" w:type="dxa"/>
-              <w:right w:w="180" w:type="dxa"/>
-            </w:tcMar>
-            <w:shd w:fill="F8FAFC"/>
+            <w:tcW w:type="dxa" w:w="4320"/>
           </w:tcPr>
           <w:p>
-            <w:pPr>
-              <w:spacing w:before="40" w:after="40"/>
-            </w:pPr>
+            <w:r/>
             <w:r>
               <w:rPr>
-                <w:color w:val="1E293B"/>
-                <w:sz w:val="19"/>
+                <w:rFonts w:ascii="Calibri" w:hAnsi="Calibri"/>
+                <w:b/>
+                <w:color w:val="111111"/>
+                <w:sz w:val="20"/>
               </w:rPr>
-              <w:t>**FR-4.7**</w:t>
+              <w:t>FR-4.7</w:t>
             </w:r>
           </w:p>
         </w:tc>
         <w:tc>
           <w:tcPr>
-            <w:tcW w:type="dxa" w:w="4968"/>
-            <w:tcMar>
-              <w:top w:w="120" w:type="dxa"/>
-              <w:bottom w:w="120" w:type="dxa"/>
-              <w:left w:w="180" w:type="dxa"/>
-              <w:right w:w="180" w:type="dxa"/>
-            </w:tcMar>
-            <w:shd w:fill="F8FAFC"/>
+            <w:tcW w:type="dxa" w:w="4320"/>
           </w:tcPr>
           <w:p>
-            <w:pPr>
-              <w:spacing w:before="40" w:after="40"/>
-            </w:pPr>
+            <w:r/>
             <w:r>
               <w:rPr>
-                <w:color w:val="1E293B"/>
-                <w:sz w:val="19"/>
+                <w:rFonts w:ascii="Calibri" w:hAnsi="Calibri"/>
+                <w:b w:val="0"/>
+                <w:color w:val="111111"/>
+                <w:sz w:val="20"/>
               </w:rPr>
               <w:t>Role escalation attempts (e.g., forged/modified claims) SHALL result in token rejection and security logging.</w:t>
             </w:r>
@@ -3689,47 +3336,41 @@
     <w:p/>
     <w:p>
       <w:pPr>
-        <w:spacing w:before="200" w:after="60"/>
+        <w:pStyle w:val="Heading2"/>
       </w:pPr>
       <w:r>
         <w:rPr>
+          <w:rFonts w:ascii="Calibri" w:hAnsi="Calibri"/>
           <w:b/>
-          <w:color w:val="2563EB"/>
-          <w:sz w:val="26"/>
+          <w:color w:val="000000"/>
+          <w:sz w:val="25"/>
         </w:rPr>
         <w:t>3.5 General AI Mentor Chatbot</w:t>
       </w:r>
     </w:p>
     <w:tbl>
       <w:tblPr>
+        <w:tblStyle w:val="TableGrid"/>
         <w:tblW w:type="auto" w:w="0"/>
-        <w:jc w:val="center"/>
         <w:tblLook w:firstColumn="1" w:firstRow="1" w:lastColumn="0" w:lastRow="0" w:noHBand="0" w:noVBand="1" w:val="04A0"/>
       </w:tblPr>
       <w:tblGrid>
-        <w:gridCol w:w="4968"/>
-        <w:gridCol w:w="4968"/>
+        <w:gridCol w:w="4320"/>
+        <w:gridCol w:w="4320"/>
       </w:tblGrid>
       <w:tr>
         <w:tc>
           <w:tcPr>
-            <w:tcW w:type="dxa" w:w="4968"/>
-            <w:tcMar>
-              <w:top w:w="120" w:type="dxa"/>
-              <w:bottom w:w="120" w:type="dxa"/>
-              <w:left w:w="180" w:type="dxa"/>
-              <w:right w:w="180" w:type="dxa"/>
-            </w:tcMar>
-            <w:shd w:fill="0F172A"/>
+            <w:tcW w:type="dxa" w:w="4320"/>
+            <w:shd w:val="clear" w:fill="E7E6E6"/>
           </w:tcPr>
           <w:p>
-            <w:pPr>
-              <w:spacing w:before="40" w:after="40"/>
-            </w:pPr>
+            <w:r/>
             <w:r>
               <w:rPr>
+                <w:rFonts w:ascii="Calibri" w:hAnsi="Calibri"/>
                 <w:b/>
-                <w:color w:val="F8FAFC"/>
+                <w:color w:val="111111"/>
                 <w:sz w:val="20"/>
               </w:rPr>
               <w:t>ID</w:t>
@@ -3738,23 +3379,16 @@
         </w:tc>
         <w:tc>
           <w:tcPr>
-            <w:tcW w:type="dxa" w:w="4968"/>
-            <w:tcMar>
-              <w:top w:w="120" w:type="dxa"/>
-              <w:bottom w:w="120" w:type="dxa"/>
-              <w:left w:w="180" w:type="dxa"/>
-              <w:right w:w="180" w:type="dxa"/>
-            </w:tcMar>
-            <w:shd w:fill="0F172A"/>
+            <w:tcW w:type="dxa" w:w="4320"/>
+            <w:shd w:val="clear" w:fill="E7E6E6"/>
           </w:tcPr>
           <w:p>
-            <w:pPr>
-              <w:spacing w:before="40" w:after="40"/>
-            </w:pPr>
+            <w:r/>
             <w:r>
               <w:rPr>
+                <w:rFonts w:ascii="Calibri" w:hAnsi="Calibri"/>
                 <w:b/>
-                <w:color w:val="F8FAFC"/>
+                <w:color w:val="111111"/>
                 <w:sz w:val="20"/>
               </w:rPr>
               <w:t>Requirement</w:t>
@@ -3765,47 +3399,33 @@
       <w:tr>
         <w:tc>
           <w:tcPr>
-            <w:tcW w:type="dxa" w:w="4968"/>
-            <w:tcMar>
-              <w:top w:w="120" w:type="dxa"/>
-              <w:bottom w:w="120" w:type="dxa"/>
-              <w:left w:w="180" w:type="dxa"/>
-              <w:right w:w="180" w:type="dxa"/>
-            </w:tcMar>
-            <w:shd w:fill="F8FAFC"/>
+            <w:tcW w:type="dxa" w:w="4320"/>
           </w:tcPr>
           <w:p>
-            <w:pPr>
-              <w:spacing w:before="40" w:after="40"/>
-            </w:pPr>
+            <w:r/>
             <w:r>
               <w:rPr>
-                <w:color w:val="1E293B"/>
-                <w:sz w:val="19"/>
+                <w:rFonts w:ascii="Calibri" w:hAnsi="Calibri"/>
+                <w:b/>
+                <w:color w:val="111111"/>
+                <w:sz w:val="20"/>
               </w:rPr>
-              <w:t>**FR-5.1**</w:t>
+              <w:t>FR-5.1</w:t>
             </w:r>
           </w:p>
         </w:tc>
         <w:tc>
           <w:tcPr>
-            <w:tcW w:type="dxa" w:w="4968"/>
-            <w:tcMar>
-              <w:top w:w="120" w:type="dxa"/>
-              <w:bottom w:w="120" w:type="dxa"/>
-              <w:left w:w="180" w:type="dxa"/>
-              <w:right w:w="180" w:type="dxa"/>
-            </w:tcMar>
-            <w:shd w:fill="F8FAFC"/>
+            <w:tcW w:type="dxa" w:w="4320"/>
           </w:tcPr>
           <w:p>
-            <w:pPr>
-              <w:spacing w:before="40" w:after="40"/>
-            </w:pPr>
+            <w:r/>
             <w:r>
               <w:rPr>
-                <w:color w:val="1E293B"/>
-                <w:sz w:val="19"/>
+                <w:rFonts w:ascii="Calibri" w:hAnsi="Calibri"/>
+                <w:b w:val="0"/>
+                <w:color w:val="111111"/>
+                <w:sz w:val="20"/>
               </w:rPr>
               <w:t>The system SHALL provide a general-purpose AI mentor chat available to authenticated users.</w:t>
             </w:r>
@@ -3815,47 +3435,33 @@
       <w:tr>
         <w:tc>
           <w:tcPr>
-            <w:tcW w:type="dxa" w:w="4968"/>
-            <w:tcMar>
-              <w:top w:w="120" w:type="dxa"/>
-              <w:bottom w:w="120" w:type="dxa"/>
-              <w:left w:w="180" w:type="dxa"/>
-              <w:right w:w="180" w:type="dxa"/>
-            </w:tcMar>
-            <w:shd w:fill="FFFFFF"/>
+            <w:tcW w:type="dxa" w:w="4320"/>
           </w:tcPr>
           <w:p>
-            <w:pPr>
-              <w:spacing w:before="40" w:after="40"/>
-            </w:pPr>
+            <w:r/>
             <w:r>
               <w:rPr>
-                <w:color w:val="1E293B"/>
-                <w:sz w:val="19"/>
+                <w:rFonts w:ascii="Calibri" w:hAnsi="Calibri"/>
+                <w:b/>
+                <w:color w:val="111111"/>
+                <w:sz w:val="20"/>
               </w:rPr>
-              <w:t>**FR-5.2**</w:t>
+              <w:t>FR-5.2</w:t>
             </w:r>
           </w:p>
         </w:tc>
         <w:tc>
           <w:tcPr>
-            <w:tcW w:type="dxa" w:w="4968"/>
-            <w:tcMar>
-              <w:top w:w="120" w:type="dxa"/>
-              <w:bottom w:w="120" w:type="dxa"/>
-              <w:left w:w="180" w:type="dxa"/>
-              <w:right w:w="180" w:type="dxa"/>
-            </w:tcMar>
-            <w:shd w:fill="FFFFFF"/>
+            <w:tcW w:type="dxa" w:w="4320"/>
           </w:tcPr>
           <w:p>
-            <w:pPr>
-              <w:spacing w:before="40" w:after="40"/>
-            </w:pPr>
+            <w:r/>
             <w:r>
               <w:rPr>
-                <w:color w:val="1E293B"/>
-                <w:sz w:val="19"/>
+                <w:rFonts w:ascii="Calibri" w:hAnsi="Calibri"/>
+                <w:b w:val="0"/>
+                <w:color w:val="111111"/>
+                <w:sz w:val="20"/>
               </w:rPr>
               <w:t>The chatbot SHALL answer across all supported domains (CS fundamentals, web, databases, AI/ML, learning, careers, platform help).</w:t>
             </w:r>
@@ -3865,47 +3471,33 @@
       <w:tr>
         <w:tc>
           <w:tcPr>
-            <w:tcW w:type="dxa" w:w="4968"/>
-            <w:tcMar>
-              <w:top w:w="120" w:type="dxa"/>
-              <w:bottom w:w="120" w:type="dxa"/>
-              <w:left w:w="180" w:type="dxa"/>
-              <w:right w:w="180" w:type="dxa"/>
-            </w:tcMar>
-            <w:shd w:fill="F8FAFC"/>
+            <w:tcW w:type="dxa" w:w="4320"/>
           </w:tcPr>
           <w:p>
-            <w:pPr>
-              <w:spacing w:before="40" w:after="40"/>
-            </w:pPr>
+            <w:r/>
             <w:r>
               <w:rPr>
-                <w:color w:val="1E293B"/>
-                <w:sz w:val="19"/>
+                <w:rFonts w:ascii="Calibri" w:hAnsi="Calibri"/>
+                <w:b/>
+                <w:color w:val="111111"/>
+                <w:sz w:val="20"/>
               </w:rPr>
-              <w:t>**FR-5.3**</w:t>
+              <w:t>FR-5.3</w:t>
             </w:r>
           </w:p>
         </w:tc>
         <w:tc>
           <w:tcPr>
-            <w:tcW w:type="dxa" w:w="4968"/>
-            <w:tcMar>
-              <w:top w:w="120" w:type="dxa"/>
-              <w:bottom w:w="120" w:type="dxa"/>
-              <w:left w:w="180" w:type="dxa"/>
-              <w:right w:w="180" w:type="dxa"/>
-            </w:tcMar>
-            <w:shd w:fill="F8FAFC"/>
+            <w:tcW w:type="dxa" w:w="4320"/>
           </w:tcPr>
           <w:p>
-            <w:pPr>
-              <w:spacing w:before="40" w:after="40"/>
-            </w:pPr>
+            <w:r/>
             <w:r>
               <w:rPr>
-                <w:color w:val="1E293B"/>
-                <w:sz w:val="19"/>
+                <w:rFonts w:ascii="Calibri" w:hAnsi="Calibri"/>
+                <w:b w:val="0"/>
+                <w:color w:val="111111"/>
+                <w:sz w:val="20"/>
               </w:rPr>
               <w:t>Each conversation SHALL be persisted per-user; users SHALL only access their own chat history.</w:t>
             </w:r>
@@ -3915,47 +3507,33 @@
       <w:tr>
         <w:tc>
           <w:tcPr>
-            <w:tcW w:type="dxa" w:w="4968"/>
-            <w:tcMar>
-              <w:top w:w="120" w:type="dxa"/>
-              <w:bottom w:w="120" w:type="dxa"/>
-              <w:left w:w="180" w:type="dxa"/>
-              <w:right w:w="180" w:type="dxa"/>
-            </w:tcMar>
-            <w:shd w:fill="FFFFFF"/>
+            <w:tcW w:type="dxa" w:w="4320"/>
           </w:tcPr>
           <w:p>
-            <w:pPr>
-              <w:spacing w:before="40" w:after="40"/>
-            </w:pPr>
+            <w:r/>
             <w:r>
               <w:rPr>
-                <w:color w:val="1E293B"/>
-                <w:sz w:val="19"/>
+                <w:rFonts w:ascii="Calibri" w:hAnsi="Calibri"/>
+                <w:b/>
+                <w:color w:val="111111"/>
+                <w:sz w:val="20"/>
               </w:rPr>
-              <w:t>**FR-5.4**</w:t>
+              <w:t>FR-5.4</w:t>
             </w:r>
           </w:p>
         </w:tc>
         <w:tc>
           <w:tcPr>
-            <w:tcW w:type="dxa" w:w="4968"/>
-            <w:tcMar>
-              <w:top w:w="120" w:type="dxa"/>
-              <w:bottom w:w="120" w:type="dxa"/>
-              <w:left w:w="180" w:type="dxa"/>
-              <w:right w:w="180" w:type="dxa"/>
-            </w:tcMar>
-            <w:shd w:fill="FFFFFF"/>
+            <w:tcW w:type="dxa" w:w="4320"/>
           </w:tcPr>
           <w:p>
-            <w:pPr>
-              <w:spacing w:before="40" w:after="40"/>
-            </w:pPr>
+            <w:r/>
             <w:r>
               <w:rPr>
-                <w:color w:val="1E293B"/>
-                <w:sz w:val="19"/>
+                <w:rFonts w:ascii="Calibri" w:hAnsi="Calibri"/>
+                <w:b w:val="0"/>
+                <w:color w:val="111111"/>
+                <w:sz w:val="20"/>
               </w:rPr>
               <w:t>Chat replies SHALL be returned as structured, schema-validated output with an optional domain tag.</w:t>
             </w:r>
@@ -3965,47 +3543,33 @@
       <w:tr>
         <w:tc>
           <w:tcPr>
-            <w:tcW w:type="dxa" w:w="4968"/>
-            <w:tcMar>
-              <w:top w:w="120" w:type="dxa"/>
-              <w:bottom w:w="120" w:type="dxa"/>
-              <w:left w:w="180" w:type="dxa"/>
-              <w:right w:w="180" w:type="dxa"/>
-            </w:tcMar>
-            <w:shd w:fill="F8FAFC"/>
+            <w:tcW w:type="dxa" w:w="4320"/>
           </w:tcPr>
           <w:p>
-            <w:pPr>
-              <w:spacing w:before="40" w:after="40"/>
-            </w:pPr>
+            <w:r/>
             <w:r>
               <w:rPr>
-                <w:color w:val="1E293B"/>
-                <w:sz w:val="19"/>
+                <w:rFonts w:ascii="Calibri" w:hAnsi="Calibri"/>
+                <w:b/>
+                <w:color w:val="111111"/>
+                <w:sz w:val="20"/>
               </w:rPr>
-              <w:t>**FR-5.5**</w:t>
+              <w:t>FR-5.5</w:t>
             </w:r>
           </w:p>
         </w:tc>
         <w:tc>
           <w:tcPr>
-            <w:tcW w:type="dxa" w:w="4968"/>
-            <w:tcMar>
-              <w:top w:w="120" w:type="dxa"/>
-              <w:bottom w:w="120" w:type="dxa"/>
-              <w:left w:w="180" w:type="dxa"/>
-              <w:right w:w="180" w:type="dxa"/>
-            </w:tcMar>
-            <w:shd w:fill="F8FAFC"/>
+            <w:tcW w:type="dxa" w:w="4320"/>
           </w:tcPr>
           <w:p>
-            <w:pPr>
-              <w:spacing w:before="40" w:after="40"/>
-            </w:pPr>
+            <w:r/>
             <w:r>
               <w:rPr>
-                <w:color w:val="1E293B"/>
-                <w:sz w:val="19"/>
+                <w:rFonts w:ascii="Calibri" w:hAnsi="Calibri"/>
+                <w:b w:val="0"/>
+                <w:color w:val="111111"/>
+                <w:sz w:val="20"/>
               </w:rPr>
               <w:t>Chat SHALL be rate-limited per user to control AI cost and abuse.</w:t>
             </w:r>
@@ -4016,47 +3580,41 @@
     <w:p/>
     <w:p>
       <w:pPr>
-        <w:spacing w:before="200" w:after="60"/>
+        <w:pStyle w:val="Heading2"/>
       </w:pPr>
       <w:r>
         <w:rPr>
+          <w:rFonts w:ascii="Calibri" w:hAnsi="Calibri"/>
           <w:b/>
-          <w:color w:val="2563EB"/>
-          <w:sz w:val="26"/>
+          <w:color w:val="000000"/>
+          <w:sz w:val="25"/>
         </w:rPr>
         <w:t>3.6 Subscription Model &amp; Premium Features</w:t>
       </w:r>
     </w:p>
     <w:tbl>
       <w:tblPr>
+        <w:tblStyle w:val="TableGrid"/>
         <w:tblW w:type="auto" w:w="0"/>
-        <w:jc w:val="center"/>
         <w:tblLook w:firstColumn="1" w:firstRow="1" w:lastColumn="0" w:lastRow="0" w:noHBand="0" w:noVBand="1" w:val="04A0"/>
       </w:tblPr>
       <w:tblGrid>
-        <w:gridCol w:w="4968"/>
-        <w:gridCol w:w="4968"/>
+        <w:gridCol w:w="4320"/>
+        <w:gridCol w:w="4320"/>
       </w:tblGrid>
       <w:tr>
         <w:tc>
           <w:tcPr>
-            <w:tcW w:type="dxa" w:w="4968"/>
-            <w:tcMar>
-              <w:top w:w="120" w:type="dxa"/>
-              <w:bottom w:w="120" w:type="dxa"/>
-              <w:left w:w="180" w:type="dxa"/>
-              <w:right w:w="180" w:type="dxa"/>
-            </w:tcMar>
-            <w:shd w:fill="0F172A"/>
+            <w:tcW w:type="dxa" w:w="4320"/>
+            <w:shd w:val="clear" w:fill="E7E6E6"/>
           </w:tcPr>
           <w:p>
-            <w:pPr>
-              <w:spacing w:before="40" w:after="40"/>
-            </w:pPr>
+            <w:r/>
             <w:r>
               <w:rPr>
+                <w:rFonts w:ascii="Calibri" w:hAnsi="Calibri"/>
                 <w:b/>
-                <w:color w:val="F8FAFC"/>
+                <w:color w:val="111111"/>
                 <w:sz w:val="20"/>
               </w:rPr>
               <w:t>ID</w:t>
@@ -4065,23 +3623,16 @@
         </w:tc>
         <w:tc>
           <w:tcPr>
-            <w:tcW w:type="dxa" w:w="4968"/>
-            <w:tcMar>
-              <w:top w:w="120" w:type="dxa"/>
-              <w:bottom w:w="120" w:type="dxa"/>
-              <w:left w:w="180" w:type="dxa"/>
-              <w:right w:w="180" w:type="dxa"/>
-            </w:tcMar>
-            <w:shd w:fill="0F172A"/>
+            <w:tcW w:type="dxa" w:w="4320"/>
+            <w:shd w:val="clear" w:fill="E7E6E6"/>
           </w:tcPr>
           <w:p>
-            <w:pPr>
-              <w:spacing w:before="40" w:after="40"/>
-            </w:pPr>
+            <w:r/>
             <w:r>
               <w:rPr>
+                <w:rFonts w:ascii="Calibri" w:hAnsi="Calibri"/>
                 <w:b/>
-                <w:color w:val="F8FAFC"/>
+                <w:color w:val="111111"/>
                 <w:sz w:val="20"/>
               </w:rPr>
               <w:t>Requirement</w:t>
@@ -4092,49 +3643,88 @@
       <w:tr>
         <w:tc>
           <w:tcPr>
-            <w:tcW w:type="dxa" w:w="4968"/>
-            <w:tcMar>
-              <w:top w:w="120" w:type="dxa"/>
-              <w:bottom w:w="120" w:type="dxa"/>
-              <w:left w:w="180" w:type="dxa"/>
-              <w:right w:w="180" w:type="dxa"/>
-            </w:tcMar>
-            <w:shd w:fill="F8FAFC"/>
+            <w:tcW w:type="dxa" w:w="4320"/>
           </w:tcPr>
           <w:p>
-            <w:pPr>
-              <w:spacing w:before="40" w:after="40"/>
-            </w:pPr>
+            <w:r/>
             <w:r>
               <w:rPr>
-                <w:color w:val="1E293B"/>
-                <w:sz w:val="19"/>
+                <w:rFonts w:ascii="Calibri" w:hAnsi="Calibri"/>
+                <w:b/>
+                <w:color w:val="111111"/>
+                <w:sz w:val="20"/>
               </w:rPr>
-              <w:t>**FR-6.1**</w:t>
+              <w:t>FR-6.1</w:t>
             </w:r>
           </w:p>
         </w:tc>
         <w:tc>
           <w:tcPr>
-            <w:tcW w:type="dxa" w:w="4968"/>
-            <w:tcMar>
-              <w:top w:w="120" w:type="dxa"/>
-              <w:bottom w:w="120" w:type="dxa"/>
-              <w:left w:w="180" w:type="dxa"/>
-              <w:right w:w="180" w:type="dxa"/>
-            </w:tcMar>
-            <w:shd w:fill="F8FAFC"/>
+            <w:tcW w:type="dxa" w:w="4320"/>
           </w:tcPr>
           <w:p>
-            <w:pPr>
-              <w:spacing w:before="40" w:after="40"/>
-            </w:pPr>
+            <w:r/>
             <w:r>
               <w:rPr>
-                <w:color w:val="1E293B"/>
-                <w:sz w:val="19"/>
+                <w:rFonts w:ascii="Calibri" w:hAnsi="Calibri"/>
+                <w:b w:val="0"/>
+                <w:color w:val="111111"/>
+                <w:sz w:val="20"/>
               </w:rPr>
-              <w:t>The system SHALL support two plans: **Free** and **Premium** (Adaptive+), encoded in the JWT `plan` claim.</w:t>
+              <w:t xml:space="preserve">The system SHALL support two plans: </w:t>
+            </w:r>
+            <w:r>
+              <w:rPr>
+                <w:rFonts w:ascii="Calibri" w:hAnsi="Calibri"/>
+                <w:b/>
+                <w:color w:val="111111"/>
+                <w:sz w:val="20"/>
+              </w:rPr>
+              <w:t>Free</w:t>
+            </w:r>
+            <w:r>
+              <w:rPr>
+                <w:rFonts w:ascii="Calibri" w:hAnsi="Calibri"/>
+                <w:b w:val="0"/>
+                <w:color w:val="111111"/>
+                <w:sz w:val="20"/>
+              </w:rPr>
+              <w:t xml:space="preserve"> and </w:t>
+            </w:r>
+            <w:r>
+              <w:rPr>
+                <w:rFonts w:ascii="Calibri" w:hAnsi="Calibri"/>
+                <w:b/>
+                <w:color w:val="111111"/>
+                <w:sz w:val="20"/>
+              </w:rPr>
+              <w:t>Premium</w:t>
+            </w:r>
+            <w:r>
+              <w:rPr>
+                <w:rFonts w:ascii="Calibri" w:hAnsi="Calibri"/>
+                <w:b w:val="0"/>
+                <w:color w:val="111111"/>
+                <w:sz w:val="20"/>
+              </w:rPr>
+              <w:t xml:space="preserve"> (Adaptive+), encoded in the JWT </w:t>
+            </w:r>
+            <w:r>
+              <w:rPr>
+                <w:rFonts w:ascii="Consolas" w:hAnsi="Consolas"/>
+                <w:color w:val="333333"/>
+                <w:sz w:val="18"/>
+              </w:rPr>
+              <w:t>plan</w:t>
+            </w:r>
+            <w:r>
+              <w:rPr>
+                <w:rFonts w:ascii="Calibri" w:hAnsi="Calibri"/>
+                <w:b w:val="0"/>
+                <w:color w:val="111111"/>
+                <w:sz w:val="20"/>
+              </w:rPr>
+              <w:t xml:space="preserve"> claim.</w:t>
             </w:r>
           </w:p>
         </w:tc>
@@ -4142,49 +3732,53 @@
       <w:tr>
         <w:tc>
           <w:tcPr>
-            <w:tcW w:type="dxa" w:w="4968"/>
-            <w:tcMar>
-              <w:top w:w="120" w:type="dxa"/>
-              <w:bottom w:w="120" w:type="dxa"/>
-              <w:left w:w="180" w:type="dxa"/>
-              <w:right w:w="180" w:type="dxa"/>
-            </w:tcMar>
-            <w:shd w:fill="FFFFFF"/>
+            <w:tcW w:type="dxa" w:w="4320"/>
           </w:tcPr>
           <w:p>
-            <w:pPr>
-              <w:spacing w:before="40" w:after="40"/>
-            </w:pPr>
+            <w:r/>
             <w:r>
               <w:rPr>
-                <w:color w:val="1E293B"/>
-                <w:sz w:val="19"/>
+                <w:rFonts w:ascii="Calibri" w:hAnsi="Calibri"/>
+                <w:b/>
+                <w:color w:val="111111"/>
+                <w:sz w:val="20"/>
               </w:rPr>
-              <w:t>**FR-6.2**</w:t>
+              <w:t>FR-6.2</w:t>
             </w:r>
           </w:p>
         </w:tc>
         <w:tc>
           <w:tcPr>
-            <w:tcW w:type="dxa" w:w="4968"/>
-            <w:tcMar>
-              <w:top w:w="120" w:type="dxa"/>
-              <w:bottom w:w="120" w:type="dxa"/>
-              <w:left w:w="180" w:type="dxa"/>
-              <w:right w:w="180" w:type="dxa"/>
-            </w:tcMar>
-            <w:shd w:fill="FFFFFF"/>
+            <w:tcW w:type="dxa" w:w="4320"/>
           </w:tcPr>
           <w:p>
-            <w:pPr>
-              <w:spacing w:before="40" w:after="40"/>
-            </w:pPr>
+            <w:r/>
             <w:r>
               <w:rPr>
-                <w:color w:val="1E293B"/>
-                <w:sz w:val="19"/>
+                <w:rFonts w:ascii="Calibri" w:hAnsi="Calibri"/>
+                <w:b w:val="0"/>
+                <w:color w:val="111111"/>
+                <w:sz w:val="20"/>
               </w:rPr>
-              <w:t>Premium features SHALL reject Free-plan callers with HTTP **402 PREMIUM_REQUIRED**.</w:t>
+              <w:t xml:space="preserve">Premium features SHALL reject Free-plan callers with HTTP </w:t>
+            </w:r>
+            <w:r>
+              <w:rPr>
+                <w:rFonts w:ascii="Calibri" w:hAnsi="Calibri"/>
+                <w:b/>
+                <w:color w:val="111111"/>
+                <w:sz w:val="20"/>
+              </w:rPr>
+              <w:t>402 PREMIUM_REQUIRED</w:t>
+            </w:r>
+            <w:r>
+              <w:rPr>
+                <w:rFonts w:ascii="Calibri" w:hAnsi="Calibri"/>
+                <w:b w:val="0"/>
+                <w:color w:val="111111"/>
+                <w:sz w:val="20"/>
+              </w:rPr>
+              <w:t>.</w:t>
             </w:r>
           </w:p>
         </w:tc>
@@ -4192,47 +3786,33 @@
       <w:tr>
         <w:tc>
           <w:tcPr>
-            <w:tcW w:type="dxa" w:w="4968"/>
-            <w:tcMar>
-              <w:top w:w="120" w:type="dxa"/>
-              <w:bottom w:w="120" w:type="dxa"/>
-              <w:left w:w="180" w:type="dxa"/>
-              <w:right w:w="180" w:type="dxa"/>
-            </w:tcMar>
-            <w:shd w:fill="F8FAFC"/>
+            <w:tcW w:type="dxa" w:w="4320"/>
           </w:tcPr>
           <w:p>
-            <w:pPr>
-              <w:spacing w:before="40" w:after="40"/>
-            </w:pPr>
+            <w:r/>
             <w:r>
               <w:rPr>
-                <w:color w:val="1E293B"/>
-                <w:sz w:val="19"/>
+                <w:rFonts w:ascii="Calibri" w:hAnsi="Calibri"/>
+                <w:b/>
+                <w:color w:val="111111"/>
+                <w:sz w:val="20"/>
               </w:rPr>
-              <w:t>**FR-6.3**</w:t>
+              <w:t>FR-6.3</w:t>
             </w:r>
           </w:p>
         </w:tc>
         <w:tc>
           <w:tcPr>
-            <w:tcW w:type="dxa" w:w="4968"/>
-            <w:tcMar>
-              <w:top w:w="120" w:type="dxa"/>
-              <w:bottom w:w="120" w:type="dxa"/>
-              <w:left w:w="180" w:type="dxa"/>
-              <w:right w:w="180" w:type="dxa"/>
-            </w:tcMar>
-            <w:shd w:fill="F8FAFC"/>
+            <w:tcW w:type="dxa" w:w="4320"/>
           </w:tcPr>
           <w:p>
-            <w:pPr>
-              <w:spacing w:before="40" w:after="40"/>
-            </w:pPr>
+            <w:r/>
             <w:r>
               <w:rPr>
-                <w:color w:val="1E293B"/>
-                <w:sz w:val="19"/>
+                <w:rFonts w:ascii="Calibri" w:hAnsi="Calibri"/>
+                <w:b w:val="0"/>
+                <w:color w:val="111111"/>
+                <w:sz w:val="20"/>
               </w:rPr>
               <w:t>A (mock) upgrade endpoint SHALL promote a user to Premium and reissue tokens carrying the new plan.</w:t>
             </w:r>
@@ -4242,47 +3822,33 @@
       <w:tr>
         <w:tc>
           <w:tcPr>
-            <w:tcW w:type="dxa" w:w="4968"/>
-            <w:tcMar>
-              <w:top w:w="120" w:type="dxa"/>
-              <w:bottom w:w="120" w:type="dxa"/>
-              <w:left w:w="180" w:type="dxa"/>
-              <w:right w:w="180" w:type="dxa"/>
-            </w:tcMar>
-            <w:shd w:fill="FFFFFF"/>
+            <w:tcW w:type="dxa" w:w="4320"/>
           </w:tcPr>
           <w:p>
-            <w:pPr>
-              <w:spacing w:before="40" w:after="40"/>
-            </w:pPr>
+            <w:r/>
             <w:r>
               <w:rPr>
-                <w:color w:val="1E293B"/>
-                <w:sz w:val="19"/>
+                <w:rFonts w:ascii="Calibri" w:hAnsi="Calibri"/>
+                <w:b/>
+                <w:color w:val="111111"/>
+                <w:sz w:val="20"/>
               </w:rPr>
-              <w:t>**FR-6.4**</w:t>
+              <w:t>FR-6.4</w:t>
             </w:r>
           </w:p>
         </w:tc>
         <w:tc>
           <w:tcPr>
-            <w:tcW w:type="dxa" w:w="4968"/>
-            <w:tcMar>
-              <w:top w:w="120" w:type="dxa"/>
-              <w:bottom w:w="120" w:type="dxa"/>
-              <w:left w:w="180" w:type="dxa"/>
-              <w:right w:w="180" w:type="dxa"/>
-            </w:tcMar>
-            <w:shd w:fill="FFFFFF"/>
+            <w:tcW w:type="dxa" w:w="4320"/>
           </w:tcPr>
           <w:p>
-            <w:pPr>
-              <w:spacing w:before="40" w:after="40"/>
-            </w:pPr>
+            <w:r/>
             <w:r>
               <w:rPr>
-                <w:color w:val="1E293B"/>
-                <w:sz w:val="19"/>
+                <w:rFonts w:ascii="Calibri" w:hAnsi="Calibri"/>
+                <w:b w:val="0"/>
+                <w:color w:val="111111"/>
+                <w:sz w:val="20"/>
               </w:rPr>
               <w:t>Admins SHALL be able to grant or revoke Premium, audit-logged.</w:t>
             </w:r>
@@ -4292,47 +3858,33 @@
       <w:tr>
         <w:tc>
           <w:tcPr>
-            <w:tcW w:type="dxa" w:w="4968"/>
-            <w:tcMar>
-              <w:top w:w="120" w:type="dxa"/>
-              <w:bottom w:w="120" w:type="dxa"/>
-              <w:left w:w="180" w:type="dxa"/>
-              <w:right w:w="180" w:type="dxa"/>
-            </w:tcMar>
-            <w:shd w:fill="F8FAFC"/>
+            <w:tcW w:type="dxa" w:w="4320"/>
           </w:tcPr>
           <w:p>
-            <w:pPr>
-              <w:spacing w:before="40" w:after="40"/>
-            </w:pPr>
+            <w:r/>
             <w:r>
               <w:rPr>
-                <w:color w:val="1E293B"/>
-                <w:sz w:val="19"/>
+                <w:rFonts w:ascii="Calibri" w:hAnsi="Calibri"/>
+                <w:b/>
+                <w:color w:val="111111"/>
+                <w:sz w:val="20"/>
               </w:rPr>
-              <w:t>**FR-6.5**</w:t>
+              <w:t>FR-6.5</w:t>
             </w:r>
           </w:p>
         </w:tc>
         <w:tc>
           <w:tcPr>
-            <w:tcW w:type="dxa" w:w="4968"/>
-            <w:tcMar>
-              <w:top w:w="120" w:type="dxa"/>
-              <w:bottom w:w="120" w:type="dxa"/>
-              <w:left w:w="180" w:type="dxa"/>
-              <w:right w:w="180" w:type="dxa"/>
-            </w:tcMar>
-            <w:shd w:fill="F8FAFC"/>
+            <w:tcW w:type="dxa" w:w="4320"/>
           </w:tcPr>
           <w:p>
-            <w:pPr>
-              <w:spacing w:before="40" w:after="40"/>
-            </w:pPr>
+            <w:r/>
             <w:r>
               <w:rPr>
-                <w:color w:val="1E293B"/>
-                <w:sz w:val="19"/>
+                <w:rFonts w:ascii="Calibri" w:hAnsi="Calibri"/>
+                <w:b w:val="0"/>
+                <w:color w:val="111111"/>
+                <w:sz w:val="20"/>
               </w:rPr>
               <w:t>Free users SHALL see a locked teaser (not the full report) for gated features.</w:t>
             </w:r>
@@ -4343,47 +3895,41 @@
     <w:p/>
     <w:p>
       <w:pPr>
-        <w:spacing w:before="200" w:after="60"/>
+        <w:pStyle w:val="Heading2"/>
       </w:pPr>
       <w:r>
         <w:rPr>
+          <w:rFonts w:ascii="Calibri" w:hAnsi="Calibri"/>
           <w:b/>
-          <w:color w:val="2563EB"/>
-          <w:sz w:val="26"/>
+          <w:color w:val="000000"/>
+          <w:sz w:val="25"/>
         </w:rPr>
         <w:t>3.7 Memory Twin™ (Premium)</w:t>
       </w:r>
     </w:p>
     <w:tbl>
       <w:tblPr>
+        <w:tblStyle w:val="TableGrid"/>
         <w:tblW w:type="auto" w:w="0"/>
-        <w:jc w:val="center"/>
         <w:tblLook w:firstColumn="1" w:firstRow="1" w:lastColumn="0" w:lastRow="0" w:noHBand="0" w:noVBand="1" w:val="04A0"/>
       </w:tblPr>
       <w:tblGrid>
-        <w:gridCol w:w="4968"/>
-        <w:gridCol w:w="4968"/>
+        <w:gridCol w:w="4320"/>
+        <w:gridCol w:w="4320"/>
       </w:tblGrid>
       <w:tr>
         <w:tc>
           <w:tcPr>
-            <w:tcW w:type="dxa" w:w="4968"/>
-            <w:tcMar>
-              <w:top w:w="120" w:type="dxa"/>
-              <w:bottom w:w="120" w:type="dxa"/>
-              <w:left w:w="180" w:type="dxa"/>
-              <w:right w:w="180" w:type="dxa"/>
-            </w:tcMar>
-            <w:shd w:fill="0F172A"/>
+            <w:tcW w:type="dxa" w:w="4320"/>
+            <w:shd w:val="clear" w:fill="E7E6E6"/>
           </w:tcPr>
           <w:p>
-            <w:pPr>
-              <w:spacing w:before="40" w:after="40"/>
-            </w:pPr>
+            <w:r/>
             <w:r>
               <w:rPr>
+                <w:rFonts w:ascii="Calibri" w:hAnsi="Calibri"/>
                 <w:b/>
-                <w:color w:val="F8FAFC"/>
+                <w:color w:val="111111"/>
                 <w:sz w:val="20"/>
               </w:rPr>
               <w:t>ID</w:t>
@@ -4392,23 +3938,16 @@
         </w:tc>
         <w:tc>
           <w:tcPr>
-            <w:tcW w:type="dxa" w:w="4968"/>
-            <w:tcMar>
-              <w:top w:w="120" w:type="dxa"/>
-              <w:bottom w:w="120" w:type="dxa"/>
-              <w:left w:w="180" w:type="dxa"/>
-              <w:right w:w="180" w:type="dxa"/>
-            </w:tcMar>
-            <w:shd w:fill="0F172A"/>
+            <w:tcW w:type="dxa" w:w="4320"/>
+            <w:shd w:val="clear" w:fill="E7E6E6"/>
           </w:tcPr>
           <w:p>
-            <w:pPr>
-              <w:spacing w:before="40" w:after="40"/>
-            </w:pPr>
+            <w:r/>
             <w:r>
               <w:rPr>
+                <w:rFonts w:ascii="Calibri" w:hAnsi="Calibri"/>
                 <w:b/>
-                <w:color w:val="F8FAFC"/>
+                <w:color w:val="111111"/>
                 <w:sz w:val="20"/>
               </w:rPr>
               <w:t>Requirement</w:t>
@@ -4419,47 +3958,33 @@
       <w:tr>
         <w:tc>
           <w:tcPr>
-            <w:tcW w:type="dxa" w:w="4968"/>
-            <w:tcMar>
-              <w:top w:w="120" w:type="dxa"/>
-              <w:bottom w:w="120" w:type="dxa"/>
-              <w:left w:w="180" w:type="dxa"/>
-              <w:right w:w="180" w:type="dxa"/>
-            </w:tcMar>
-            <w:shd w:fill="F8FAFC"/>
+            <w:tcW w:type="dxa" w:w="4320"/>
           </w:tcPr>
           <w:p>
-            <w:pPr>
-              <w:spacing w:before="40" w:after="40"/>
-            </w:pPr>
+            <w:r/>
             <w:r>
               <w:rPr>
-                <w:color w:val="1E293B"/>
-                <w:sz w:val="19"/>
+                <w:rFonts w:ascii="Calibri" w:hAnsi="Calibri"/>
+                <w:b/>
+                <w:color w:val="111111"/>
+                <w:sz w:val="20"/>
               </w:rPr>
-              <w:t>**FR-7.1**</w:t>
+              <w:t>FR-7.1</w:t>
             </w:r>
           </w:p>
         </w:tc>
         <w:tc>
           <w:tcPr>
-            <w:tcW w:type="dxa" w:w="4968"/>
-            <w:tcMar>
-              <w:top w:w="120" w:type="dxa"/>
-              <w:bottom w:w="120" w:type="dxa"/>
-              <w:left w:w="180" w:type="dxa"/>
-              <w:right w:w="180" w:type="dxa"/>
-            </w:tcMar>
-            <w:shd w:fill="F8FAFC"/>
+            <w:tcW w:type="dxa" w:w="4320"/>
           </w:tcPr>
           <w:p>
-            <w:pPr>
-              <w:spacing w:before="40" w:after="40"/>
-            </w:pPr>
+            <w:r/>
             <w:r>
               <w:rPr>
-                <w:color w:val="1E293B"/>
-                <w:sz w:val="19"/>
+                <w:rFonts w:ascii="Calibri" w:hAnsi="Calibri"/>
+                <w:b w:val="0"/>
+                <w:color w:val="111111"/>
+                <w:sz w:val="20"/>
               </w:rPr>
               <w:t>The system SHALL model per-domain memory retention as an exponential forgetting curve fitted to the user's real recall events (diagnostic answers, practice, rescues).</w:t>
             </w:r>
@@ -4469,47 +3994,33 @@
       <w:tr>
         <w:tc>
           <w:tcPr>
-            <w:tcW w:type="dxa" w:w="4968"/>
-            <w:tcMar>
-              <w:top w:w="120" w:type="dxa"/>
-              <w:bottom w:w="120" w:type="dxa"/>
-              <w:left w:w="180" w:type="dxa"/>
-              <w:right w:w="180" w:type="dxa"/>
-            </w:tcMar>
-            <w:shd w:fill="FFFFFF"/>
+            <w:tcW w:type="dxa" w:w="4320"/>
           </w:tcPr>
           <w:p>
-            <w:pPr>
-              <w:spacing w:before="40" w:after="40"/>
-            </w:pPr>
+            <w:r/>
             <w:r>
               <w:rPr>
-                <w:color w:val="1E293B"/>
-                <w:sz w:val="19"/>
+                <w:rFonts w:ascii="Calibri" w:hAnsi="Calibri"/>
+                <w:b/>
+                <w:color w:val="111111"/>
+                <w:sz w:val="20"/>
               </w:rPr>
-              <w:t>**FR-7.2**</w:t>
+              <w:t>FR-7.2</w:t>
             </w:r>
           </w:p>
         </w:tc>
         <w:tc>
           <w:tcPr>
-            <w:tcW w:type="dxa" w:w="4968"/>
-            <w:tcMar>
-              <w:top w:w="120" w:type="dxa"/>
-              <w:bottom w:w="120" w:type="dxa"/>
-              <w:left w:w="180" w:type="dxa"/>
-              <w:right w:w="180" w:type="dxa"/>
-            </w:tcMar>
-            <w:shd w:fill="FFFFFF"/>
+            <w:tcW w:type="dxa" w:w="4320"/>
           </w:tcPr>
           <w:p>
-            <w:pPr>
-              <w:spacing w:before="40" w:after="40"/>
-            </w:pPr>
+            <w:r/>
             <w:r>
               <w:rPr>
-                <w:color w:val="1E293B"/>
-                <w:sz w:val="19"/>
+                <w:rFonts w:ascii="Calibri" w:hAnsi="Calibri"/>
+                <w:b w:val="0"/>
+                <w:color w:val="111111"/>
+                <w:sz w:val="20"/>
               </w:rPr>
               <w:t>The system SHALL expose a 14-day retention forecast per domain, including days-until-danger (&lt;50% recall).</w:t>
             </w:r>
@@ -4519,47 +4030,33 @@
       <w:tr>
         <w:tc>
           <w:tcPr>
-            <w:tcW w:type="dxa" w:w="4968"/>
-            <w:tcMar>
-              <w:top w:w="120" w:type="dxa"/>
-              <w:bottom w:w="120" w:type="dxa"/>
-              <w:left w:w="180" w:type="dxa"/>
-              <w:right w:w="180" w:type="dxa"/>
-            </w:tcMar>
-            <w:shd w:fill="F8FAFC"/>
+            <w:tcW w:type="dxa" w:w="4320"/>
           </w:tcPr>
           <w:p>
-            <w:pPr>
-              <w:spacing w:before="40" w:after="40"/>
-            </w:pPr>
+            <w:r/>
             <w:r>
               <w:rPr>
-                <w:color w:val="1E293B"/>
-                <w:sz w:val="19"/>
+                <w:rFonts w:ascii="Calibri" w:hAnsi="Calibri"/>
+                <w:b/>
+                <w:color w:val="111111"/>
+                <w:sz w:val="20"/>
               </w:rPr>
-              <w:t>**FR-7.3**</w:t>
+              <w:t>FR-7.3</w:t>
             </w:r>
           </w:p>
         </w:tc>
         <w:tc>
           <w:tcPr>
-            <w:tcW w:type="dxa" w:w="4968"/>
-            <w:tcMar>
-              <w:top w:w="120" w:type="dxa"/>
-              <w:bottom w:w="120" w:type="dxa"/>
-              <w:left w:w="180" w:type="dxa"/>
-              <w:right w:w="180" w:type="dxa"/>
-            </w:tcMar>
-            <w:shd w:fill="F8FAFC"/>
+            <w:tcW w:type="dxa" w:w="4320"/>
           </w:tcPr>
           <w:p>
-            <w:pPr>
-              <w:spacing w:before="40" w:after="40"/>
-            </w:pPr>
+            <w:r/>
             <w:r>
               <w:rPr>
-                <w:color w:val="1E293B"/>
-                <w:sz w:val="19"/>
+                <w:rFonts w:ascii="Calibri" w:hAnsi="Calibri"/>
+                <w:b w:val="0"/>
+                <w:color w:val="111111"/>
+                <w:sz w:val="20"/>
               </w:rPr>
               <w:t>The system SHALL offer Rescue Reviews — short AI-generated micro-sessions targeting the weakest memory.</w:t>
             </w:r>
@@ -4569,47 +4066,33 @@
       <w:tr>
         <w:tc>
           <w:tcPr>
-            <w:tcW w:type="dxa" w:w="4968"/>
-            <w:tcMar>
-              <w:top w:w="120" w:type="dxa"/>
-              <w:bottom w:w="120" w:type="dxa"/>
-              <w:left w:w="180" w:type="dxa"/>
-              <w:right w:w="180" w:type="dxa"/>
-            </w:tcMar>
-            <w:shd w:fill="FFFFFF"/>
+            <w:tcW w:type="dxa" w:w="4320"/>
           </w:tcPr>
           <w:p>
-            <w:pPr>
-              <w:spacing w:before="40" w:after="40"/>
-            </w:pPr>
+            <w:r/>
             <w:r>
               <w:rPr>
-                <w:color w:val="1E293B"/>
-                <w:sz w:val="19"/>
+                <w:rFonts w:ascii="Calibri" w:hAnsi="Calibri"/>
+                <w:b/>
+                <w:color w:val="111111"/>
+                <w:sz w:val="20"/>
               </w:rPr>
-              <w:t>**FR-7.4**</w:t>
+              <w:t>FR-7.4</w:t>
             </w:r>
           </w:p>
         </w:tc>
         <w:tc>
           <w:tcPr>
-            <w:tcW w:type="dxa" w:w="4968"/>
-            <w:tcMar>
-              <w:top w:w="120" w:type="dxa"/>
-              <w:bottom w:w="120" w:type="dxa"/>
-              <w:left w:w="180" w:type="dxa"/>
-              <w:right w:w="180" w:type="dxa"/>
-            </w:tcMar>
-            <w:shd w:fill="FFFFFF"/>
+            <w:tcW w:type="dxa" w:w="4320"/>
           </w:tcPr>
           <w:p>
-            <w:pPr>
-              <w:spacing w:before="40" w:after="40"/>
-            </w:pPr>
+            <w:r/>
             <w:r>
               <w:rPr>
-                <w:color w:val="1E293B"/>
-                <w:sz w:val="19"/>
+                <w:rFonts w:ascii="Calibri" w:hAnsi="Calibri"/>
+                <w:b w:val="0"/>
+                <w:color w:val="111111"/>
+                <w:sz w:val="20"/>
               </w:rPr>
               <w:t>Each successful rescue recall SHALL increase that domain's memory stability.</w:t>
             </w:r>
@@ -4620,47 +4103,41 @@
     <w:p/>
     <w:p>
       <w:pPr>
-        <w:spacing w:before="200" w:after="60"/>
+        <w:pStyle w:val="Heading2"/>
       </w:pPr>
       <w:r>
         <w:rPr>
+          <w:rFonts w:ascii="Calibri" w:hAnsi="Calibri"/>
           <w:b/>
-          <w:color w:val="2563EB"/>
-          <w:sz w:val="26"/>
+          <w:color w:val="000000"/>
+          <w:sz w:val="25"/>
         </w:rPr>
         <w:t>3.8 Struggle DNA™ (Premium)</w:t>
       </w:r>
     </w:p>
     <w:tbl>
       <w:tblPr>
+        <w:tblStyle w:val="TableGrid"/>
         <w:tblW w:type="auto" w:w="0"/>
-        <w:jc w:val="center"/>
         <w:tblLook w:firstColumn="1" w:firstRow="1" w:lastColumn="0" w:lastRow="0" w:noHBand="0" w:noVBand="1" w:val="04A0"/>
       </w:tblPr>
       <w:tblGrid>
-        <w:gridCol w:w="4968"/>
-        <w:gridCol w:w="4968"/>
+        <w:gridCol w:w="4320"/>
+        <w:gridCol w:w="4320"/>
       </w:tblGrid>
       <w:tr>
         <w:tc>
           <w:tcPr>
-            <w:tcW w:type="dxa" w:w="4968"/>
-            <w:tcMar>
-              <w:top w:w="120" w:type="dxa"/>
-              <w:bottom w:w="120" w:type="dxa"/>
-              <w:left w:w="180" w:type="dxa"/>
-              <w:right w:w="180" w:type="dxa"/>
-            </w:tcMar>
-            <w:shd w:fill="0F172A"/>
+            <w:tcW w:type="dxa" w:w="4320"/>
+            <w:shd w:val="clear" w:fill="E7E6E6"/>
           </w:tcPr>
           <w:p>
-            <w:pPr>
-              <w:spacing w:before="40" w:after="40"/>
-            </w:pPr>
+            <w:r/>
             <w:r>
               <w:rPr>
+                <w:rFonts w:ascii="Calibri" w:hAnsi="Calibri"/>
                 <w:b/>
-                <w:color w:val="F8FAFC"/>
+                <w:color w:val="111111"/>
                 <w:sz w:val="20"/>
               </w:rPr>
               <w:t>ID</w:t>
@@ -4669,23 +4146,16 @@
         </w:tc>
         <w:tc>
           <w:tcPr>
-            <w:tcW w:type="dxa" w:w="4968"/>
-            <w:tcMar>
-              <w:top w:w="120" w:type="dxa"/>
-              <w:bottom w:w="120" w:type="dxa"/>
-              <w:left w:w="180" w:type="dxa"/>
-              <w:right w:w="180" w:type="dxa"/>
-            </w:tcMar>
-            <w:shd w:fill="0F172A"/>
+            <w:tcW w:type="dxa" w:w="4320"/>
+            <w:shd w:val="clear" w:fill="E7E6E6"/>
           </w:tcPr>
           <w:p>
-            <w:pPr>
-              <w:spacing w:before="40" w:after="40"/>
-            </w:pPr>
+            <w:r/>
             <w:r>
               <w:rPr>
+                <w:rFonts w:ascii="Calibri" w:hAnsi="Calibri"/>
                 <w:b/>
-                <w:color w:val="F8FAFC"/>
+                <w:color w:val="111111"/>
                 <w:sz w:val="20"/>
               </w:rPr>
               <w:t>Requirement</w:t>
@@ -4696,47 +4166,33 @@
       <w:tr>
         <w:tc>
           <w:tcPr>
-            <w:tcW w:type="dxa" w:w="4968"/>
-            <w:tcMar>
-              <w:top w:w="120" w:type="dxa"/>
-              <w:bottom w:w="120" w:type="dxa"/>
-              <w:left w:w="180" w:type="dxa"/>
-              <w:right w:w="180" w:type="dxa"/>
-            </w:tcMar>
-            <w:shd w:fill="F8FAFC"/>
+            <w:tcW w:type="dxa" w:w="4320"/>
           </w:tcPr>
           <w:p>
-            <w:pPr>
-              <w:spacing w:before="40" w:after="40"/>
-            </w:pPr>
+            <w:r/>
             <w:r>
               <w:rPr>
-                <w:color w:val="1E293B"/>
-                <w:sz w:val="19"/>
+                <w:rFonts w:ascii="Calibri" w:hAnsi="Calibri"/>
+                <w:b/>
+                <w:color w:val="111111"/>
+                <w:sz w:val="20"/>
               </w:rPr>
-              <w:t>**FR-8.1**</w:t>
+              <w:t>FR-8.1</w:t>
             </w:r>
           </w:p>
         </w:tc>
         <w:tc>
           <w:tcPr>
-            <w:tcW w:type="dxa" w:w="4968"/>
-            <w:tcMar>
-              <w:top w:w="120" w:type="dxa"/>
-              <w:bottom w:w="120" w:type="dxa"/>
-              <w:left w:w="180" w:type="dxa"/>
-              <w:right w:w="180" w:type="dxa"/>
-            </w:tcMar>
-            <w:shd w:fill="F8FAFC"/>
+            <w:tcW w:type="dxa" w:w="4320"/>
           </w:tcPr>
           <w:p>
-            <w:pPr>
-              <w:spacing w:before="40" w:after="40"/>
-            </w:pPr>
+            <w:r/>
             <w:r>
               <w:rPr>
-                <w:color w:val="1E293B"/>
-                <w:sz w:val="19"/>
+                <w:rFonts w:ascii="Calibri" w:hAnsi="Calibri"/>
+                <w:b w:val="0"/>
+                <w:color w:val="111111"/>
+                <w:sz w:val="20"/>
               </w:rPr>
               <w:t>The system SHALL mine diagnostic history and code submissions into a 4-axis cognitive profile: Resilience, Depth Tolerance, Edge Awareness, Craft.</w:t>
             </w:r>
@@ -4746,47 +4202,33 @@
       <w:tr>
         <w:tc>
           <w:tcPr>
-            <w:tcW w:type="dxa" w:w="4968"/>
-            <w:tcMar>
-              <w:top w:w="120" w:type="dxa"/>
-              <w:bottom w:w="120" w:type="dxa"/>
-              <w:left w:w="180" w:type="dxa"/>
-              <w:right w:w="180" w:type="dxa"/>
-            </w:tcMar>
-            <w:shd w:fill="FFFFFF"/>
+            <w:tcW w:type="dxa" w:w="4320"/>
           </w:tcPr>
           <w:p>
-            <w:pPr>
-              <w:spacing w:before="40" w:after="40"/>
-            </w:pPr>
+            <w:r/>
             <w:r>
               <w:rPr>
-                <w:color w:val="1E293B"/>
-                <w:sz w:val="19"/>
+                <w:rFonts w:ascii="Calibri" w:hAnsi="Calibri"/>
+                <w:b/>
+                <w:color w:val="111111"/>
+                <w:sz w:val="20"/>
               </w:rPr>
-              <w:t>**FR-8.2**</w:t>
+              <w:t>FR-8.2</w:t>
             </w:r>
           </w:p>
         </w:tc>
         <w:tc>
           <w:tcPr>
-            <w:tcW w:type="dxa" w:w="4968"/>
-            <w:tcMar>
-              <w:top w:w="120" w:type="dxa"/>
-              <w:bottom w:w="120" w:type="dxa"/>
-              <w:left w:w="180" w:type="dxa"/>
-              <w:right w:w="180" w:type="dxa"/>
-            </w:tcMar>
-            <w:shd w:fill="FFFFFF"/>
+            <w:tcW w:type="dxa" w:w="4320"/>
           </w:tcPr>
           <w:p>
-            <w:pPr>
-              <w:spacing w:before="40" w:after="40"/>
-            </w:pPr>
+            <w:r/>
             <w:r>
               <w:rPr>
-                <w:color w:val="1E293B"/>
-                <w:sz w:val="19"/>
+                <w:rFonts w:ascii="Calibri" w:hAnsi="Calibri"/>
+                <w:b w:val="0"/>
+                <w:color w:val="111111"/>
+                <w:sz w:val="20"/>
               </w:rPr>
               <w:t>The system SHALL classify the learner into a struggle archetype and provide targeted countermeasures.</w:t>
             </w:r>
@@ -4796,47 +4238,33 @@
       <w:tr>
         <w:tc>
           <w:tcPr>
-            <w:tcW w:type="dxa" w:w="4968"/>
-            <w:tcMar>
-              <w:top w:w="120" w:type="dxa"/>
-              <w:bottom w:w="120" w:type="dxa"/>
-              <w:left w:w="180" w:type="dxa"/>
-              <w:right w:w="180" w:type="dxa"/>
-            </w:tcMar>
-            <w:shd w:fill="F8FAFC"/>
+            <w:tcW w:type="dxa" w:w="4320"/>
           </w:tcPr>
           <w:p>
-            <w:pPr>
-              <w:spacing w:before="40" w:after="40"/>
-            </w:pPr>
+            <w:r/>
             <w:r>
               <w:rPr>
-                <w:color w:val="1E293B"/>
-                <w:sz w:val="19"/>
+                <w:rFonts w:ascii="Calibri" w:hAnsi="Calibri"/>
+                <w:b/>
+                <w:color w:val="111111"/>
+                <w:sz w:val="20"/>
               </w:rPr>
-              <w:t>**FR-8.3**</w:t>
+              <w:t>FR-8.3</w:t>
             </w:r>
           </w:p>
         </w:tc>
         <w:tc>
           <w:tcPr>
-            <w:tcW w:type="dxa" w:w="4968"/>
-            <w:tcMar>
-              <w:top w:w="120" w:type="dxa"/>
-              <w:bottom w:w="120" w:type="dxa"/>
-              <w:left w:w="180" w:type="dxa"/>
-              <w:right w:w="180" w:type="dxa"/>
-            </w:tcMar>
-            <w:shd w:fill="F8FAFC"/>
+            <w:tcW w:type="dxa" w:w="4320"/>
           </w:tcPr>
           <w:p>
-            <w:pPr>
-              <w:spacing w:before="40" w:after="40"/>
-            </w:pPr>
+            <w:r/>
             <w:r>
               <w:rPr>
-                <w:color w:val="1E293B"/>
-                <w:sz w:val="19"/>
+                <w:rFonts w:ascii="Calibri" w:hAnsi="Calibri"/>
+                <w:b w:val="0"/>
+                <w:color w:val="111111"/>
+                <w:sz w:val="20"/>
               </w:rPr>
               <w:t>Free users SHALL receive only the archetype teaser; the full report requires Premium.</w:t>
             </w:r>
@@ -4847,60 +4275,41 @@
     <w:p/>
     <w:p>
       <w:pPr>
-        <w:spacing w:before="240" w:after="80"/>
+        <w:pStyle w:val="Heading2"/>
       </w:pPr>
       <w:r>
         <w:rPr>
+          <w:rFonts w:ascii="Calibri" w:hAnsi="Calibri"/>
           <w:b/>
-          <w:color w:val="1E3A8A"/>
-          <w:sz w:val="32"/>
+          <w:color w:val="000000"/>
+          <w:sz w:val="25"/>
         </w:rPr>
-        <w:t>4. Non-Functional Requirements</w:t>
-      </w:r>
-    </w:p>
-    <w:p>
-      <w:pPr>
-        <w:spacing w:before="200" w:after="60"/>
-      </w:pPr>
-      <w:r>
-        <w:rPr>
-          <w:b/>
-          <w:color w:val="2563EB"/>
-          <w:sz w:val="26"/>
-        </w:rPr>
-        <w:t>4.1 Security</w:t>
+        <w:t>3.9 Career Readiness Stack™ (Autopilot, Assessment, Interview, Pipeline)</w:t>
       </w:r>
     </w:p>
     <w:tbl>
       <w:tblPr>
+        <w:tblStyle w:val="TableGrid"/>
         <w:tblW w:type="auto" w:w="0"/>
-        <w:jc w:val="center"/>
         <w:tblLook w:firstColumn="1" w:firstRow="1" w:lastColumn="0" w:lastRow="0" w:noHBand="0" w:noVBand="1" w:val="04A0"/>
       </w:tblPr>
       <w:tblGrid>
-        <w:gridCol w:w="4968"/>
-        <w:gridCol w:w="4968"/>
+        <w:gridCol w:w="4320"/>
+        <w:gridCol w:w="4320"/>
       </w:tblGrid>
       <w:tr>
         <w:tc>
           <w:tcPr>
-            <w:tcW w:type="dxa" w:w="4968"/>
-            <w:tcMar>
-              <w:top w:w="120" w:type="dxa"/>
-              <w:bottom w:w="120" w:type="dxa"/>
-              <w:left w:w="180" w:type="dxa"/>
-              <w:right w:w="180" w:type="dxa"/>
-            </w:tcMar>
-            <w:shd w:fill="0F172A"/>
+            <w:tcW w:type="dxa" w:w="4320"/>
+            <w:shd w:val="clear" w:fill="E7E6E6"/>
           </w:tcPr>
           <w:p>
-            <w:pPr>
-              <w:spacing w:before="40" w:after="40"/>
-            </w:pPr>
+            <w:r/>
             <w:r>
               <w:rPr>
+                <w:rFonts w:ascii="Calibri" w:hAnsi="Calibri"/>
                 <w:b/>
-                <w:color w:val="F8FAFC"/>
+                <w:color w:val="111111"/>
                 <w:sz w:val="20"/>
               </w:rPr>
               <w:t>ID</w:t>
@@ -4909,23 +4318,16 @@
         </w:tc>
         <w:tc>
           <w:tcPr>
-            <w:tcW w:type="dxa" w:w="4968"/>
-            <w:tcMar>
-              <w:top w:w="120" w:type="dxa"/>
-              <w:bottom w:w="120" w:type="dxa"/>
-              <w:left w:w="180" w:type="dxa"/>
-              <w:right w:w="180" w:type="dxa"/>
-            </w:tcMar>
-            <w:shd w:fill="0F172A"/>
+            <w:tcW w:type="dxa" w:w="4320"/>
+            <w:shd w:val="clear" w:fill="E7E6E6"/>
           </w:tcPr>
           <w:p>
-            <w:pPr>
-              <w:spacing w:before="40" w:after="40"/>
-            </w:pPr>
+            <w:r/>
             <w:r>
               <w:rPr>
+                <w:rFonts w:ascii="Calibri" w:hAnsi="Calibri"/>
                 <w:b/>
-                <w:color w:val="F8FAFC"/>
+                <w:color w:val="111111"/>
                 <w:sz w:val="20"/>
               </w:rPr>
               <w:t>Requirement</w:t>
@@ -4936,49 +4338,35 @@
       <w:tr>
         <w:tc>
           <w:tcPr>
-            <w:tcW w:type="dxa" w:w="4968"/>
-            <w:tcMar>
-              <w:top w:w="120" w:type="dxa"/>
-              <w:bottom w:w="120" w:type="dxa"/>
-              <w:left w:w="180" w:type="dxa"/>
-              <w:right w:w="180" w:type="dxa"/>
-            </w:tcMar>
-            <w:shd w:fill="F8FAFC"/>
+            <w:tcW w:type="dxa" w:w="4320"/>
           </w:tcPr>
           <w:p>
-            <w:pPr>
-              <w:spacing w:before="40" w:after="40"/>
-            </w:pPr>
+            <w:r/>
             <w:r>
               <w:rPr>
-                <w:color w:val="1E293B"/>
-                <w:sz w:val="19"/>
+                <w:rFonts w:ascii="Calibri" w:hAnsi="Calibri"/>
+                <w:b/>
+                <w:color w:val="111111"/>
+                <w:sz w:val="20"/>
               </w:rPr>
-              <w:t>**NFR-1.1**</w:t>
+              <w:t>FR-9.1</w:t>
             </w:r>
           </w:p>
         </w:tc>
         <w:tc>
           <w:tcPr>
-            <w:tcW w:type="dxa" w:w="4968"/>
-            <w:tcMar>
-              <w:top w:w="120" w:type="dxa"/>
-              <w:bottom w:w="120" w:type="dxa"/>
-              <w:left w:w="180" w:type="dxa"/>
-              <w:right w:w="180" w:type="dxa"/>
-            </w:tcMar>
-            <w:shd w:fill="F8FAFC"/>
+            <w:tcW w:type="dxa" w:w="4320"/>
           </w:tcPr>
           <w:p>
-            <w:pPr>
-              <w:spacing w:before="40" w:after="40"/>
-            </w:pPr>
+            <w:r/>
             <w:r>
               <w:rPr>
-                <w:color w:val="1E293B"/>
-                <w:sz w:val="19"/>
+                <w:rFonts w:ascii="Calibri" w:hAnsi="Calibri"/>
+                <w:b w:val="0"/>
+                <w:color w:val="111111"/>
+                <w:sz w:val="20"/>
               </w:rPr>
-              <w:t>All authentication SHALL be stateless, using signed **JWTs** (HS256/RS256) with short-lived access tokens and secure refresh rotation.</w:t>
+              <w:t>The system SHALL extract required skills from a pasted job description (Gemini structured output constrained to the platform taxonomy, with a deterministic keyword-analyzer fallback) and diff each one against the student's live Capability Matrix into a status of strong / developing / gap / unmeasured.</w:t>
             </w:r>
           </w:p>
         </w:tc>
@@ -4986,49 +4374,35 @@
       <w:tr>
         <w:tc>
           <w:tcPr>
-            <w:tcW w:type="dxa" w:w="4968"/>
-            <w:tcMar>
-              <w:top w:w="120" w:type="dxa"/>
-              <w:bottom w:w="120" w:type="dxa"/>
-              <w:left w:w="180" w:type="dxa"/>
-              <w:right w:w="180" w:type="dxa"/>
-            </w:tcMar>
-            <w:shd w:fill="FFFFFF"/>
+            <w:tcW w:type="dxa" w:w="4320"/>
           </w:tcPr>
           <w:p>
-            <w:pPr>
-              <w:spacing w:before="40" w:after="40"/>
-            </w:pPr>
+            <w:r/>
             <w:r>
               <w:rPr>
-                <w:color w:val="1E293B"/>
-                <w:sz w:val="19"/>
+                <w:rFonts w:ascii="Calibri" w:hAnsi="Calibri"/>
+                <w:b/>
+                <w:color w:val="111111"/>
+                <w:sz w:val="20"/>
               </w:rPr>
-              <w:t>**NFR-1.2**</w:t>
+              <w:t>FR-9.2</w:t>
             </w:r>
           </w:p>
         </w:tc>
         <w:tc>
           <w:tcPr>
-            <w:tcW w:type="dxa" w:w="4968"/>
-            <w:tcMar>
-              <w:top w:w="120" w:type="dxa"/>
-              <w:bottom w:w="120" w:type="dxa"/>
-              <w:left w:w="180" w:type="dxa"/>
-              <w:right w:w="180" w:type="dxa"/>
-            </w:tcMar>
-            <w:shd w:fill="FFFFFF"/>
+            <w:tcW w:type="dxa" w:w="4320"/>
           </w:tcPr>
           <w:p>
-            <w:pPr>
-              <w:spacing w:before="40" w:after="40"/>
-            </w:pPr>
+            <w:r/>
             <w:r>
               <w:rPr>
-                <w:color w:val="1E293B"/>
-                <w:sz w:val="19"/>
+                <w:rFonts w:ascii="Calibri" w:hAnsi="Calibri"/>
+                <w:b w:val="0"/>
+                <w:color w:val="111111"/>
+                <w:sz w:val="20"/>
               </w:rPr>
-              <w:t>JWTs SHALL carry `userId` and `role` claims; the server SHALL never trust client-supplied role data outside the verified token.</w:t>
+              <w:t>Each extracted requirement SHALL carry an importance (1-5) and a tier (primary/must-have or secondary/nice-to-have); the fit percentage SHALL be weighted by both (a must-have counts double) and reported five ways: overall, primary, secondary, technical, soft.</w:t>
             </w:r>
           </w:p>
         </w:tc>
@@ -5036,47 +4410,487 @@
       <w:tr>
         <w:tc>
           <w:tcPr>
-            <w:tcW w:type="dxa" w:w="4968"/>
-            <w:tcMar>
-              <w:top w:w="120" w:type="dxa"/>
-              <w:bottom w:w="120" w:type="dxa"/>
-              <w:left w:w="180" w:type="dxa"/>
-              <w:right w:w="180" w:type="dxa"/>
-            </w:tcMar>
-            <w:shd w:fill="F8FAFC"/>
+            <w:tcW w:type="dxa" w:w="4320"/>
           </w:tcPr>
           <w:p>
-            <w:pPr>
-              <w:spacing w:before="40" w:after="40"/>
-            </w:pPr>
+            <w:r/>
             <w:r>
               <w:rPr>
-                <w:color w:val="1E293B"/>
-                <w:sz w:val="19"/>
+                <w:rFonts w:ascii="Calibri" w:hAnsi="Calibri"/>
+                <w:b/>
+                <w:color w:val="111111"/>
+                <w:sz w:val="20"/>
               </w:rPr>
-              <w:t>**NFR-1.3**</w:t>
+              <w:t>FR-9.3</w:t>
             </w:r>
           </w:p>
         </w:tc>
         <w:tc>
           <w:tcPr>
-            <w:tcW w:type="dxa" w:w="4968"/>
-            <w:tcMar>
-              <w:top w:w="120" w:type="dxa"/>
-              <w:bottom w:w="120" w:type="dxa"/>
-              <w:left w:w="180" w:type="dxa"/>
-              <w:right w:w="180" w:type="dxa"/>
-            </w:tcMar>
-            <w:shd w:fill="F8FAFC"/>
+            <w:tcW w:type="dxa" w:w="4320"/>
           </w:tcPr>
           <w:p>
-            <w:pPr>
-              <w:spacing w:before="40" w:after="40"/>
-            </w:pPr>
+            <w:r/>
             <w:r>
               <w:rPr>
-                <w:color w:val="1E293B"/>
-                <w:sz w:val="19"/>
+                <w:rFonts w:ascii="Calibri" w:hAnsi="Calibri"/>
+                <w:b w:val="0"/>
+                <w:color w:val="111111"/>
+                <w:sz w:val="20"/>
+              </w:rPr>
+              <w:t>An unmeasured skill SHALL receive partial credit (35%), not zero, and the fit/ETA confidence SHALL reflect how much of the score rests on unmeasured skills.</w:t>
+            </w:r>
+          </w:p>
+        </w:tc>
+      </w:tr>
+      <w:tr>
+        <w:tc>
+          <w:tcPr>
+            <w:tcW w:type="dxa" w:w="4320"/>
+          </w:tcPr>
+          <w:p>
+            <w:r/>
+            <w:r>
+              <w:rPr>
+                <w:rFonts w:ascii="Calibri" w:hAnsi="Calibri"/>
+                <w:b/>
+                <w:color w:val="111111"/>
+                <w:sz w:val="20"/>
+              </w:rPr>
+              <w:t>FR-9.4</w:t>
+            </w:r>
+          </w:p>
+        </w:tc>
+        <w:tc>
+          <w:tcPr>
+            <w:tcW w:type="dxa" w:w="4320"/>
+          </w:tcPr>
+          <w:p>
+            <w:r/>
+            <w:r>
+              <w:rPr>
+                <w:rFonts w:ascii="Calibri" w:hAnsi="Calibri"/>
+                <w:b w:val="0"/>
+                <w:color w:val="111111"/>
+                <w:sz w:val="20"/>
+              </w:rPr>
+              <w:t>The system SHALL generate a Recruiter Lens: a first-impression band, the single worst must-have as the named screen-out risk, and the highest-leverage skill to close first — three sentences, deterministic, never inventing a problem when every must-have is strong.</w:t>
+            </w:r>
+          </w:p>
+        </w:tc>
+      </w:tr>
+      <w:tr>
+        <w:tc>
+          <w:tcPr>
+            <w:tcW w:type="dxa" w:w="4320"/>
+          </w:tcPr>
+          <w:p>
+            <w:r/>
+            <w:r>
+              <w:rPr>
+                <w:rFonts w:ascii="Calibri" w:hAnsi="Calibri"/>
+                <w:b/>
+                <w:color w:val="111111"/>
+                <w:sz w:val="20"/>
+              </w:rPr>
+              <w:t>FR-9.5</w:t>
+            </w:r>
+          </w:p>
+        </w:tc>
+        <w:tc>
+          <w:tcPr>
+            <w:tcW w:type="dxa" w:w="4320"/>
+          </w:tcPr>
+          <w:p>
+            <w:r/>
+            <w:r>
+              <w:rPr>
+                <w:rFonts w:ascii="Calibri" w:hAnsi="Calibri"/>
+                <w:b w:val="0"/>
+                <w:color w:val="111111"/>
+                <w:sz w:val="20"/>
+              </w:rPr>
+              <w:t>Premium users SHALL be able to generate a 3-12 item Automated Assessment (quiz/coding/interview probes), each item targeting exactly one weak requirement selected by priority rank, with a curated-bank fallback when generation yields too few usable items.</w:t>
+            </w:r>
+          </w:p>
+        </w:tc>
+      </w:tr>
+      <w:tr>
+        <w:tc>
+          <w:tcPr>
+            <w:tcW w:type="dxa" w:w="4320"/>
+          </w:tcPr>
+          <w:p>
+            <w:r/>
+            <w:r>
+              <w:rPr>
+                <w:rFonts w:ascii="Calibri" w:hAnsi="Calibri"/>
+                <w:b/>
+                <w:color w:val="111111"/>
+                <w:sz w:val="20"/>
+              </w:rPr>
+              <w:t>FR-9.6</w:t>
+            </w:r>
+          </w:p>
+        </w:tc>
+        <w:tc>
+          <w:tcPr>
+            <w:tcW w:type="dxa" w:w="4320"/>
+          </w:tcPr>
+          <w:p>
+            <w:r/>
+            <w:r>
+              <w:rPr>
+                <w:rFonts w:ascii="Calibri" w:hAnsi="Calibri"/>
+                <w:b w:val="0"/>
+                <w:color w:val="111111"/>
+                <w:sz w:val="20"/>
+              </w:rPr>
+              <w:t>The system SHALL produce a Customized Learning Path (ordered by the same priority rank, capped at 12 visible steps, each with an hour estimate, curated resources, and a completion test) and a Time-to-Ready ETA computed from a student-controlled weekly-hours input, with its confidence and assumptions shown.</w:t>
+            </w:r>
+          </w:p>
+        </w:tc>
+      </w:tr>
+      <w:tr>
+        <w:tc>
+          <w:tcPr>
+            <w:tcW w:type="dxa" w:w="4320"/>
+          </w:tcPr>
+          <w:p>
+            <w:r/>
+            <w:r>
+              <w:rPr>
+                <w:rFonts w:ascii="Calibri" w:hAnsi="Calibri"/>
+                <w:b/>
+                <w:color w:val="111111"/>
+                <w:sz w:val="20"/>
+              </w:rPr>
+              <w:t>FR-9.7</w:t>
+            </w:r>
+          </w:p>
+        </w:tc>
+        <w:tc>
+          <w:tcPr>
+            <w:tcW w:type="dxa" w:w="4320"/>
+          </w:tcPr>
+          <w:p>
+            <w:r/>
+            <w:r>
+              <w:rPr>
+                <w:rFonts w:ascii="Calibri" w:hAnsi="Calibri"/>
+                <w:b w:val="0"/>
+                <w:color w:val="111111"/>
+                <w:sz w:val="20"/>
+              </w:rPr>
+              <w:t>Every student (free or premium) SHALL be able to generate a role-specific Interview Rehearsal script (2-4 rounds, questions targeting weak requirements when a gap report exists), answer against a timer, self-score 1-5 per question, and receive a deterministic scorecard (verdict, strengths, gaps, focus round) plus a cross-session trend once a second scored rehearsal exists.</w:t>
+            </w:r>
+          </w:p>
+        </w:tc>
+      </w:tr>
+      <w:tr>
+        <w:tc>
+          <w:tcPr>
+            <w:tcW w:type="dxa" w:w="4320"/>
+          </w:tcPr>
+          <w:p>
+            <w:r/>
+            <w:r>
+              <w:rPr>
+                <w:rFonts w:ascii="Calibri" w:hAnsi="Calibri"/>
+                <w:b/>
+                <w:color w:val="111111"/>
+                <w:sz w:val="20"/>
+              </w:rPr>
+              <w:t>FR-9.8</w:t>
+            </w:r>
+          </w:p>
+        </w:tc>
+        <w:tc>
+          <w:tcPr>
+            <w:tcW w:type="dxa" w:w="4320"/>
+          </w:tcPr>
+          <w:p>
+            <w:r/>
+            <w:r>
+              <w:rPr>
+                <w:rFonts w:ascii="Calibri" w:hAnsi="Calibri"/>
+                <w:b w:val="0"/>
+                <w:color w:val="111111"/>
+                <w:sz w:val="20"/>
+              </w:rPr>
+              <w:t>Every student SHALL be able to track job applications through six stages (Saved/Applied/Screening/Interview/Offer/Rejected) with an append-only stage history; the system SHALL compute response rate (excluding Saved rows from the denominator), overdue next-actions, and days-in-stage/pipeline server-side, never trusting a client-recomputed figure.</w:t>
+            </w:r>
+          </w:p>
+        </w:tc>
+      </w:tr>
+      <w:tr>
+        <w:tc>
+          <w:tcPr>
+            <w:tcW w:type="dxa" w:w="4320"/>
+          </w:tcPr>
+          <w:p>
+            <w:r/>
+            <w:r>
+              <w:rPr>
+                <w:rFonts w:ascii="Calibri" w:hAnsi="Calibri"/>
+                <w:b/>
+                <w:color w:val="111111"/>
+                <w:sz w:val="20"/>
+              </w:rPr>
+              <w:t>FR-9.9</w:t>
+            </w:r>
+          </w:p>
+        </w:tc>
+        <w:tc>
+          <w:tcPr>
+            <w:tcW w:type="dxa" w:w="4320"/>
+          </w:tcPr>
+          <w:p>
+            <w:r/>
+            <w:r>
+              <w:rPr>
+                <w:rFonts w:ascii="Calibri" w:hAnsi="Calibri"/>
+                <w:b w:val="0"/>
+                <w:color w:val="111111"/>
+                <w:sz w:val="20"/>
+              </w:rPr>
+              <w:t>The Application Pipeline SHALL be free for every student, with no plan gate, since gating it would hide the pipeline statistics the Autopilot ETA relies on for credibility.</w:t>
+            </w:r>
+          </w:p>
+        </w:tc>
+      </w:tr>
+    </w:tbl>
+    <w:p/>
+    <w:p>
+      <w:pPr>
+        <w:pStyle w:val="Heading1"/>
+      </w:pPr>
+      <w:r>
+        <w:rPr>
+          <w:rFonts w:ascii="Calibri" w:hAnsi="Calibri"/>
+          <w:b/>
+          <w:color w:val="000000"/>
+          <w:sz w:val="30"/>
+        </w:rPr>
+        <w:t>4. Non-Functional Requirements</w:t>
+      </w:r>
+    </w:p>
+    <w:p>
+      <w:pPr>
+        <w:pStyle w:val="Heading2"/>
+      </w:pPr>
+      <w:r>
+        <w:rPr>
+          <w:rFonts w:ascii="Calibri" w:hAnsi="Calibri"/>
+          <w:b/>
+          <w:color w:val="000000"/>
+          <w:sz w:val="25"/>
+        </w:rPr>
+        <w:t>4.1 Security</w:t>
+      </w:r>
+    </w:p>
+    <w:tbl>
+      <w:tblPr>
+        <w:tblStyle w:val="TableGrid"/>
+        <w:tblW w:type="auto" w:w="0"/>
+        <w:tblLook w:firstColumn="1" w:firstRow="1" w:lastColumn="0" w:lastRow="0" w:noHBand="0" w:noVBand="1" w:val="04A0"/>
+      </w:tblPr>
+      <w:tblGrid>
+        <w:gridCol w:w="4320"/>
+        <w:gridCol w:w="4320"/>
+      </w:tblGrid>
+      <w:tr>
+        <w:tc>
+          <w:tcPr>
+            <w:tcW w:type="dxa" w:w="4320"/>
+            <w:shd w:val="clear" w:fill="E7E6E6"/>
+          </w:tcPr>
+          <w:p>
+            <w:r/>
+            <w:r>
+              <w:rPr>
+                <w:rFonts w:ascii="Calibri" w:hAnsi="Calibri"/>
+                <w:b/>
+                <w:color w:val="111111"/>
+                <w:sz w:val="20"/>
+              </w:rPr>
+              <w:t>ID</w:t>
+            </w:r>
+          </w:p>
+        </w:tc>
+        <w:tc>
+          <w:tcPr>
+            <w:tcW w:type="dxa" w:w="4320"/>
+            <w:shd w:val="clear" w:fill="E7E6E6"/>
+          </w:tcPr>
+          <w:p>
+            <w:r/>
+            <w:r>
+              <w:rPr>
+                <w:rFonts w:ascii="Calibri" w:hAnsi="Calibri"/>
+                <w:b/>
+                <w:color w:val="111111"/>
+                <w:sz w:val="20"/>
+              </w:rPr>
+              <w:t>Requirement</w:t>
+            </w:r>
+          </w:p>
+        </w:tc>
+      </w:tr>
+      <w:tr>
+        <w:tc>
+          <w:tcPr>
+            <w:tcW w:type="dxa" w:w="4320"/>
+          </w:tcPr>
+          <w:p>
+            <w:r/>
+            <w:r>
+              <w:rPr>
+                <w:rFonts w:ascii="Calibri" w:hAnsi="Calibri"/>
+                <w:b/>
+                <w:color w:val="111111"/>
+                <w:sz w:val="20"/>
+              </w:rPr>
+              <w:t>NFR-1.1</w:t>
+            </w:r>
+          </w:p>
+        </w:tc>
+        <w:tc>
+          <w:tcPr>
+            <w:tcW w:type="dxa" w:w="4320"/>
+          </w:tcPr>
+          <w:p>
+            <w:r/>
+            <w:r>
+              <w:rPr>
+                <w:rFonts w:ascii="Calibri" w:hAnsi="Calibri"/>
+                <w:b w:val="0"/>
+                <w:color w:val="111111"/>
+                <w:sz w:val="20"/>
+              </w:rPr>
+              <w:t xml:space="preserve">All authentication SHALL be stateless, using signed </w:t>
+            </w:r>
+            <w:r>
+              <w:rPr>
+                <w:rFonts w:ascii="Calibri" w:hAnsi="Calibri"/>
+                <w:b/>
+                <w:color w:val="111111"/>
+                <w:sz w:val="20"/>
+              </w:rPr>
+              <w:t>JWTs</w:t>
+            </w:r>
+            <w:r>
+              <w:rPr>
+                <w:rFonts w:ascii="Calibri" w:hAnsi="Calibri"/>
+                <w:b w:val="0"/>
+                <w:color w:val="111111"/>
+                <w:sz w:val="20"/>
+              </w:rPr>
+              <w:t xml:space="preserve"> (HS256/RS256) with short-lived access tokens and secure refresh rotation.</w:t>
+            </w:r>
+          </w:p>
+        </w:tc>
+      </w:tr>
+      <w:tr>
+        <w:tc>
+          <w:tcPr>
+            <w:tcW w:type="dxa" w:w="4320"/>
+          </w:tcPr>
+          <w:p>
+            <w:r/>
+            <w:r>
+              <w:rPr>
+                <w:rFonts w:ascii="Calibri" w:hAnsi="Calibri"/>
+                <w:b/>
+                <w:color w:val="111111"/>
+                <w:sz w:val="20"/>
+              </w:rPr>
+              <w:t>NFR-1.2</w:t>
+            </w:r>
+          </w:p>
+        </w:tc>
+        <w:tc>
+          <w:tcPr>
+            <w:tcW w:type="dxa" w:w="4320"/>
+          </w:tcPr>
+          <w:p>
+            <w:r/>
+            <w:r>
+              <w:rPr>
+                <w:rFonts w:ascii="Calibri" w:hAnsi="Calibri"/>
+                <w:b w:val="0"/>
+                <w:color w:val="111111"/>
+                <w:sz w:val="20"/>
+              </w:rPr>
+              <w:t xml:space="preserve">JWTs SHALL carry </w:t>
+            </w:r>
+            <w:r>
+              <w:rPr>
+                <w:rFonts w:ascii="Consolas" w:hAnsi="Consolas"/>
+                <w:color w:val="333333"/>
+                <w:sz w:val="18"/>
+              </w:rPr>
+              <w:t>userId</w:t>
+            </w:r>
+            <w:r>
+              <w:rPr>
+                <w:rFonts w:ascii="Calibri" w:hAnsi="Calibri"/>
+                <w:b w:val="0"/>
+                <w:color w:val="111111"/>
+                <w:sz w:val="20"/>
+              </w:rPr>
+              <w:t xml:space="preserve"> and </w:t>
+            </w:r>
+            <w:r>
+              <w:rPr>
+                <w:rFonts w:ascii="Consolas" w:hAnsi="Consolas"/>
+                <w:color w:val="333333"/>
+                <w:sz w:val="18"/>
+              </w:rPr>
+              <w:t>role</w:t>
+            </w:r>
+            <w:r>
+              <w:rPr>
+                <w:rFonts w:ascii="Calibri" w:hAnsi="Calibri"/>
+                <w:b w:val="0"/>
+                <w:color w:val="111111"/>
+                <w:sz w:val="20"/>
+              </w:rPr>
+              <w:t xml:space="preserve"> claims; the server SHALL never trust client-supplied role data outside the verified token.</w:t>
+            </w:r>
+          </w:p>
+        </w:tc>
+      </w:tr>
+      <w:tr>
+        <w:tc>
+          <w:tcPr>
+            <w:tcW w:type="dxa" w:w="4320"/>
+          </w:tcPr>
+          <w:p>
+            <w:r/>
+            <w:r>
+              <w:rPr>
+                <w:rFonts w:ascii="Calibri" w:hAnsi="Calibri"/>
+                <w:b/>
+                <w:color w:val="111111"/>
+                <w:sz w:val="20"/>
+              </w:rPr>
+              <w:t>NFR-1.3</w:t>
+            </w:r>
+          </w:p>
+        </w:tc>
+        <w:tc>
+          <w:tcPr>
+            <w:tcW w:type="dxa" w:w="4320"/>
+          </w:tcPr>
+          <w:p>
+            <w:r/>
+            <w:r>
+              <w:rPr>
+                <w:rFonts w:ascii="Calibri" w:hAnsi="Calibri"/>
+                <w:b w:val="0"/>
+                <w:color w:val="111111"/>
+                <w:sz w:val="20"/>
               </w:rPr>
               <w:t>Passwords SHALL be stored using a salted one-way hash (bcrypt/argon2); never in plaintext or reversible form.</w:t>
             </w:r>
@@ -5086,47 +4900,33 @@
       <w:tr>
         <w:tc>
           <w:tcPr>
-            <w:tcW w:type="dxa" w:w="4968"/>
-            <w:tcMar>
-              <w:top w:w="120" w:type="dxa"/>
-              <w:bottom w:w="120" w:type="dxa"/>
-              <w:left w:w="180" w:type="dxa"/>
-              <w:right w:w="180" w:type="dxa"/>
-            </w:tcMar>
-            <w:shd w:fill="FFFFFF"/>
+            <w:tcW w:type="dxa" w:w="4320"/>
           </w:tcPr>
           <w:p>
-            <w:pPr>
-              <w:spacing w:before="40" w:after="40"/>
-            </w:pPr>
+            <w:r/>
             <w:r>
               <w:rPr>
-                <w:color w:val="1E293B"/>
-                <w:sz w:val="19"/>
+                <w:rFonts w:ascii="Calibri" w:hAnsi="Calibri"/>
+                <w:b/>
+                <w:color w:val="111111"/>
+                <w:sz w:val="20"/>
               </w:rPr>
-              <w:t>**NFR-1.4**</w:t>
+              <w:t>NFR-1.4</w:t>
             </w:r>
           </w:p>
         </w:tc>
         <w:tc>
           <w:tcPr>
-            <w:tcW w:type="dxa" w:w="4968"/>
-            <w:tcMar>
-              <w:top w:w="120" w:type="dxa"/>
-              <w:bottom w:w="120" w:type="dxa"/>
-              <w:left w:w="180" w:type="dxa"/>
-              <w:right w:w="180" w:type="dxa"/>
-            </w:tcMar>
-            <w:shd w:fill="FFFFFF"/>
+            <w:tcW w:type="dxa" w:w="4320"/>
           </w:tcPr>
           <w:p>
-            <w:pPr>
-              <w:spacing w:before="40" w:after="40"/>
-            </w:pPr>
+            <w:r/>
             <w:r>
               <w:rPr>
-                <w:color w:val="1E293B"/>
-                <w:sz w:val="19"/>
+                <w:rFonts w:ascii="Calibri" w:hAnsi="Calibri"/>
+                <w:b w:val="0"/>
+                <w:color w:val="111111"/>
+                <w:sz w:val="20"/>
               </w:rPr>
               <w:t>All traffic SHALL be served over HTTPS/TLS 1.2+.</w:t>
             </w:r>
@@ -5136,47 +4936,33 @@
       <w:tr>
         <w:tc>
           <w:tcPr>
-            <w:tcW w:type="dxa" w:w="4968"/>
-            <w:tcMar>
-              <w:top w:w="120" w:type="dxa"/>
-              <w:bottom w:w="120" w:type="dxa"/>
-              <w:left w:w="180" w:type="dxa"/>
-              <w:right w:w="180" w:type="dxa"/>
-            </w:tcMar>
-            <w:shd w:fill="F8FAFC"/>
+            <w:tcW w:type="dxa" w:w="4320"/>
           </w:tcPr>
           <w:p>
-            <w:pPr>
-              <w:spacing w:before="40" w:after="40"/>
-            </w:pPr>
+            <w:r/>
             <w:r>
               <w:rPr>
-                <w:color w:val="1E293B"/>
-                <w:sz w:val="19"/>
+                <w:rFonts w:ascii="Calibri" w:hAnsi="Calibri"/>
+                <w:b/>
+                <w:color w:val="111111"/>
+                <w:sz w:val="20"/>
               </w:rPr>
-              <w:t>**NFR-1.5**</w:t>
+              <w:t>NFR-1.5</w:t>
             </w:r>
           </w:p>
         </w:tc>
         <w:tc>
           <w:tcPr>
-            <w:tcW w:type="dxa" w:w="4968"/>
-            <w:tcMar>
-              <w:top w:w="120" w:type="dxa"/>
-              <w:bottom w:w="120" w:type="dxa"/>
-              <w:left w:w="180" w:type="dxa"/>
-              <w:right w:w="180" w:type="dxa"/>
-            </w:tcMar>
-            <w:shd w:fill="F8FAFC"/>
+            <w:tcW w:type="dxa" w:w="4320"/>
           </w:tcPr>
           <w:p>
-            <w:pPr>
-              <w:spacing w:before="40" w:after="40"/>
-            </w:pPr>
+            <w:r/>
             <w:r>
               <w:rPr>
-                <w:color w:val="1E293B"/>
-                <w:sz w:val="19"/>
+                <w:rFonts w:ascii="Calibri" w:hAnsi="Calibri"/>
+                <w:b w:val="0"/>
+                <w:color w:val="111111"/>
+                <w:sz w:val="20"/>
               </w:rPr>
               <w:t>Private student data (capability matrices, code submissions, feedback) SHALL be isolated per user and inaccessible cross-user.</w:t>
             </w:r>
@@ -5186,47 +4972,33 @@
       <w:tr>
         <w:tc>
           <w:tcPr>
-            <w:tcW w:type="dxa" w:w="4968"/>
-            <w:tcMar>
-              <w:top w:w="120" w:type="dxa"/>
-              <w:bottom w:w="120" w:type="dxa"/>
-              <w:left w:w="180" w:type="dxa"/>
-              <w:right w:w="180" w:type="dxa"/>
-            </w:tcMar>
-            <w:shd w:fill="FFFFFF"/>
+            <w:tcW w:type="dxa" w:w="4320"/>
           </w:tcPr>
           <w:p>
-            <w:pPr>
-              <w:spacing w:before="40" w:after="40"/>
-            </w:pPr>
+            <w:r/>
             <w:r>
               <w:rPr>
-                <w:color w:val="1E293B"/>
-                <w:sz w:val="19"/>
+                <w:rFonts w:ascii="Calibri" w:hAnsi="Calibri"/>
+                <w:b/>
+                <w:color w:val="111111"/>
+                <w:sz w:val="20"/>
               </w:rPr>
-              <w:t>**NFR-1.6**</w:t>
+              <w:t>NFR-1.6</w:t>
             </w:r>
           </w:p>
         </w:tc>
         <w:tc>
           <w:tcPr>
-            <w:tcW w:type="dxa" w:w="4968"/>
-            <w:tcMar>
-              <w:top w:w="120" w:type="dxa"/>
-              <w:bottom w:w="120" w:type="dxa"/>
-              <w:left w:w="180" w:type="dxa"/>
-              <w:right w:w="180" w:type="dxa"/>
-            </w:tcMar>
-            <w:shd w:fill="FFFFFF"/>
+            <w:tcW w:type="dxa" w:w="4320"/>
           </w:tcPr>
           <w:p>
-            <w:pPr>
-              <w:spacing w:before="40" w:after="40"/>
-            </w:pPr>
+            <w:r/>
             <w:r>
               <w:rPr>
-                <w:color w:val="1E293B"/>
-                <w:sz w:val="19"/>
+                <w:rFonts w:ascii="Calibri" w:hAnsi="Calibri"/>
+                <w:b w:val="0"/>
+                <w:color w:val="111111"/>
+                <w:sz w:val="20"/>
               </w:rPr>
               <w:t>AI prompts SHALL be constructed server-side; students SHALL NOT be able to inject arbitrary system prompts (prompt-injection mitigation).</w:t>
             </w:r>
@@ -5236,47 +5008,33 @@
       <w:tr>
         <w:tc>
           <w:tcPr>
-            <w:tcW w:type="dxa" w:w="4968"/>
-            <w:tcMar>
-              <w:top w:w="120" w:type="dxa"/>
-              <w:bottom w:w="120" w:type="dxa"/>
-              <w:left w:w="180" w:type="dxa"/>
-              <w:right w:w="180" w:type="dxa"/>
-            </w:tcMar>
-            <w:shd w:fill="F8FAFC"/>
+            <w:tcW w:type="dxa" w:w="4320"/>
           </w:tcPr>
           <w:p>
-            <w:pPr>
-              <w:spacing w:before="40" w:after="40"/>
-            </w:pPr>
+            <w:r/>
             <w:r>
               <w:rPr>
-                <w:color w:val="1E293B"/>
-                <w:sz w:val="19"/>
+                <w:rFonts w:ascii="Calibri" w:hAnsi="Calibri"/>
+                <w:b/>
+                <w:color w:val="111111"/>
+                <w:sz w:val="20"/>
               </w:rPr>
-              <w:t>**NFR-1.7**</w:t>
+              <w:t>NFR-1.7</w:t>
             </w:r>
           </w:p>
         </w:tc>
         <w:tc>
           <w:tcPr>
-            <w:tcW w:type="dxa" w:w="4968"/>
-            <w:tcMar>
-              <w:top w:w="120" w:type="dxa"/>
-              <w:bottom w:w="120" w:type="dxa"/>
-              <w:left w:w="180" w:type="dxa"/>
-              <w:right w:w="180" w:type="dxa"/>
-            </w:tcMar>
-            <w:shd w:fill="F8FAFC"/>
+            <w:tcW w:type="dxa" w:w="4320"/>
           </w:tcPr>
           <w:p>
-            <w:pPr>
-              <w:spacing w:before="40" w:after="40"/>
-            </w:pPr>
+            <w:r/>
             <w:r>
               <w:rPr>
-                <w:color w:val="1E293B"/>
-                <w:sz w:val="19"/>
+                <w:rFonts w:ascii="Calibri" w:hAnsi="Calibri"/>
+                <w:b w:val="0"/>
+                <w:color w:val="111111"/>
+                <w:sz w:val="20"/>
               </w:rPr>
               <w:t>Secrets (Gemini API key, JWT signing key, DB credentials) SHALL be held in environment variables / secret stores, never in source.</w:t>
             </w:r>
@@ -5286,47 +5044,33 @@
       <w:tr>
         <w:tc>
           <w:tcPr>
-            <w:tcW w:type="dxa" w:w="4968"/>
-            <w:tcMar>
-              <w:top w:w="120" w:type="dxa"/>
-              <w:bottom w:w="120" w:type="dxa"/>
-              <w:left w:w="180" w:type="dxa"/>
-              <w:right w:w="180" w:type="dxa"/>
-            </w:tcMar>
-            <w:shd w:fill="FFFFFF"/>
+            <w:tcW w:type="dxa" w:w="4320"/>
           </w:tcPr>
           <w:p>
-            <w:pPr>
-              <w:spacing w:before="40" w:after="40"/>
-            </w:pPr>
+            <w:r/>
             <w:r>
               <w:rPr>
-                <w:color w:val="1E293B"/>
-                <w:sz w:val="19"/>
+                <w:rFonts w:ascii="Calibri" w:hAnsi="Calibri"/>
+                <w:b/>
+                <w:color w:val="111111"/>
+                <w:sz w:val="20"/>
               </w:rPr>
-              <w:t>**NFR-1.8**</w:t>
+              <w:t>NFR-1.8</w:t>
             </w:r>
           </w:p>
         </w:tc>
         <w:tc>
           <w:tcPr>
-            <w:tcW w:type="dxa" w:w="4968"/>
-            <w:tcMar>
-              <w:top w:w="120" w:type="dxa"/>
-              <w:bottom w:w="120" w:type="dxa"/>
-              <w:left w:w="180" w:type="dxa"/>
-              <w:right w:w="180" w:type="dxa"/>
-            </w:tcMar>
-            <w:shd w:fill="FFFFFF"/>
+            <w:tcW w:type="dxa" w:w="4320"/>
           </w:tcPr>
           <w:p>
-            <w:pPr>
-              <w:spacing w:before="40" w:after="40"/>
-            </w:pPr>
+            <w:r/>
             <w:r>
               <w:rPr>
-                <w:color w:val="1E293B"/>
-                <w:sz w:val="19"/>
+                <w:rFonts w:ascii="Calibri" w:hAnsi="Calibri"/>
+                <w:b w:val="0"/>
+                <w:color w:val="111111"/>
+                <w:sz w:val="20"/>
               </w:rPr>
               <w:t>All responses SHALL carry hardened security headers (strict Content-Security-Policy in production, HSTS, X-Frame-Options DENY, nosniff, no-referrer), configured centrally.</w:t>
             </w:r>
@@ -5336,47 +5080,33 @@
       <w:tr>
         <w:tc>
           <w:tcPr>
-            <w:tcW w:type="dxa" w:w="4968"/>
-            <w:tcMar>
-              <w:top w:w="120" w:type="dxa"/>
-              <w:bottom w:w="120" w:type="dxa"/>
-              <w:left w:w="180" w:type="dxa"/>
-              <w:right w:w="180" w:type="dxa"/>
-            </w:tcMar>
-            <w:shd w:fill="F8FAFC"/>
+            <w:tcW w:type="dxa" w:w="4320"/>
           </w:tcPr>
           <w:p>
-            <w:pPr>
-              <w:spacing w:before="40" w:after="40"/>
-            </w:pPr>
+            <w:r/>
             <w:r>
               <w:rPr>
-                <w:color w:val="1E293B"/>
-                <w:sz w:val="19"/>
+                <w:rFonts w:ascii="Calibri" w:hAnsi="Calibri"/>
+                <w:b/>
+                <w:color w:val="111111"/>
+                <w:sz w:val="20"/>
               </w:rPr>
-              <w:t>**NFR-1.9**</w:t>
+              <w:t>NFR-1.9</w:t>
             </w:r>
           </w:p>
         </w:tc>
         <w:tc>
           <w:tcPr>
-            <w:tcW w:type="dxa" w:w="4968"/>
-            <w:tcMar>
-              <w:top w:w="120" w:type="dxa"/>
-              <w:bottom w:w="120" w:type="dxa"/>
-              <w:left w:w="180" w:type="dxa"/>
-              <w:right w:w="180" w:type="dxa"/>
-            </w:tcMar>
-            <w:shd w:fill="F8FAFC"/>
+            <w:tcW w:type="dxa" w:w="4320"/>
           </w:tcPr>
           <w:p>
-            <w:pPr>
-              <w:spacing w:before="40" w:after="40"/>
-            </w:pPr>
+            <w:r/>
             <w:r>
               <w:rPr>
-                <w:color w:val="1E293B"/>
-                <w:sz w:val="19"/>
+                <w:rFonts w:ascii="Calibri" w:hAnsi="Calibri"/>
+                <w:b w:val="0"/>
+                <w:color w:val="111111"/>
+                <w:sz w:val="20"/>
               </w:rPr>
               <w:t>The API SHALL enforce rate limits: a global per-IP ceiling plus stricter limits on login, registration, and chat.</w:t>
             </w:r>
@@ -5386,47 +5116,33 @@
       <w:tr>
         <w:tc>
           <w:tcPr>
-            <w:tcW w:type="dxa" w:w="4968"/>
-            <w:tcMar>
-              <w:top w:w="120" w:type="dxa"/>
-              <w:bottom w:w="120" w:type="dxa"/>
-              <w:left w:w="180" w:type="dxa"/>
-              <w:right w:w="180" w:type="dxa"/>
-            </w:tcMar>
-            <w:shd w:fill="FFFFFF"/>
+            <w:tcW w:type="dxa" w:w="4320"/>
           </w:tcPr>
           <w:p>
-            <w:pPr>
-              <w:spacing w:before="40" w:after="40"/>
-            </w:pPr>
+            <w:r/>
             <w:r>
               <w:rPr>
-                <w:color w:val="1E293B"/>
-                <w:sz w:val="19"/>
+                <w:rFonts w:ascii="Calibri" w:hAnsi="Calibri"/>
+                <w:b/>
+                <w:color w:val="111111"/>
+                <w:sz w:val="20"/>
               </w:rPr>
-              <w:t>**NFR-1.10**</w:t>
+              <w:t>NFR-1.10</w:t>
             </w:r>
           </w:p>
         </w:tc>
         <w:tc>
           <w:tcPr>
-            <w:tcW w:type="dxa" w:w="4968"/>
-            <w:tcMar>
-              <w:top w:w="120" w:type="dxa"/>
-              <w:bottom w:w="120" w:type="dxa"/>
-              <w:left w:w="180" w:type="dxa"/>
-              <w:right w:w="180" w:type="dxa"/>
-            </w:tcMar>
-            <w:shd w:fill="FFFFFF"/>
+            <w:tcW w:type="dxa" w:w="4320"/>
           </w:tcPr>
           <w:p>
-            <w:pPr>
-              <w:spacing w:before="40" w:after="40"/>
-            </w:pPr>
+            <w:r/>
             <w:r>
               <w:rPr>
-                <w:color w:val="1E293B"/>
-                <w:sz w:val="19"/>
+                <w:rFonts w:ascii="Calibri" w:hAnsi="Calibri"/>
+                <w:b w:val="0"/>
+                <w:color w:val="111111"/>
+                <w:sz w:val="20"/>
               </w:rPr>
               <w:t>JWTs SHALL be issuer-bound; tokens minted by other services SHALL be rejected at verification.</w:t>
             </w:r>
@@ -5436,47 +5152,33 @@
       <w:tr>
         <w:tc>
           <w:tcPr>
-            <w:tcW w:type="dxa" w:w="4968"/>
-            <w:tcMar>
-              <w:top w:w="120" w:type="dxa"/>
-              <w:bottom w:w="120" w:type="dxa"/>
-              <w:left w:w="180" w:type="dxa"/>
-              <w:right w:w="180" w:type="dxa"/>
-            </w:tcMar>
-            <w:shd w:fill="F8FAFC"/>
+            <w:tcW w:type="dxa" w:w="4320"/>
           </w:tcPr>
           <w:p>
-            <w:pPr>
-              <w:spacing w:before="40" w:after="40"/>
-            </w:pPr>
+            <w:r/>
             <w:r>
               <w:rPr>
-                <w:color w:val="1E293B"/>
-                <w:sz w:val="19"/>
+                <w:rFonts w:ascii="Calibri" w:hAnsi="Calibri"/>
+                <w:b/>
+                <w:color w:val="111111"/>
+                <w:sz w:val="20"/>
               </w:rPr>
-              <w:t>**NFR-1.11**</w:t>
+              <w:t>NFR-1.11</w:t>
             </w:r>
           </w:p>
         </w:tc>
         <w:tc>
           <w:tcPr>
-            <w:tcW w:type="dxa" w:w="4968"/>
-            <w:tcMar>
-              <w:top w:w="120" w:type="dxa"/>
-              <w:bottom w:w="120" w:type="dxa"/>
-              <w:left w:w="180" w:type="dxa"/>
-              <w:right w:w="180" w:type="dxa"/>
-            </w:tcMar>
-            <w:shd w:fill="F8FAFC"/>
+            <w:tcW w:type="dxa" w:w="4320"/>
           </w:tcPr>
           <w:p>
-            <w:pPr>
-              <w:spacing w:before="40" w:after="40"/>
-            </w:pPr>
+            <w:r/>
             <w:r>
               <w:rPr>
-                <w:color w:val="1E293B"/>
-                <w:sz w:val="19"/>
+                <w:rFonts w:ascii="Calibri" w:hAnsi="Calibri"/>
+                <w:b w:val="0"/>
+                <w:color w:val="111111"/>
+                <w:sz w:val="20"/>
               </w:rPr>
               <w:t>The UI SHALL be fully responsive across mobile, tablet, and desktop viewports.</w:t>
             </w:r>
@@ -5487,47 +5189,41 @@
     <w:p/>
     <w:p>
       <w:pPr>
-        <w:spacing w:before="200" w:after="60"/>
+        <w:pStyle w:val="Heading2"/>
       </w:pPr>
       <w:r>
         <w:rPr>
+          <w:rFonts w:ascii="Calibri" w:hAnsi="Calibri"/>
           <w:b/>
-          <w:color w:val="2563EB"/>
-          <w:sz w:val="26"/>
+          <w:color w:val="000000"/>
+          <w:sz w:val="25"/>
         </w:rPr>
         <w:t>4.2 Performance &amp; API Latency</w:t>
       </w:r>
     </w:p>
     <w:tbl>
       <w:tblPr>
+        <w:tblStyle w:val="TableGrid"/>
         <w:tblW w:type="auto" w:w="0"/>
-        <w:jc w:val="center"/>
         <w:tblLook w:firstColumn="1" w:firstRow="1" w:lastColumn="0" w:lastRow="0" w:noHBand="0" w:noVBand="1" w:val="04A0"/>
       </w:tblPr>
       <w:tblGrid>
-        <w:gridCol w:w="4968"/>
-        <w:gridCol w:w="4968"/>
+        <w:gridCol w:w="4320"/>
+        <w:gridCol w:w="4320"/>
       </w:tblGrid>
       <w:tr>
         <w:tc>
           <w:tcPr>
-            <w:tcW w:type="dxa" w:w="4968"/>
-            <w:tcMar>
-              <w:top w:w="120" w:type="dxa"/>
-              <w:bottom w:w="120" w:type="dxa"/>
-              <w:left w:w="180" w:type="dxa"/>
-              <w:right w:w="180" w:type="dxa"/>
-            </w:tcMar>
-            <w:shd w:fill="0F172A"/>
+            <w:tcW w:type="dxa" w:w="4320"/>
+            <w:shd w:val="clear" w:fill="E7E6E6"/>
           </w:tcPr>
           <w:p>
-            <w:pPr>
-              <w:spacing w:before="40" w:after="40"/>
-            </w:pPr>
+            <w:r/>
             <w:r>
               <w:rPr>
+                <w:rFonts w:ascii="Calibri" w:hAnsi="Calibri"/>
                 <w:b/>
-                <w:color w:val="F8FAFC"/>
+                <w:color w:val="111111"/>
                 <w:sz w:val="20"/>
               </w:rPr>
               <w:t>ID</w:t>
@@ -5536,23 +5232,16 @@
         </w:tc>
         <w:tc>
           <w:tcPr>
-            <w:tcW w:type="dxa" w:w="4968"/>
-            <w:tcMar>
-              <w:top w:w="120" w:type="dxa"/>
-              <w:bottom w:w="120" w:type="dxa"/>
-              <w:left w:w="180" w:type="dxa"/>
-              <w:right w:w="180" w:type="dxa"/>
-            </w:tcMar>
-            <w:shd w:fill="0F172A"/>
+            <w:tcW w:type="dxa" w:w="4320"/>
+            <w:shd w:val="clear" w:fill="E7E6E6"/>
           </w:tcPr>
           <w:p>
-            <w:pPr>
-              <w:spacing w:before="40" w:after="40"/>
-            </w:pPr>
+            <w:r/>
             <w:r>
               <w:rPr>
+                <w:rFonts w:ascii="Calibri" w:hAnsi="Calibri"/>
                 <w:b/>
-                <w:color w:val="F8FAFC"/>
+                <w:color w:val="111111"/>
                 <w:sz w:val="20"/>
               </w:rPr>
               <w:t>Requirement</w:t>
@@ -5563,49 +5252,53 @@
       <w:tr>
         <w:tc>
           <w:tcPr>
-            <w:tcW w:type="dxa" w:w="4968"/>
-            <w:tcMar>
-              <w:top w:w="120" w:type="dxa"/>
-              <w:bottom w:w="120" w:type="dxa"/>
-              <w:left w:w="180" w:type="dxa"/>
-              <w:right w:w="180" w:type="dxa"/>
-            </w:tcMar>
-            <w:shd w:fill="F8FAFC"/>
+            <w:tcW w:type="dxa" w:w="4320"/>
           </w:tcPr>
           <w:p>
-            <w:pPr>
-              <w:spacing w:before="40" w:after="40"/>
-            </w:pPr>
+            <w:r/>
             <w:r>
               <w:rPr>
-                <w:color w:val="1E293B"/>
-                <w:sz w:val="19"/>
+                <w:rFonts w:ascii="Calibri" w:hAnsi="Calibri"/>
+                <w:b/>
+                <w:color w:val="111111"/>
+                <w:sz w:val="20"/>
               </w:rPr>
-              <w:t>**NFR-2.1**</w:t>
+              <w:t>NFR-2.1</w:t>
             </w:r>
           </w:p>
         </w:tc>
         <w:tc>
           <w:tcPr>
-            <w:tcW w:type="dxa" w:w="4968"/>
-            <w:tcMar>
-              <w:top w:w="120" w:type="dxa"/>
-              <w:bottom w:w="120" w:type="dxa"/>
-              <w:left w:w="180" w:type="dxa"/>
-              <w:right w:w="180" w:type="dxa"/>
-            </w:tcMar>
-            <w:shd w:fill="F8FAFC"/>
+            <w:tcW w:type="dxa" w:w="4320"/>
           </w:tcPr>
           <w:p>
-            <w:pPr>
-              <w:spacing w:before="40" w:after="40"/>
-            </w:pPr>
+            <w:r/>
             <w:r>
               <w:rPr>
-                <w:color w:val="1E293B"/>
-                <w:sz w:val="19"/>
+                <w:rFonts w:ascii="Calibri" w:hAnsi="Calibri"/>
+                <w:b w:val="0"/>
+                <w:color w:val="111111"/>
+                <w:sz w:val="20"/>
               </w:rPr>
-              <w:t>AI-generated responses (assessment items, lesson rewrites, code feedback) SHALL return within **&lt; 2 seconds at P95**, using Gemini Flash-class models and streaming where applicable.</w:t>
+              <w:t xml:space="preserve">AI-generated responses (assessment items, lesson rewrites, code feedback) SHALL return within </w:t>
+            </w:r>
+            <w:r>
+              <w:rPr>
+                <w:rFonts w:ascii="Calibri" w:hAnsi="Calibri"/>
+                <w:b/>
+                <w:color w:val="111111"/>
+                <w:sz w:val="20"/>
+              </w:rPr>
+              <w:t>&lt; 2 seconds at P95</w:t>
+            </w:r>
+            <w:r>
+              <w:rPr>
+                <w:rFonts w:ascii="Calibri" w:hAnsi="Calibri"/>
+                <w:b w:val="0"/>
+                <w:color w:val="111111"/>
+                <w:sz w:val="20"/>
+              </w:rPr>
+              <w:t>, using Gemini Flash-class models and streaming where applicable.</w:t>
             </w:r>
           </w:p>
         </w:tc>
@@ -5613,47 +5306,33 @@
       <w:tr>
         <w:tc>
           <w:tcPr>
-            <w:tcW w:type="dxa" w:w="4968"/>
-            <w:tcMar>
-              <w:top w:w="120" w:type="dxa"/>
-              <w:bottom w:w="120" w:type="dxa"/>
-              <w:left w:w="180" w:type="dxa"/>
-              <w:right w:w="180" w:type="dxa"/>
-            </w:tcMar>
-            <w:shd w:fill="FFFFFF"/>
+            <w:tcW w:type="dxa" w:w="4320"/>
           </w:tcPr>
           <w:p>
-            <w:pPr>
-              <w:spacing w:before="40" w:after="40"/>
-            </w:pPr>
+            <w:r/>
             <w:r>
               <w:rPr>
-                <w:color w:val="1E293B"/>
-                <w:sz w:val="19"/>
+                <w:rFonts w:ascii="Calibri" w:hAnsi="Calibri"/>
+                <w:b/>
+                <w:color w:val="111111"/>
+                <w:sz w:val="20"/>
               </w:rPr>
-              <w:t>**NFR-2.2**</w:t>
+              <w:t>NFR-2.2</w:t>
             </w:r>
           </w:p>
         </w:tc>
         <w:tc>
           <w:tcPr>
-            <w:tcW w:type="dxa" w:w="4968"/>
-            <w:tcMar>
-              <w:top w:w="120" w:type="dxa"/>
-              <w:bottom w:w="120" w:type="dxa"/>
-              <w:left w:w="180" w:type="dxa"/>
-              <w:right w:w="180" w:type="dxa"/>
-            </w:tcMar>
-            <w:shd w:fill="FFFFFF"/>
+            <w:tcW w:type="dxa" w:w="4320"/>
           </w:tcPr>
           <w:p>
-            <w:pPr>
-              <w:spacing w:before="40" w:after="40"/>
-            </w:pPr>
+            <w:r/>
             <w:r>
               <w:rPr>
-                <w:color w:val="1E293B"/>
-                <w:sz w:val="19"/>
+                <w:rFonts w:ascii="Calibri" w:hAnsi="Calibri"/>
+                <w:b w:val="0"/>
+                <w:color w:val="111111"/>
+                <w:sz w:val="20"/>
               </w:rPr>
               <w:t>Standard CRUD API endpoints (auth, profile, content listing) SHALL respond within 300 ms at P95.</w:t>
             </w:r>
@@ -5663,49 +5342,52 @@
       <w:tr>
         <w:tc>
           <w:tcPr>
-            <w:tcW w:type="dxa" w:w="4968"/>
-            <w:tcMar>
-              <w:top w:w="120" w:type="dxa"/>
-              <w:bottom w:w="120" w:type="dxa"/>
-              <w:left w:w="180" w:type="dxa"/>
-              <w:right w:w="180" w:type="dxa"/>
-            </w:tcMar>
-            <w:shd w:fill="F8FAFC"/>
+            <w:tcW w:type="dxa" w:w="4320"/>
           </w:tcPr>
           <w:p>
-            <w:pPr>
-              <w:spacing w:before="40" w:after="40"/>
-            </w:pPr>
+            <w:r/>
             <w:r>
               <w:rPr>
-                <w:color w:val="1E293B"/>
-                <w:sz w:val="19"/>
+                <w:rFonts w:ascii="Calibri" w:hAnsi="Calibri"/>
+                <w:b/>
+                <w:color w:val="111111"/>
+                <w:sz w:val="20"/>
               </w:rPr>
-              <w:t>**NFR-2.3**</w:t>
+              <w:t>NFR-2.3</w:t>
             </w:r>
           </w:p>
         </w:tc>
         <w:tc>
           <w:tcPr>
-            <w:tcW w:type="dxa" w:w="4968"/>
-            <w:tcMar>
-              <w:top w:w="120" w:type="dxa"/>
-              <w:bottom w:w="120" w:type="dxa"/>
-              <w:left w:w="180" w:type="dxa"/>
-              <w:right w:w="180" w:type="dxa"/>
-            </w:tcMar>
-            <w:shd w:fill="F8FAFC"/>
+            <w:tcW w:type="dxa" w:w="4320"/>
           </w:tcPr>
           <w:p>
-            <w:pPr>
-              <w:spacing w:before="40" w:after="40"/>
-            </w:pPr>
+            <w:r/>
             <w:r>
               <w:rPr>
-                <w:color w:val="1E293B"/>
-                <w:sz w:val="19"/>
+                <w:rFonts w:ascii="Calibri" w:hAnsi="Calibri"/>
+                <w:b w:val="0"/>
+                <w:color w:val="111111"/>
+                <w:sz w:val="20"/>
               </w:rPr>
-              <w:t>AI orchestration SHALL run in the dedicated `/services` layer with its own request queue so AI latency never blocks standard web traffic.</w:t>
+              <w:t xml:space="preserve">AI orchestration SHALL run in the dedicated </w:t>
+            </w:r>
+            <w:r>
+              <w:rPr>
+                <w:rFonts w:ascii="Consolas" w:hAnsi="Consolas"/>
+                <w:color w:val="333333"/>
+                <w:sz w:val="18"/>
+              </w:rPr>
+              <w:t>/services</w:t>
+            </w:r>
+            <w:r>
+              <w:rPr>
+                <w:rFonts w:ascii="Calibri" w:hAnsi="Calibri"/>
+                <w:b w:val="0"/>
+                <w:color w:val="111111"/>
+                <w:sz w:val="20"/>
+              </w:rPr>
+              <w:t xml:space="preserve"> layer with its own request queue so AI latency never blocks standard web traffic.</w:t>
             </w:r>
           </w:p>
         </w:tc>
@@ -5713,47 +5395,33 @@
       <w:tr>
         <w:tc>
           <w:tcPr>
-            <w:tcW w:type="dxa" w:w="4968"/>
-            <w:tcMar>
-              <w:top w:w="120" w:type="dxa"/>
-              <w:bottom w:w="120" w:type="dxa"/>
-              <w:left w:w="180" w:type="dxa"/>
-              <w:right w:w="180" w:type="dxa"/>
-            </w:tcMar>
-            <w:shd w:fill="FFFFFF"/>
+            <w:tcW w:type="dxa" w:w="4320"/>
           </w:tcPr>
           <w:p>
-            <w:pPr>
-              <w:spacing w:before="40" w:after="40"/>
-            </w:pPr>
+            <w:r/>
             <w:r>
               <w:rPr>
-                <w:color w:val="1E293B"/>
-                <w:sz w:val="19"/>
+                <w:rFonts w:ascii="Calibri" w:hAnsi="Calibri"/>
+                <w:b/>
+                <w:color w:val="111111"/>
+                <w:sz w:val="20"/>
               </w:rPr>
-              <w:t>**NFR-2.4**</w:t>
+              <w:t>NFR-2.4</w:t>
             </w:r>
           </w:p>
         </w:tc>
         <w:tc>
           <w:tcPr>
-            <w:tcW w:type="dxa" w:w="4968"/>
-            <w:tcMar>
-              <w:top w:w="120" w:type="dxa"/>
-              <w:bottom w:w="120" w:type="dxa"/>
-              <w:left w:w="180" w:type="dxa"/>
-              <w:right w:w="180" w:type="dxa"/>
-            </w:tcMar>
-            <w:shd w:fill="FFFFFF"/>
+            <w:tcW w:type="dxa" w:w="4320"/>
           </w:tcPr>
           <w:p>
-            <w:pPr>
-              <w:spacing w:before="40" w:after="40"/>
-            </w:pPr>
+            <w:r/>
             <w:r>
               <w:rPr>
-                <w:color w:val="1E293B"/>
-                <w:sz w:val="19"/>
+                <w:rFonts w:ascii="Calibri" w:hAnsi="Calibri"/>
+                <w:b w:val="0"/>
+                <w:color w:val="111111"/>
+                <w:sz w:val="20"/>
               </w:rPr>
               <w:t>Long-running AI operations SHALL support timeout and graceful fallback (e.g., serve cached/canonical content on AI timeout).</w:t>
             </w:r>
@@ -5764,47 +5432,41 @@
     <w:p/>
     <w:p>
       <w:pPr>
-        <w:spacing w:before="200" w:after="60"/>
+        <w:pStyle w:val="Heading2"/>
       </w:pPr>
       <w:r>
         <w:rPr>
+          <w:rFonts w:ascii="Calibri" w:hAnsi="Calibri"/>
           <w:b/>
-          <w:color w:val="2563EB"/>
-          <w:sz w:val="26"/>
+          <w:color w:val="000000"/>
+          <w:sz w:val="25"/>
         </w:rPr>
         <w:t>4.3 Scalability &amp; Reliability</w:t>
       </w:r>
     </w:p>
     <w:tbl>
       <w:tblPr>
+        <w:tblStyle w:val="TableGrid"/>
         <w:tblW w:type="auto" w:w="0"/>
-        <w:jc w:val="center"/>
         <w:tblLook w:firstColumn="1" w:firstRow="1" w:lastColumn="0" w:lastRow="0" w:noHBand="0" w:noVBand="1" w:val="04A0"/>
       </w:tblPr>
       <w:tblGrid>
-        <w:gridCol w:w="4968"/>
-        <w:gridCol w:w="4968"/>
+        <w:gridCol w:w="4320"/>
+        <w:gridCol w:w="4320"/>
       </w:tblGrid>
       <w:tr>
         <w:tc>
           <w:tcPr>
-            <w:tcW w:type="dxa" w:w="4968"/>
-            <w:tcMar>
-              <w:top w:w="120" w:type="dxa"/>
-              <w:bottom w:w="120" w:type="dxa"/>
-              <w:left w:w="180" w:type="dxa"/>
-              <w:right w:w="180" w:type="dxa"/>
-            </w:tcMar>
-            <w:shd w:fill="0F172A"/>
+            <w:tcW w:type="dxa" w:w="4320"/>
+            <w:shd w:val="clear" w:fill="E7E6E6"/>
           </w:tcPr>
           <w:p>
-            <w:pPr>
-              <w:spacing w:before="40" w:after="40"/>
-            </w:pPr>
+            <w:r/>
             <w:r>
               <w:rPr>
+                <w:rFonts w:ascii="Calibri" w:hAnsi="Calibri"/>
                 <w:b/>
-                <w:color w:val="F8FAFC"/>
+                <w:color w:val="111111"/>
                 <w:sz w:val="20"/>
               </w:rPr>
               <w:t>ID</w:t>
@@ -5813,23 +5475,16 @@
         </w:tc>
         <w:tc>
           <w:tcPr>
-            <w:tcW w:type="dxa" w:w="4968"/>
-            <w:tcMar>
-              <w:top w:w="120" w:type="dxa"/>
-              <w:bottom w:w="120" w:type="dxa"/>
-              <w:left w:w="180" w:type="dxa"/>
-              <w:right w:w="180" w:type="dxa"/>
-            </w:tcMar>
-            <w:shd w:fill="0F172A"/>
+            <w:tcW w:type="dxa" w:w="4320"/>
+            <w:shd w:val="clear" w:fill="E7E6E6"/>
           </w:tcPr>
           <w:p>
-            <w:pPr>
-              <w:spacing w:before="40" w:after="40"/>
-            </w:pPr>
+            <w:r/>
             <w:r>
               <w:rPr>
+                <w:rFonts w:ascii="Calibri" w:hAnsi="Calibri"/>
                 <w:b/>
-                <w:color w:val="F8FAFC"/>
+                <w:color w:val="111111"/>
                 <w:sz w:val="20"/>
               </w:rPr>
               <w:t>Requirement</w:t>
@@ -5840,47 +5495,33 @@
       <w:tr>
         <w:tc>
           <w:tcPr>
-            <w:tcW w:type="dxa" w:w="4968"/>
-            <w:tcMar>
-              <w:top w:w="120" w:type="dxa"/>
-              <w:bottom w:w="120" w:type="dxa"/>
-              <w:left w:w="180" w:type="dxa"/>
-              <w:right w:w="180" w:type="dxa"/>
-            </w:tcMar>
-            <w:shd w:fill="F8FAFC"/>
+            <w:tcW w:type="dxa" w:w="4320"/>
           </w:tcPr>
           <w:p>
-            <w:pPr>
-              <w:spacing w:before="40" w:after="40"/>
-            </w:pPr>
+            <w:r/>
             <w:r>
               <w:rPr>
-                <w:color w:val="1E293B"/>
-                <w:sz w:val="19"/>
+                <w:rFonts w:ascii="Calibri" w:hAnsi="Calibri"/>
+                <w:b/>
+                <w:color w:val="111111"/>
+                <w:sz w:val="20"/>
               </w:rPr>
-              <w:t>**NFR-3.1**</w:t>
+              <w:t>NFR-3.1</w:t>
             </w:r>
           </w:p>
         </w:tc>
         <w:tc>
           <w:tcPr>
-            <w:tcW w:type="dxa" w:w="4968"/>
-            <w:tcMar>
-              <w:top w:w="120" w:type="dxa"/>
-              <w:bottom w:w="120" w:type="dxa"/>
-              <w:left w:w="180" w:type="dxa"/>
-              <w:right w:w="180" w:type="dxa"/>
-            </w:tcMar>
-            <w:shd w:fill="F8FAFC"/>
+            <w:tcW w:type="dxa" w:w="4320"/>
           </w:tcPr>
           <w:p>
-            <w:pPr>
-              <w:spacing w:before="40" w:after="40"/>
-            </w:pPr>
+            <w:r/>
             <w:r>
               <w:rPr>
-                <w:color w:val="1E293B"/>
-                <w:sz w:val="19"/>
+                <w:rFonts w:ascii="Calibri" w:hAnsi="Calibri"/>
+                <w:b w:val="0"/>
+                <w:color w:val="111111"/>
+                <w:sz w:val="20"/>
               </w:rPr>
               <w:t>The stateless Node.js/Express tier SHALL scale horizontally behind a load balancer to support at least 10,000 concurrent students.</w:t>
             </w:r>
@@ -5890,49 +5531,69 @@
       <w:tr>
         <w:tc>
           <w:tcPr>
-            <w:tcW w:type="dxa" w:w="4968"/>
-            <w:tcMar>
-              <w:top w:w="120" w:type="dxa"/>
-              <w:bottom w:w="120" w:type="dxa"/>
-              <w:left w:w="180" w:type="dxa"/>
-              <w:right w:w="180" w:type="dxa"/>
-            </w:tcMar>
-            <w:shd w:fill="FFFFFF"/>
+            <w:tcW w:type="dxa" w:w="4320"/>
           </w:tcPr>
           <w:p>
-            <w:pPr>
-              <w:spacing w:before="40" w:after="40"/>
-            </w:pPr>
+            <w:r/>
             <w:r>
               <w:rPr>
-                <w:color w:val="1E293B"/>
-                <w:sz w:val="19"/>
+                <w:rFonts w:ascii="Calibri" w:hAnsi="Calibri"/>
+                <w:b/>
+                <w:color w:val="111111"/>
+                <w:sz w:val="20"/>
               </w:rPr>
-              <w:t>**NFR-3.2**</w:t>
+              <w:t>NFR-3.2</w:t>
             </w:r>
           </w:p>
         </w:tc>
         <w:tc>
           <w:tcPr>
-            <w:tcW w:type="dxa" w:w="4968"/>
-            <w:tcMar>
-              <w:top w:w="120" w:type="dxa"/>
-              <w:bottom w:w="120" w:type="dxa"/>
-              <w:left w:w="180" w:type="dxa"/>
-              <w:right w:w="180" w:type="dxa"/>
-            </w:tcMar>
-            <w:shd w:fill="FFFFFF"/>
+            <w:tcW w:type="dxa" w:w="4320"/>
           </w:tcPr>
           <w:p>
-            <w:pPr>
-              <w:spacing w:before="40" w:after="40"/>
-            </w:pPr>
+            <w:r/>
             <w:r>
               <w:rPr>
-                <w:color w:val="1E293B"/>
-                <w:sz w:val="19"/>
+                <w:rFonts w:ascii="Calibri" w:hAnsi="Calibri"/>
+                <w:b w:val="0"/>
+                <w:color w:val="111111"/>
+                <w:sz w:val="20"/>
               </w:rPr>
-              <w:t>MongoDB collections SHALL be indexed on hot paths (`userId`, `lessonId`, timestamps) to keep queries sub-100 ms under load.</w:t>
+              <w:t>MongoDB collections SHALL be indexed on hot paths (</w:t>
+            </w:r>
+            <w:r>
+              <w:rPr>
+                <w:rFonts w:ascii="Consolas" w:hAnsi="Consolas"/>
+                <w:color w:val="333333"/>
+                <w:sz w:val="18"/>
+              </w:rPr>
+              <w:t>userId</w:t>
+            </w:r>
+            <w:r>
+              <w:rPr>
+                <w:rFonts w:ascii="Calibri" w:hAnsi="Calibri"/>
+                <w:b w:val="0"/>
+                <w:color w:val="111111"/>
+                <w:sz w:val="20"/>
+              </w:rPr>
+              <w:t xml:space="preserve">, </w:t>
+            </w:r>
+            <w:r>
+              <w:rPr>
+                <w:rFonts w:ascii="Consolas" w:hAnsi="Consolas"/>
+                <w:color w:val="333333"/>
+                <w:sz w:val="18"/>
+              </w:rPr>
+              <w:t>lessonId</w:t>
+            </w:r>
+            <w:r>
+              <w:rPr>
+                <w:rFonts w:ascii="Calibri" w:hAnsi="Calibri"/>
+                <w:b w:val="0"/>
+                <w:color w:val="111111"/>
+                <w:sz w:val="20"/>
+              </w:rPr>
+              <w:t>, timestamps) to keep queries sub-100 ms under load.</w:t>
             </w:r>
           </w:p>
         </w:tc>
@@ -5940,47 +5601,33 @@
       <w:tr>
         <w:tc>
           <w:tcPr>
-            <w:tcW w:type="dxa" w:w="4968"/>
-            <w:tcMar>
-              <w:top w:w="120" w:type="dxa"/>
-              <w:bottom w:w="120" w:type="dxa"/>
-              <w:left w:w="180" w:type="dxa"/>
-              <w:right w:w="180" w:type="dxa"/>
-            </w:tcMar>
-            <w:shd w:fill="F8FAFC"/>
+            <w:tcW w:type="dxa" w:w="4320"/>
           </w:tcPr>
           <w:p>
-            <w:pPr>
-              <w:spacing w:before="40" w:after="40"/>
-            </w:pPr>
+            <w:r/>
             <w:r>
               <w:rPr>
-                <w:color w:val="1E293B"/>
-                <w:sz w:val="19"/>
+                <w:rFonts w:ascii="Calibri" w:hAnsi="Calibri"/>
+                <w:b/>
+                <w:color w:val="111111"/>
+                <w:sz w:val="20"/>
               </w:rPr>
-              <w:t>**NFR-3.3**</w:t>
+              <w:t>NFR-3.3</w:t>
             </w:r>
           </w:p>
         </w:tc>
         <w:tc>
           <w:tcPr>
-            <w:tcW w:type="dxa" w:w="4968"/>
-            <w:tcMar>
-              <w:top w:w="120" w:type="dxa"/>
-              <w:bottom w:w="120" w:type="dxa"/>
-              <w:left w:w="180" w:type="dxa"/>
-              <w:right w:w="180" w:type="dxa"/>
-            </w:tcMar>
-            <w:shd w:fill="F8FAFC"/>
+            <w:tcW w:type="dxa" w:w="4320"/>
           </w:tcPr>
           <w:p>
-            <w:pPr>
-              <w:spacing w:before="40" w:after="40"/>
-            </w:pPr>
+            <w:r/>
             <w:r>
               <w:rPr>
-                <w:color w:val="1E293B"/>
-                <w:sz w:val="19"/>
+                <w:rFonts w:ascii="Calibri" w:hAnsi="Calibri"/>
+                <w:b w:val="0"/>
+                <w:color w:val="111111"/>
+                <w:sz w:val="20"/>
               </w:rPr>
               <w:t>AI call volume SHALL be controlled by caching (per concept × level × style), per-user rate limits, and batched evaluation where possible.</w:t>
             </w:r>
@@ -5990,47 +5637,33 @@
       <w:tr>
         <w:tc>
           <w:tcPr>
-            <w:tcW w:type="dxa" w:w="4968"/>
-            <w:tcMar>
-              <w:top w:w="120" w:type="dxa"/>
-              <w:bottom w:w="120" w:type="dxa"/>
-              <w:left w:w="180" w:type="dxa"/>
-              <w:right w:w="180" w:type="dxa"/>
-            </w:tcMar>
-            <w:shd w:fill="FFFFFF"/>
+            <w:tcW w:type="dxa" w:w="4320"/>
           </w:tcPr>
           <w:p>
-            <w:pPr>
-              <w:spacing w:before="40" w:after="40"/>
-            </w:pPr>
+            <w:r/>
             <w:r>
               <w:rPr>
-                <w:color w:val="1E293B"/>
-                <w:sz w:val="19"/>
+                <w:rFonts w:ascii="Calibri" w:hAnsi="Calibri"/>
+                <w:b/>
+                <w:color w:val="111111"/>
+                <w:sz w:val="20"/>
               </w:rPr>
-              <w:t>**NFR-3.4**</w:t>
+              <w:t>NFR-3.4</w:t>
             </w:r>
           </w:p>
         </w:tc>
         <w:tc>
           <w:tcPr>
-            <w:tcW w:type="dxa" w:w="4968"/>
-            <w:tcMar>
-              <w:top w:w="120" w:type="dxa"/>
-              <w:bottom w:w="120" w:type="dxa"/>
-              <w:left w:w="180" w:type="dxa"/>
-              <w:right w:w="180" w:type="dxa"/>
-            </w:tcMar>
-            <w:shd w:fill="FFFFFF"/>
+            <w:tcW w:type="dxa" w:w="4320"/>
           </w:tcPr>
           <w:p>
-            <w:pPr>
-              <w:spacing w:before="40" w:after="40"/>
-            </w:pPr>
+            <w:r/>
             <w:r>
               <w:rPr>
-                <w:color w:val="1E293B"/>
-                <w:sz w:val="19"/>
+                <w:rFonts w:ascii="Calibri" w:hAnsi="Calibri"/>
+                <w:b w:val="0"/>
+                <w:color w:val="111111"/>
+                <w:sz w:val="20"/>
               </w:rPr>
               <w:t>The system SHALL maintain 99.5% monthly availability; AI-provider degradation SHALL not take down core content delivery.</w:t>
             </w:r>
@@ -6040,47 +5673,33 @@
       <w:tr>
         <w:tc>
           <w:tcPr>
-            <w:tcW w:type="dxa" w:w="4968"/>
-            <w:tcMar>
-              <w:top w:w="120" w:type="dxa"/>
-              <w:bottom w:w="120" w:type="dxa"/>
-              <w:left w:w="180" w:type="dxa"/>
-              <w:right w:w="180" w:type="dxa"/>
-            </w:tcMar>
-            <w:shd w:fill="F8FAFC"/>
+            <w:tcW w:type="dxa" w:w="4320"/>
           </w:tcPr>
           <w:p>
-            <w:pPr>
-              <w:spacing w:before="40" w:after="40"/>
-            </w:pPr>
+            <w:r/>
             <w:r>
               <w:rPr>
-                <w:color w:val="1E293B"/>
-                <w:sz w:val="19"/>
+                <w:rFonts w:ascii="Calibri" w:hAnsi="Calibri"/>
+                <w:b/>
+                <w:color w:val="111111"/>
+                <w:sz w:val="20"/>
               </w:rPr>
-              <w:t>**NFR-3.5**</w:t>
+              <w:t>NFR-3.5</w:t>
             </w:r>
           </w:p>
         </w:tc>
         <w:tc>
           <w:tcPr>
-            <w:tcW w:type="dxa" w:w="4968"/>
-            <w:tcMar>
-              <w:top w:w="120" w:type="dxa"/>
-              <w:bottom w:w="120" w:type="dxa"/>
-              <w:left w:w="180" w:type="dxa"/>
-              <w:right w:w="180" w:type="dxa"/>
-            </w:tcMar>
-            <w:shd w:fill="F8FAFC"/>
+            <w:tcW w:type="dxa" w:w="4320"/>
           </w:tcPr>
           <w:p>
-            <w:pPr>
-              <w:spacing w:before="40" w:after="40"/>
-            </w:pPr>
+            <w:r/>
             <w:r>
               <w:rPr>
-                <w:color w:val="1E293B"/>
-                <w:sz w:val="19"/>
+                <w:rFonts w:ascii="Calibri" w:hAnsi="Calibri"/>
+                <w:b w:val="0"/>
+                <w:color w:val="111111"/>
+                <w:sz w:val="20"/>
               </w:rPr>
               <w:t>Structured AI outputs SHALL be schema-validated before persistence to prevent malformed data from entering MongoDB.</w:t>
             </w:r>
@@ -6091,49 +5710,69 @@
     <w:p/>
     <w:p>
       <w:pPr>
-        <w:spacing w:before="240" w:after="80"/>
+        <w:pStyle w:val="Heading1"/>
       </w:pPr>
       <w:r>
         <w:rPr>
+          <w:rFonts w:ascii="Calibri" w:hAnsi="Calibri"/>
           <w:b/>
-          <w:color w:val="1E3A8A"/>
-          <w:sz w:val="32"/>
+          <w:color w:val="000000"/>
+          <w:sz w:val="30"/>
         </w:rPr>
         <w:t>5. User Stories with Acceptance Criteria (Gherkin)</w:t>
       </w:r>
     </w:p>
     <w:p>
       <w:pPr>
-        <w:spacing w:before="200" w:after="60"/>
+        <w:pStyle w:val="Heading2"/>
       </w:pPr>
       <w:r>
         <w:rPr>
+          <w:rFonts w:ascii="Calibri" w:hAnsi="Calibri"/>
           <w:b/>
-          <w:color w:val="2563EB"/>
-          <w:sz w:val="26"/>
+          <w:color w:val="000000"/>
+          <w:sz w:val="25"/>
         </w:rPr>
         <w:t>5.1 Diagnostic Assessment</w:t>
       </w:r>
     </w:p>
     <w:p>
-      <w:pPr>
-        <w:spacing w:before="40" w:after="80"/>
-      </w:pPr>
       <w:r>
         <w:rPr>
-          <w:sz w:val="21"/>
+          <w:rFonts w:ascii="Calibri" w:hAnsi="Calibri"/>
+          <w:b/>
+          <w:color w:val="111111"/>
+          <w:sz w:val="22"/>
         </w:rPr>
-        <w:t>**Story D-1:** *As a Student, I want a dynamic diagnostic assessment when I join, so the platform knows exactly what I'm strong and weak at.*</w:t>
+        <w:t>Story D-1:</w:t>
+      </w:r>
+      <w:r>
+        <w:rPr>
+          <w:rFonts w:ascii="Calibri" w:hAnsi="Calibri"/>
+          <w:b w:val="0"/>
+          <w:color w:val="111111"/>
+          <w:sz w:val="22"/>
+        </w:rPr>
+        <w:t xml:space="preserve"> </w:t>
+      </w:r>
+      <w:r>
+        <w:rPr>
+          <w:rFonts w:ascii="Calibri" w:hAnsi="Calibri"/>
+          <w:i/>
+          <w:color w:val="111111"/>
+          <w:sz w:val="22"/>
+        </w:rPr>
+        <w:t>As a Student, I want a dynamic diagnostic assessment when I join, so the platform knows exactly what I'm strong and weak at.</w:t>
       </w:r>
     </w:p>
     <w:p>
       <w:pPr>
-        <w:spacing w:before="120" w:after="120"/>
+        <w:ind w:left="432"/>
       </w:pPr>
       <w:r>
         <w:rPr>
           <w:rFonts w:ascii="Consolas" w:hAnsi="Consolas"/>
-          <w:color w:val="1E293B"/>
+          <w:color w:val="222222"/>
           <w:sz w:val="19"/>
         </w:rPr>
         <w:t>Feature: Initial diagnostic assessment</w:t>
@@ -6176,36 +5815,55 @@
     </w:p>
     <w:p>
       <w:pPr>
-        <w:spacing w:before="200" w:after="60"/>
+        <w:pStyle w:val="Heading2"/>
       </w:pPr>
       <w:r>
         <w:rPr>
+          <w:rFonts w:ascii="Calibri" w:hAnsi="Calibri"/>
           <w:b/>
-          <w:color w:val="2563EB"/>
-          <w:sz w:val="26"/>
+          <w:color w:val="000000"/>
+          <w:sz w:val="25"/>
         </w:rPr>
         <w:t>5.2 Adaptive Lesson Delivery</w:t>
       </w:r>
     </w:p>
     <w:p>
-      <w:pPr>
-        <w:spacing w:before="40" w:after="80"/>
-      </w:pPr>
       <w:r>
         <w:rPr>
-          <w:sz w:val="21"/>
+          <w:rFonts w:ascii="Calibri" w:hAnsi="Calibri"/>
+          <w:b/>
+          <w:color w:val="111111"/>
+          <w:sz w:val="22"/>
         </w:rPr>
-        <w:t>**Story A-1:** *As a Student struggling with a concept, I want the lesson rewritten to match my level and learning style, so I can actually understand it.*</w:t>
+        <w:t>Story A-1:</w:t>
+      </w:r>
+      <w:r>
+        <w:rPr>
+          <w:rFonts w:ascii="Calibri" w:hAnsi="Calibri"/>
+          <w:b w:val="0"/>
+          <w:color w:val="111111"/>
+          <w:sz w:val="22"/>
+        </w:rPr>
+        <w:t xml:space="preserve"> </w:t>
+      </w:r>
+      <w:r>
+        <w:rPr>
+          <w:rFonts w:ascii="Calibri" w:hAnsi="Calibri"/>
+          <w:i/>
+          <w:color w:val="111111"/>
+          <w:sz w:val="22"/>
+        </w:rPr>
+        <w:t>As a Student struggling with a concept, I want the lesson rewritten to match my level and learning style, so I can actually understand it.</w:t>
       </w:r>
     </w:p>
     <w:p>
       <w:pPr>
-        <w:spacing w:before="120" w:after="120"/>
+        <w:ind w:left="432"/>
       </w:pPr>
       <w:r>
         <w:rPr>
           <w:rFonts w:ascii="Consolas" w:hAnsi="Consolas"/>
-          <w:color w:val="1E293B"/>
+          <w:color w:val="222222"/>
           <w:sz w:val="19"/>
         </w:rPr>
         <w:t>Feature: Dynamic explanation adaptation</w:t>
@@ -6250,36 +5908,55 @@
     </w:p>
     <w:p>
       <w:pPr>
-        <w:spacing w:before="200" w:after="60"/>
+        <w:pStyle w:val="Heading2"/>
       </w:pPr>
       <w:r>
         <w:rPr>
+          <w:rFonts w:ascii="Calibri" w:hAnsi="Calibri"/>
           <w:b/>
-          <w:color w:val="2563EB"/>
-          <w:sz w:val="26"/>
+          <w:color w:val="000000"/>
+          <w:sz w:val="25"/>
         </w:rPr>
         <w:t>5.3 Code Evaluation &amp; Feedback Loop</w:t>
       </w:r>
     </w:p>
     <w:p>
-      <w:pPr>
-        <w:spacing w:before="40" w:after="80"/>
-      </w:pPr>
       <w:r>
         <w:rPr>
-          <w:sz w:val="21"/>
+          <w:rFonts w:ascii="Calibri" w:hAnsi="Calibri"/>
+          <w:b/>
+          <w:color w:val="111111"/>
+          <w:sz w:val="22"/>
         </w:rPr>
-        <w:t>**Story C-1:** *As a Student, I want to write code in the browser and receive fast, tiered feedback on correctness, style, edge cases, and optimization.*</w:t>
+        <w:t>Story C-1:</w:t>
+      </w:r>
+      <w:r>
+        <w:rPr>
+          <w:rFonts w:ascii="Calibri" w:hAnsi="Calibri"/>
+          <w:b w:val="0"/>
+          <w:color w:val="111111"/>
+          <w:sz w:val="22"/>
+        </w:rPr>
+        <w:t xml:space="preserve"> </w:t>
+      </w:r>
+      <w:r>
+        <w:rPr>
+          <w:rFonts w:ascii="Calibri" w:hAnsi="Calibri"/>
+          <w:i/>
+          <w:color w:val="111111"/>
+          <w:sz w:val="22"/>
+        </w:rPr>
+        <w:t>As a Student, I want to write code in the browser and receive fast, tiered feedback on correctness, style, edge cases, and optimization.</w:t>
       </w:r>
     </w:p>
     <w:p>
       <w:pPr>
-        <w:spacing w:before="120" w:after="120"/>
+        <w:ind w:left="432"/>
       </w:pPr>
       <w:r>
         <w:rPr>
           <w:rFonts w:ascii="Consolas" w:hAnsi="Consolas"/>
-          <w:color w:val="1E293B"/>
+          <w:color w:val="222222"/>
           <w:sz w:val="19"/>
         </w:rPr>
         <w:t>Feature: Code evaluation and automated feedback</w:t>
@@ -6324,36 +6001,55 @@
     </w:p>
     <w:p>
       <w:pPr>
-        <w:spacing w:before="200" w:after="60"/>
+        <w:pStyle w:val="Heading2"/>
       </w:pPr>
       <w:r>
         <w:rPr>
+          <w:rFonts w:ascii="Calibri" w:hAnsi="Calibri"/>
           <w:b/>
-          <w:color w:val="2563EB"/>
-          <w:sz w:val="26"/>
+          <w:color w:val="000000"/>
+          <w:sz w:val="25"/>
         </w:rPr>
         <w:t>5.4 Authentication &amp; RBAC</w:t>
       </w:r>
     </w:p>
     <w:p>
-      <w:pPr>
-        <w:spacing w:before="40" w:after="80"/>
-      </w:pPr>
       <w:r>
         <w:rPr>
-          <w:sz w:val="21"/>
+          <w:rFonts w:ascii="Calibri" w:hAnsi="Calibri"/>
+          <w:b/>
+          <w:color w:val="111111"/>
+          <w:sz w:val="22"/>
         </w:rPr>
-        <w:t>**Story S-1:** *As an Admin, I want admin routes protected by JWT + RBAC, so student tokens can never reach admin data.*</w:t>
+        <w:t>Story S-1:</w:t>
+      </w:r>
+      <w:r>
+        <w:rPr>
+          <w:rFonts w:ascii="Calibri" w:hAnsi="Calibri"/>
+          <w:b w:val="0"/>
+          <w:color w:val="111111"/>
+          <w:sz w:val="22"/>
+        </w:rPr>
+        <w:t xml:space="preserve"> </w:t>
+      </w:r>
+      <w:r>
+        <w:rPr>
+          <w:rFonts w:ascii="Calibri" w:hAnsi="Calibri"/>
+          <w:i/>
+          <w:color w:val="111111"/>
+          <w:sz w:val="22"/>
+        </w:rPr>
+        <w:t>As an Admin, I want admin routes protected by JWT + RBAC, so student tokens can never reach admin data.</w:t>
       </w:r>
     </w:p>
     <w:p>
       <w:pPr>
-        <w:spacing w:before="120" w:after="120"/>
+        <w:ind w:left="432"/>
       </w:pPr>
       <w:r>
         <w:rPr>
           <w:rFonts w:ascii="Consolas" w:hAnsi="Consolas"/>
-          <w:color w:val="1E293B"/>
+          <w:color w:val="222222"/>
           <w:sz w:val="19"/>
         </w:rPr>
         <w:t>Feature: Role-based access control</w:t>
@@ -6405,36 +6101,55 @@
     </w:p>
     <w:p>
       <w:pPr>
-        <w:spacing w:before="200" w:after="60"/>
+        <w:pStyle w:val="Heading2"/>
       </w:pPr>
       <w:r>
         <w:rPr>
+          <w:rFonts w:ascii="Calibri" w:hAnsi="Calibri"/>
           <w:b/>
-          <w:color w:val="2563EB"/>
-          <w:sz w:val="26"/>
+          <w:color w:val="000000"/>
+          <w:sz w:val="25"/>
         </w:rPr>
         <w:t>5.5 AI Mentor Chatbot</w:t>
       </w:r>
     </w:p>
     <w:p>
-      <w:pPr>
-        <w:spacing w:before="40" w:after="80"/>
-      </w:pPr>
       <w:r>
         <w:rPr>
-          <w:sz w:val="21"/>
+          <w:rFonts w:ascii="Calibri" w:hAnsi="Calibri"/>
+          <w:b/>
+          <w:color w:val="111111"/>
+          <w:sz w:val="22"/>
         </w:rPr>
-        <w:t>**Story CB-1:** *As a Student, I want to ask my AI mentor anything across all domains and keep a private conversation history.*</w:t>
+        <w:t>Story CB-1:</w:t>
+      </w:r>
+      <w:r>
+        <w:rPr>
+          <w:rFonts w:ascii="Calibri" w:hAnsi="Calibri"/>
+          <w:b w:val="0"/>
+          <w:color w:val="111111"/>
+          <w:sz w:val="22"/>
+        </w:rPr>
+        <w:t xml:space="preserve"> </w:t>
+      </w:r>
+      <w:r>
+        <w:rPr>
+          <w:rFonts w:ascii="Calibri" w:hAnsi="Calibri"/>
+          <w:i/>
+          <w:color w:val="111111"/>
+          <w:sz w:val="22"/>
+        </w:rPr>
+        <w:t>As a Student, I want to ask my AI mentor anything across all domains and keep a private conversation history.</w:t>
       </w:r>
     </w:p>
     <w:p>
       <w:pPr>
-        <w:spacing w:before="120" w:after="120"/>
+        <w:ind w:left="432"/>
       </w:pPr>
       <w:r>
         <w:rPr>
           <w:rFonts w:ascii="Consolas" w:hAnsi="Consolas"/>
-          <w:color w:val="1E293B"/>
+          <w:color w:val="222222"/>
           <w:sz w:val="19"/>
         </w:rPr>
         <w:t>Feature: General AI mentor chatbot</w:t>
@@ -6477,36 +6192,55 @@
     </w:p>
     <w:p>
       <w:pPr>
-        <w:spacing w:before="200" w:after="60"/>
+        <w:pStyle w:val="Heading2"/>
       </w:pPr>
       <w:r>
         <w:rPr>
+          <w:rFonts w:ascii="Calibri" w:hAnsi="Calibri"/>
           <w:b/>
-          <w:color w:val="2563EB"/>
-          <w:sz w:val="26"/>
+          <w:color w:val="000000"/>
+          <w:sz w:val="25"/>
         </w:rPr>
         <w:t>5.6 Subscription &amp; Premium (Memory Twin™)</w:t>
       </w:r>
     </w:p>
     <w:p>
-      <w:pPr>
-        <w:spacing w:before="40" w:after="80"/>
-      </w:pPr>
       <w:r>
         <w:rPr>
-          <w:sz w:val="21"/>
+          <w:rFonts w:ascii="Calibri" w:hAnsi="Calibri"/>
+          <w:b/>
+          <w:color w:val="111111"/>
+          <w:sz w:val="22"/>
         </w:rPr>
-        <w:t>**Story PM-1:** *As a Student, I can preview premium innovation features free, then subscribe to unlock the Memory Twin and full Struggle DNA.*</w:t>
+        <w:t>Story PM-1:</w:t>
+      </w:r>
+      <w:r>
+        <w:rPr>
+          <w:rFonts w:ascii="Calibri" w:hAnsi="Calibri"/>
+          <w:b w:val="0"/>
+          <w:color w:val="111111"/>
+          <w:sz w:val="22"/>
+        </w:rPr>
+        <w:t xml:space="preserve"> </w:t>
+      </w:r>
+      <w:r>
+        <w:rPr>
+          <w:rFonts w:ascii="Calibri" w:hAnsi="Calibri"/>
+          <w:i/>
+          <w:color w:val="111111"/>
+          <w:sz w:val="22"/>
+        </w:rPr>
+        <w:t>As a Student, I can preview premium innovation features free, then subscribe to unlock the Memory Twin and full Struggle DNA.</w:t>
       </w:r>
     </w:p>
     <w:p>
       <w:pPr>
-        <w:spacing w:before="120" w:after="120"/>
+        <w:ind w:left="432"/>
       </w:pPr>
       <w:r>
         <w:rPr>
           <w:rFonts w:ascii="Consolas" w:hAnsi="Consolas"/>
-          <w:color w:val="1E293B"/>
+          <w:color w:val="222222"/>
           <w:sz w:val="19"/>
         </w:rPr>
         <w:t>Feature: Premium subscription gating</w:t>
@@ -6558,47 +6292,143 @@
     </w:p>
     <w:p>
       <w:pPr>
-        <w:spacing w:before="240" w:after="80"/>
+        <w:pStyle w:val="Heading2"/>
       </w:pPr>
       <w:r>
         <w:rPr>
+          <w:rFonts w:ascii="Calibri" w:hAnsi="Calibri"/>
           <w:b/>
-          <w:color w:val="1E3A8A"/>
-          <w:sz w:val="32"/>
+          <w:color w:val="000000"/>
+          <w:sz w:val="25"/>
+        </w:rPr>
+        <w:t>5.7 Career Readiness Stack™</w:t>
+      </w:r>
+    </w:p>
+    <w:p>
+      <w:r>
+        <w:rPr>
+          <w:rFonts w:ascii="Calibri" w:hAnsi="Calibri"/>
+          <w:b/>
+          <w:color w:val="111111"/>
+          <w:sz w:val="22"/>
+        </w:rPr>
+        <w:t>Story CR-1:</w:t>
+      </w:r>
+      <w:r>
+        <w:rPr>
+          <w:rFonts w:ascii="Calibri" w:hAnsi="Calibri"/>
+          <w:b w:val="0"/>
+          <w:color w:val="111111"/>
+          <w:sz w:val="22"/>
+        </w:rPr>
+        <w:t xml:space="preserve"> </w:t>
+      </w:r>
+      <w:r>
+        <w:rPr>
+          <w:rFonts w:ascii="Calibri" w:hAnsi="Calibri"/>
+          <w:i/>
+          <w:color w:val="111111"/>
+          <w:sz w:val="22"/>
+        </w:rPr>
+        <w:t>As a Student, I want to turn a job description into a fit score, a targeted plan, a rehearsal, and a tracked response rate — not just a one-off gap list.</w:t>
+      </w:r>
+    </w:p>
+    <w:p>
+      <w:pPr>
+        <w:ind w:left="432"/>
+      </w:pPr>
+      <w:r>
+        <w:rPr>
+          <w:rFonts w:ascii="Consolas" w:hAnsi="Consolas"/>
+          <w:color w:val="222222"/>
+          <w:sz w:val="19"/>
+        </w:rPr>
+        <w:t>Feature: Career Readiness Stack</w:t>
+        <w:br/>
+        <w:br/>
+        <w:t xml:space="preserve">  Scenario: Autopilot scores a pasted job description against verified evidence</w:t>
+        <w:br/>
+        <w:t xml:space="preserve">    Given a premium student pastes a job description with must-have and nice-to-have skills</w:t>
+        <w:br/>
+        <w:t xml:space="preserve">    When the system analyzes it against the student's Capability Matrix</w:t>
+        <w:br/>
+        <w:t xml:space="preserve">    Then a weighted fit percentage is returned, broken down by primary, secondary, technical, and soft</w:t>
+        <w:br/>
+        <w:t xml:space="preserve">    And an unmeasured skill contributes partial credit rather than zero</w:t>
+        <w:br/>
+        <w:t xml:space="preserve">    And a Recruiter Lens names the single worst must-have as the screen-out risk</w:t>
+        <w:br/>
+        <w:br/>
+        <w:t xml:space="preserve">  Scenario: The Assessment Generator probes the named gaps, not general knowledge</w:t>
+        <w:br/>
+        <w:t xml:space="preserve">    Given a premium student has a stored gap report with at least one gap skill</w:t>
+        <w:br/>
+        <w:t xml:space="preserve">    When the student requests an assessment</w:t>
+        <w:br/>
+        <w:t xml:space="preserve">    Then each returned item targets exactly one weak requirement from the report</w:t>
+        <w:br/>
+        <w:t xml:space="preserve">    And a suite that collapses below the schema minimum falls back to the curated bank</w:t>
+        <w:br/>
+        <w:br/>
+        <w:t xml:space="preserve">  Scenario: The Interview Rehearsal Studio is free and attacks the same gaps</w:t>
+        <w:br/>
+        <w:t xml:space="preserve">    Given any authenticated student, premium or free</w:t>
+        <w:br/>
+        <w:t xml:space="preserve">    When the student builds a rehearsal script</w:t>
+        <w:br/>
+        <w:t xml:space="preserve">    Then the technical round contains one question per weak technical requirement when a gap report exists</w:t>
+        <w:br/>
+        <w:t xml:space="preserve">    And self-scoring the rehearsal returns a deterministic verdict and a focus round only when it is actually weak</w:t>
+        <w:br/>
+        <w:br/>
+        <w:t xml:space="preserve">  Scenario: The Application Pipeline reports an honest response rate</w:t>
+        <w:br/>
+        <w:t xml:space="preserve">    Given a student has three applications: one saved, one applied, one in screening</w:t>
+        <w:br/>
+        <w:t xml:space="preserve">    When the student requests their pipeline stats</w:t>
+        <w:br/>
+        <w:t xml:space="preserve">    Then the response rate is computed over the two submitted applications, excluding the saved one</w:t>
+        <w:br/>
+        <w:t xml:space="preserve">    And the request succeeds whether the student is free or premium</w:t>
+      </w:r>
+    </w:p>
+    <w:p>
+      <w:pPr>
+        <w:pStyle w:val="Heading1"/>
+      </w:pPr>
+      <w:r>
+        <w:rPr>
+          <w:rFonts w:ascii="Calibri" w:hAnsi="Calibri"/>
+          <w:b/>
+          <w:color w:val="000000"/>
+          <w:sz w:val="30"/>
         </w:rPr>
         <w:t>6. Technical Foundation (Summary)</w:t>
       </w:r>
     </w:p>
     <w:tbl>
       <w:tblPr>
+        <w:tblStyle w:val="TableGrid"/>
         <w:tblW w:type="auto" w:w="0"/>
-        <w:jc w:val="center"/>
         <w:tblLook w:firstColumn="1" w:firstRow="1" w:lastColumn="0" w:lastRow="0" w:noHBand="0" w:noVBand="1" w:val="04A0"/>
       </w:tblPr>
       <w:tblGrid>
-        <w:gridCol w:w="4968"/>
-        <w:gridCol w:w="4968"/>
+        <w:gridCol w:w="4320"/>
+        <w:gridCol w:w="4320"/>
       </w:tblGrid>
       <w:tr>
         <w:tc>
           <w:tcPr>
-            <w:tcW w:type="dxa" w:w="4968"/>
-            <w:tcMar>
-              <w:top w:w="120" w:type="dxa"/>
-              <w:bottom w:w="120" w:type="dxa"/>
-              <w:left w:w="180" w:type="dxa"/>
-              <w:right w:w="180" w:type="dxa"/>
-            </w:tcMar>
-            <w:shd w:fill="0F172A"/>
+            <w:tcW w:type="dxa" w:w="4320"/>
+            <w:shd w:val="clear" w:fill="E7E6E6"/>
           </w:tcPr>
           <w:p>
-            <w:pPr>
-              <w:spacing w:before="40" w:after="40"/>
-            </w:pPr>
+            <w:r/>
             <w:r>
               <w:rPr>
+                <w:rFonts w:ascii="Calibri" w:hAnsi="Calibri"/>
                 <w:b/>
-                <w:color w:val="F8FAFC"/>
+                <w:color w:val="111111"/>
                 <w:sz w:val="20"/>
               </w:rPr>
               <w:t>Layer</w:t>
@@ -6607,23 +6437,16 @@
         </w:tc>
         <w:tc>
           <w:tcPr>
-            <w:tcW w:type="dxa" w:w="4968"/>
-            <w:tcMar>
-              <w:top w:w="120" w:type="dxa"/>
-              <w:bottom w:w="120" w:type="dxa"/>
-              <w:left w:w="180" w:type="dxa"/>
-              <w:right w:w="180" w:type="dxa"/>
-            </w:tcMar>
-            <w:shd w:fill="0F172A"/>
+            <w:tcW w:type="dxa" w:w="4320"/>
+            <w:shd w:val="clear" w:fill="E7E6E6"/>
           </w:tcPr>
           <w:p>
-            <w:pPr>
-              <w:spacing w:before="40" w:after="40"/>
-            </w:pPr>
+            <w:r/>
             <w:r>
               <w:rPr>
+                <w:rFonts w:ascii="Calibri" w:hAnsi="Calibri"/>
                 <w:b/>
-                <w:color w:val="F8FAFC"/>
+                <w:color w:val="111111"/>
                 <w:sz w:val="20"/>
               </w:rPr>
               <w:t>Decision</w:t>
@@ -6634,47 +6457,33 @@
       <w:tr>
         <w:tc>
           <w:tcPr>
-            <w:tcW w:type="dxa" w:w="4968"/>
-            <w:tcMar>
-              <w:top w:w="120" w:type="dxa"/>
-              <w:bottom w:w="120" w:type="dxa"/>
-              <w:left w:w="180" w:type="dxa"/>
-              <w:right w:w="180" w:type="dxa"/>
-            </w:tcMar>
-            <w:shd w:fill="F8FAFC"/>
+            <w:tcW w:type="dxa" w:w="4320"/>
           </w:tcPr>
           <w:p>
-            <w:pPr>
-              <w:spacing w:before="40" w:after="40"/>
-            </w:pPr>
+            <w:r/>
             <w:r>
               <w:rPr>
-                <w:color w:val="1E293B"/>
-                <w:sz w:val="19"/>
+                <w:rFonts w:ascii="Calibri" w:hAnsi="Calibri"/>
+                <w:b/>
+                <w:color w:val="111111"/>
+                <w:sz w:val="20"/>
               </w:rPr>
-              <w:t>**Stack**</w:t>
+              <w:t>Stack</w:t>
             </w:r>
           </w:p>
         </w:tc>
         <w:tc>
           <w:tcPr>
-            <w:tcW w:type="dxa" w:w="4968"/>
-            <w:tcMar>
-              <w:top w:w="120" w:type="dxa"/>
-              <w:bottom w:w="120" w:type="dxa"/>
-              <w:left w:w="180" w:type="dxa"/>
-              <w:right w:w="180" w:type="dxa"/>
-            </w:tcMar>
-            <w:shd w:fill="F8FAFC"/>
+            <w:tcW w:type="dxa" w:w="4320"/>
           </w:tcPr>
           <w:p>
-            <w:pPr>
-              <w:spacing w:before="40" w:after="40"/>
-            </w:pPr>
+            <w:r/>
             <w:r>
               <w:rPr>
-                <w:color w:val="1E293B"/>
-                <w:sz w:val="19"/>
+                <w:rFonts w:ascii="Calibri" w:hAnsi="Calibri"/>
+                <w:b w:val="0"/>
+                <w:color w:val="111111"/>
+                <w:sz w:val="20"/>
               </w:rPr>
               <w:t>MERN — MongoDB, Express.js, React.js, Node.js</w:t>
             </w:r>
@@ -6684,49 +6493,52 @@
       <w:tr>
         <w:tc>
           <w:tcPr>
-            <w:tcW w:type="dxa" w:w="4968"/>
-            <w:tcMar>
-              <w:top w:w="120" w:type="dxa"/>
-              <w:bottom w:w="120" w:type="dxa"/>
-              <w:left w:w="180" w:type="dxa"/>
-              <w:right w:w="180" w:type="dxa"/>
-            </w:tcMar>
-            <w:shd w:fill="FFFFFF"/>
+            <w:tcW w:type="dxa" w:w="4320"/>
           </w:tcPr>
           <w:p>
-            <w:pPr>
-              <w:spacing w:before="40" w:after="40"/>
-            </w:pPr>
+            <w:r/>
             <w:r>
               <w:rPr>
-                <w:color w:val="1E293B"/>
-                <w:sz w:val="19"/>
+                <w:rFonts w:ascii="Calibri" w:hAnsi="Calibri"/>
+                <w:b/>
+                <w:color w:val="111111"/>
+                <w:sz w:val="20"/>
               </w:rPr>
-              <w:t>**Architecture**</w:t>
+              <w:t>Architecture</w:t>
             </w:r>
           </w:p>
         </w:tc>
         <w:tc>
           <w:tcPr>
-            <w:tcW w:type="dxa" w:w="4968"/>
-            <w:tcMar>
-              <w:top w:w="120" w:type="dxa"/>
-              <w:bottom w:w="120" w:type="dxa"/>
-              <w:left w:w="180" w:type="dxa"/>
-              <w:right w:w="180" w:type="dxa"/>
-            </w:tcMar>
-            <w:shd w:fill="FFFFFF"/>
+            <w:tcW w:type="dxa" w:w="4320"/>
           </w:tcPr>
           <w:p>
-            <w:pPr>
-              <w:spacing w:before="40" w:after="40"/>
-            </w:pPr>
+            <w:r/>
             <w:r>
               <w:rPr>
-                <w:color w:val="1E293B"/>
-                <w:sz w:val="19"/>
+                <w:rFonts w:ascii="Calibri" w:hAnsi="Calibri"/>
+                <w:b w:val="0"/>
+                <w:color w:val="111111"/>
+                <w:sz w:val="20"/>
               </w:rPr>
-              <w:t>Strict MVC with a dedicated `/services` layer; AI orchestration decoupled from standard web traffic</w:t>
+              <w:t xml:space="preserve">Strict MVC with a dedicated </w:t>
+            </w:r>
+            <w:r>
+              <w:rPr>
+                <w:rFonts w:ascii="Consolas" w:hAnsi="Consolas"/>
+                <w:color w:val="333333"/>
+                <w:sz w:val="18"/>
+              </w:rPr>
+              <w:t>/services</w:t>
+            </w:r>
+            <w:r>
+              <w:rPr>
+                <w:rFonts w:ascii="Calibri" w:hAnsi="Calibri"/>
+                <w:b w:val="0"/>
+                <w:color w:val="111111"/>
+                <w:sz w:val="20"/>
+              </w:rPr>
+              <w:t xml:space="preserve"> layer; AI orchestration decoupled from standard web traffic</w:t>
             </w:r>
           </w:p>
         </w:tc>
@@ -6734,49 +6546,52 @@
       <w:tr>
         <w:tc>
           <w:tcPr>
-            <w:tcW w:type="dxa" w:w="4968"/>
-            <w:tcMar>
-              <w:top w:w="120" w:type="dxa"/>
-              <w:bottom w:w="120" w:type="dxa"/>
-              <w:left w:w="180" w:type="dxa"/>
-              <w:right w:w="180" w:type="dxa"/>
-            </w:tcMar>
-            <w:shd w:fill="F8FAFC"/>
+            <w:tcW w:type="dxa" w:w="4320"/>
           </w:tcPr>
           <w:p>
-            <w:pPr>
-              <w:spacing w:before="40" w:after="40"/>
-            </w:pPr>
+            <w:r/>
             <w:r>
               <w:rPr>
-                <w:color w:val="1E293B"/>
-                <w:sz w:val="19"/>
+                <w:rFonts w:ascii="Calibri" w:hAnsi="Calibri"/>
+                <w:b/>
+                <w:color w:val="111111"/>
+                <w:sz w:val="20"/>
               </w:rPr>
-              <w:t>**AI Engine**</w:t>
+              <w:t>AI Engine</w:t>
             </w:r>
           </w:p>
         </w:tc>
         <w:tc>
           <w:tcPr>
-            <w:tcW w:type="dxa" w:w="4968"/>
-            <w:tcMar>
-              <w:top w:w="120" w:type="dxa"/>
-              <w:bottom w:w="120" w:type="dxa"/>
-              <w:left w:w="180" w:type="dxa"/>
-              <w:right w:w="180" w:type="dxa"/>
-            </w:tcMar>
-            <w:shd w:fill="F8FAFC"/>
+            <w:tcW w:type="dxa" w:w="4320"/>
           </w:tcPr>
           <w:p>
-            <w:pPr>
-              <w:spacing w:before="40" w:after="40"/>
-            </w:pPr>
+            <w:r/>
             <w:r>
               <w:rPr>
-                <w:color w:val="1E293B"/>
-                <w:sz w:val="19"/>
+                <w:rFonts w:ascii="Calibri" w:hAnsi="Calibri"/>
+                <w:b w:val="0"/>
+                <w:color w:val="111111"/>
+                <w:sz w:val="20"/>
               </w:rPr>
-              <w:t>Official `@google/genai` SDK; Gemini 2.5 / 3.7 Flash models</w:t>
+              <w:t xml:space="preserve">Official </w:t>
+            </w:r>
+            <w:r>
+              <w:rPr>
+                <w:rFonts w:ascii="Consolas" w:hAnsi="Consolas"/>
+                <w:color w:val="333333"/>
+                <w:sz w:val="18"/>
+              </w:rPr>
+              <w:t>@google/genai</w:t>
+            </w:r>
+            <w:r>
+              <w:rPr>
+                <w:rFonts w:ascii="Calibri" w:hAnsi="Calibri"/>
+                <w:b w:val="0"/>
+                <w:color w:val="111111"/>
+                <w:sz w:val="20"/>
+              </w:rPr>
+              <w:t xml:space="preserve"> SDK; Gemini 2.5 / 3.7 Flash models</w:t>
             </w:r>
           </w:p>
         </w:tc>
@@ -6784,47 +6599,33 @@
       <w:tr>
         <w:tc>
           <w:tcPr>
-            <w:tcW w:type="dxa" w:w="4968"/>
-            <w:tcMar>
-              <w:top w:w="120" w:type="dxa"/>
-              <w:bottom w:w="120" w:type="dxa"/>
-              <w:left w:w="180" w:type="dxa"/>
-              <w:right w:w="180" w:type="dxa"/>
-            </w:tcMar>
-            <w:shd w:fill="FFFFFF"/>
+            <w:tcW w:type="dxa" w:w="4320"/>
           </w:tcPr>
           <w:p>
-            <w:pPr>
-              <w:spacing w:before="40" w:after="40"/>
-            </w:pPr>
+            <w:r/>
             <w:r>
               <w:rPr>
-                <w:color w:val="1E293B"/>
-                <w:sz w:val="19"/>
+                <w:rFonts w:ascii="Calibri" w:hAnsi="Calibri"/>
+                <w:b/>
+                <w:color w:val="111111"/>
+                <w:sz w:val="20"/>
               </w:rPr>
-              <w:t>**AI Integration**</w:t>
+              <w:t>AI Integration</w:t>
             </w:r>
           </w:p>
         </w:tc>
         <w:tc>
           <w:tcPr>
-            <w:tcW w:type="dxa" w:w="4968"/>
-            <w:tcMar>
-              <w:top w:w="120" w:type="dxa"/>
-              <w:bottom w:w="120" w:type="dxa"/>
-              <w:left w:w="180" w:type="dxa"/>
-              <w:right w:w="180" w:type="dxa"/>
-            </w:tcMar>
-            <w:shd w:fill="FFFFFF"/>
+            <w:tcW w:type="dxa" w:w="4320"/>
           </w:tcPr>
           <w:p>
-            <w:pPr>
-              <w:spacing w:before="40" w:after="40"/>
-            </w:pPr>
+            <w:r/>
             <w:r>
               <w:rPr>
-                <w:color w:val="1E293B"/>
-                <w:sz w:val="19"/>
+                <w:rFonts w:ascii="Calibri" w:hAnsi="Calibri"/>
+                <w:b w:val="0"/>
+                <w:color w:val="111111"/>
+                <w:sz w:val="20"/>
               </w:rPr>
               <w:t>JSON Structured Outputs so grading &amp; feedback persist directly into MongoDB</w:t>
             </w:r>
@@ -6834,49 +6635,43 @@
       <w:tr>
         <w:tc>
           <w:tcPr>
-            <w:tcW w:type="dxa" w:w="4968"/>
-            <w:tcMar>
-              <w:top w:w="120" w:type="dxa"/>
-              <w:bottom w:w="120" w:type="dxa"/>
-              <w:left w:w="180" w:type="dxa"/>
-              <w:right w:w="180" w:type="dxa"/>
-            </w:tcMar>
-            <w:shd w:fill="F8FAFC"/>
+            <w:tcW w:type="dxa" w:w="4320"/>
           </w:tcPr>
           <w:p>
-            <w:pPr>
-              <w:spacing w:before="40" w:after="40"/>
-            </w:pPr>
+            <w:r/>
             <w:r>
               <w:rPr>
-                <w:color w:val="1E293B"/>
-                <w:sz w:val="19"/>
+                <w:rFonts w:ascii="Calibri" w:hAnsi="Calibri"/>
+                <w:b/>
+                <w:color w:val="111111"/>
+                <w:sz w:val="20"/>
               </w:rPr>
-              <w:t>**Security**</w:t>
+              <w:t>Security</w:t>
             </w:r>
           </w:p>
         </w:tc>
         <w:tc>
           <w:tcPr>
-            <w:tcW w:type="dxa" w:w="4968"/>
-            <w:tcMar>
-              <w:top w:w="120" w:type="dxa"/>
-              <w:bottom w:w="120" w:type="dxa"/>
-              <w:left w:w="180" w:type="dxa"/>
-              <w:right w:w="180" w:type="dxa"/>
-            </w:tcMar>
-            <w:shd w:fill="F8FAFC"/>
+            <w:tcW w:type="dxa" w:w="4320"/>
           </w:tcPr>
           <w:p>
-            <w:pPr>
-              <w:spacing w:before="40" w:after="40"/>
-            </w:pPr>
+            <w:r/>
             <w:r>
               <w:rPr>
-                <w:color w:val="1E293B"/>
-                <w:sz w:val="19"/>
+                <w:rFonts w:ascii="Calibri" w:hAnsi="Calibri"/>
+                <w:b w:val="0"/>
+                <w:color w:val="111111"/>
+                <w:sz w:val="20"/>
               </w:rPr>
-              <w:t>Issuer-bound JWT + RBAC + plan gating; helmet CSP, rate limiting &amp; CORS centralized in `config/security.ts`</w:t>
+              <w:t xml:space="preserve">Issuer-bound JWT + RBAC + plan gating; helmet CSP, rate limiting &amp; CORS centralized in </w:t>
+            </w:r>
+            <w:r>
+              <w:rPr>
+                <w:rFonts w:ascii="Consolas" w:hAnsi="Consolas"/>
+                <w:color w:val="333333"/>
+                <w:sz w:val="18"/>
+              </w:rPr>
+              <w:t>config/security.ts</w:t>
             </w:r>
           </w:p>
         </w:tc>
@@ -6884,19 +6679,19 @@
     </w:tbl>
     <w:p/>
     <w:p>
-      <w:pPr>
-        <w:spacing w:before="40" w:after="80"/>
-      </w:pPr>
       <w:r>
         <w:rPr>
-          <w:sz w:val="21"/>
+          <w:rFonts w:ascii="Calibri" w:hAnsi="Calibri"/>
+          <w:i/>
+          <w:color w:val="111111"/>
+          <w:sz w:val="22"/>
         </w:rPr>
-        <w:t>*End of Document — 01_PRD.md*</w:t>
+        <w:t>End of Document — 01_PRD.md</w:t>
       </w:r>
     </w:p>
     <w:sectPr>
       <w:pgSz w:w="12240" w:h="15840"/>
-      <w:pgMar w:top="1152" w:right="1152" w:bottom="1152" w:left="1152" w:header="720" w:footer="720" w:gutter="0"/>
+      <w:pgMar w:top="1440" w:right="1800" w:bottom="1440" w:left="1800" w:header="720" w:footer="720" w:gutter="0"/>
       <w:cols w:space="720"/>
       <w:docGrid w:linePitch="360"/>
     </w:sectPr>
@@ -7269,7 +7064,6 @@
     <w:rsid w:val="00FC693F"/>
     <w:rPr>
       <w:rFonts w:ascii="Calibri" w:hAnsi="Calibri"/>
-      <w:color w:val="334155"/>
       <w:sz w:val="22"/>
     </w:rPr>
   </w:style>
